--- a/CÔNG TY TNHH XNK THỰC PHẨM SONG DƯƠNG/SongDuong_ThayDoiThanhVien/SongDuong_NghiQuyetHDTV.docx
+++ b/CÔNG TY TNHH XNK THỰC PHẨM SONG DƯƠNG/SongDuong_ThayDoiThanhVien/SongDuong_NghiQuyetHDTV.docx
@@ -4059,25 +4059,32 @@
     </w:p>
     <w:tbl>
       <w:tblPr>
-        <w:tblStyle w:val="TableGrid1"/>
-        <w:tblW w:w="0" w:type="auto"/>
+        <w:tblStyle w:val="TableGrid2"/>
+        <w:tblW w:w="5000" w:type="pct"/>
         <w:jc w:val="center"/>
         <w:tblLook w:val="04A0" w:firstRow="1" w:lastRow="0" w:firstColumn="1" w:lastColumn="0" w:noHBand="0" w:noVBand="1"/>
       </w:tblPr>
       <w:tblGrid>
-        <w:gridCol w:w="708"/>
-        <w:gridCol w:w="5424"/>
-        <w:gridCol w:w="1309"/>
-        <w:gridCol w:w="1575"/>
+        <w:gridCol w:w="576"/>
+        <w:gridCol w:w="748"/>
+        <w:gridCol w:w="6375"/>
+        <w:gridCol w:w="1317"/>
       </w:tblGrid>
       <w:tr>
         <w:trPr>
+          <w:tblHeader/>
           <w:jc w:val="center"/>
         </w:trPr>
         <w:tc>
           <w:tcPr>
-            <w:tcW w:w="0" w:type="auto"/>
+            <w:tcW w:w="277" w:type="pct"/>
             <w:shd w:val="clear" w:color="auto" w:fill="D9EAF7"/>
+            <w:tcMar>
+              <w:top w:w="80" w:type="dxa"/>
+              <w:left w:w="80" w:type="dxa"/>
+              <w:bottom w:w="80" w:type="dxa"/>
+              <w:right w:w="80" w:type="dxa"/>
+            </w:tcMar>
             <w:vAlign w:val="center"/>
           </w:tcPr>
           <w:p>
@@ -4087,25 +4094,28 @@
               <w:jc w:val="center"/>
               <w:rPr>
                 <w:rFonts w:ascii="Times New Roman" w:eastAsia="Times New Roman" w:hAnsi="Times New Roman" w:cs="Times New Roman"/>
-                <w:sz w:val="26"/>
-                <w:szCs w:val="26"/>
               </w:rPr>
             </w:pPr>
             <w:r>
               <w:rPr>
                 <w:rFonts w:ascii="Times New Roman" w:eastAsia="Times New Roman" w:hAnsi="Times New Roman" w:cs="Times New Roman"/>
                 <w:b/>
-                <w:sz w:val="26"/>
-                <w:szCs w:val="26"/>
-              </w:rPr>
+              </w:rPr>
+              <w:lastRenderedPageBreak/>
               <w:t>STT</w:t>
             </w:r>
           </w:p>
         </w:tc>
         <w:tc>
           <w:tcPr>
-            <w:tcW w:w="0" w:type="auto"/>
+            <w:tcW w:w="412" w:type="pct"/>
             <w:shd w:val="clear" w:color="auto" w:fill="D9EAF7"/>
+            <w:tcMar>
+              <w:top w:w="80" w:type="dxa"/>
+              <w:left w:w="80" w:type="dxa"/>
+              <w:bottom w:w="80" w:type="dxa"/>
+              <w:right w:w="80" w:type="dxa"/>
+            </w:tcMar>
             <w:vAlign w:val="center"/>
           </w:tcPr>
           <w:p>
@@ -4115,8 +4125,6 @@
               <w:jc w:val="center"/>
               <w:rPr>
                 <w:rFonts w:ascii="Times New Roman" w:eastAsia="Times New Roman" w:hAnsi="Times New Roman" w:cs="Times New Roman"/>
-                <w:sz w:val="26"/>
-                <w:szCs w:val="26"/>
               </w:rPr>
             </w:pPr>
             <w:proofErr w:type="spellStart"/>
@@ -4124,18 +4132,14 @@
               <w:rPr>
                 <w:rFonts w:ascii="Times New Roman" w:eastAsia="Times New Roman" w:hAnsi="Times New Roman" w:cs="Times New Roman"/>
                 <w:b/>
-                <w:sz w:val="26"/>
-                <w:szCs w:val="26"/>
-              </w:rPr>
-              <w:t>Tên</w:t>
+              </w:rPr>
+              <w:t>Mã</w:t>
             </w:r>
             <w:proofErr w:type="spellEnd"/>
             <w:r>
               <w:rPr>
                 <w:rFonts w:ascii="Times New Roman" w:eastAsia="Times New Roman" w:hAnsi="Times New Roman" w:cs="Times New Roman"/>
                 <w:b/>
-                <w:sz w:val="26"/>
-                <w:szCs w:val="26"/>
               </w:rPr>
               <w:t xml:space="preserve"> </w:t>
             </w:r>
@@ -4144,8 +4148,6 @@
               <w:rPr>
                 <w:rFonts w:ascii="Times New Roman" w:eastAsia="Times New Roman" w:hAnsi="Times New Roman" w:cs="Times New Roman"/>
                 <w:b/>
-                <w:sz w:val="26"/>
-                <w:szCs w:val="26"/>
               </w:rPr>
               <w:t>ngành</w:t>
             </w:r>
@@ -4154,8 +4156,14 @@
         </w:tc>
         <w:tc>
           <w:tcPr>
-            <w:tcW w:w="0" w:type="auto"/>
+            <w:tcW w:w="3558" w:type="pct"/>
             <w:shd w:val="clear" w:color="auto" w:fill="D9EAF7"/>
+            <w:tcMar>
+              <w:top w:w="80" w:type="dxa"/>
+              <w:left w:w="80" w:type="dxa"/>
+              <w:bottom w:w="80" w:type="dxa"/>
+              <w:right w:w="80" w:type="dxa"/>
+            </w:tcMar>
             <w:vAlign w:val="center"/>
           </w:tcPr>
           <w:p>
@@ -4165,8 +4173,6 @@
               <w:jc w:val="center"/>
               <w:rPr>
                 <w:rFonts w:ascii="Times New Roman" w:eastAsia="Times New Roman" w:hAnsi="Times New Roman" w:cs="Times New Roman"/>
-                <w:sz w:val="26"/>
-                <w:szCs w:val="26"/>
               </w:rPr>
             </w:pPr>
             <w:proofErr w:type="spellStart"/>
@@ -4174,18 +4180,14 @@
               <w:rPr>
                 <w:rFonts w:ascii="Times New Roman" w:eastAsia="Times New Roman" w:hAnsi="Times New Roman" w:cs="Times New Roman"/>
                 <w:b/>
-                <w:sz w:val="26"/>
-                <w:szCs w:val="26"/>
-              </w:rPr>
-              <w:t>Mã</w:t>
+              </w:rPr>
+              <w:t>Tên</w:t>
             </w:r>
             <w:proofErr w:type="spellEnd"/>
             <w:r>
               <w:rPr>
                 <w:rFonts w:ascii="Times New Roman" w:eastAsia="Times New Roman" w:hAnsi="Times New Roman" w:cs="Times New Roman"/>
                 <w:b/>
-                <w:sz w:val="26"/>
-                <w:szCs w:val="26"/>
               </w:rPr>
               <w:t xml:space="preserve"> </w:t>
             </w:r>
@@ -4194,8 +4196,6 @@
               <w:rPr>
                 <w:rFonts w:ascii="Times New Roman" w:eastAsia="Times New Roman" w:hAnsi="Times New Roman" w:cs="Times New Roman"/>
                 <w:b/>
-                <w:sz w:val="26"/>
-                <w:szCs w:val="26"/>
               </w:rPr>
               <w:t>ngành</w:t>
             </w:r>
@@ -4204,9 +4204,8 @@
         </w:tc>
         <w:tc>
           <w:tcPr>
-            <w:tcW w:w="0" w:type="auto"/>
+            <w:tcW w:w="753" w:type="pct"/>
             <w:shd w:val="clear" w:color="auto" w:fill="D9EAF7"/>
-            <w:vAlign w:val="center"/>
           </w:tcPr>
           <w:p>
             <w:pPr>
@@ -4215,8 +4214,7 @@
               <w:jc w:val="center"/>
               <w:rPr>
                 <w:rFonts w:ascii="Times New Roman" w:eastAsia="Times New Roman" w:hAnsi="Times New Roman" w:cs="Times New Roman"/>
-                <w:sz w:val="26"/>
-                <w:szCs w:val="26"/>
+                <w:b/>
               </w:rPr>
             </w:pPr>
             <w:proofErr w:type="spellStart"/>
@@ -4224,8 +4222,6 @@
               <w:rPr>
                 <w:rFonts w:ascii="Times New Roman" w:eastAsia="Times New Roman" w:hAnsi="Times New Roman" w:cs="Times New Roman"/>
                 <w:b/>
-                <w:sz w:val="26"/>
-                <w:szCs w:val="26"/>
               </w:rPr>
               <w:t>Ngành</w:t>
             </w:r>
@@ -4234,8 +4230,6 @@
               <w:rPr>
                 <w:rFonts w:ascii="Times New Roman" w:eastAsia="Times New Roman" w:hAnsi="Times New Roman" w:cs="Times New Roman"/>
                 <w:b/>
-                <w:sz w:val="26"/>
-                <w:szCs w:val="26"/>
               </w:rPr>
               <w:t xml:space="preserve"> </w:t>
             </w:r>
@@ -4244,8 +4238,6 @@
               <w:rPr>
                 <w:rFonts w:ascii="Times New Roman" w:eastAsia="Times New Roman" w:hAnsi="Times New Roman" w:cs="Times New Roman"/>
                 <w:b/>
-                <w:sz w:val="26"/>
-                <w:szCs w:val="26"/>
               </w:rPr>
               <w:t>chính</w:t>
             </w:r>
@@ -4259,7 +4251,13 @@
         </w:trPr>
         <w:tc>
           <w:tcPr>
-            <w:tcW w:w="0" w:type="auto"/>
+            <w:tcW w:w="277" w:type="pct"/>
+            <w:tcMar>
+              <w:top w:w="80" w:type="dxa"/>
+              <w:left w:w="80" w:type="dxa"/>
+              <w:bottom w:w="80" w:type="dxa"/>
+              <w:right w:w="80" w:type="dxa"/>
+            </w:tcMar>
             <w:vAlign w:val="center"/>
           </w:tcPr>
           <w:p>
@@ -4269,15 +4267,12 @@
               <w:jc w:val="center"/>
               <w:rPr>
                 <w:rFonts w:ascii="Times New Roman" w:eastAsia="Times New Roman" w:hAnsi="Times New Roman" w:cs="Times New Roman"/>
-                <w:sz w:val="26"/>
-                <w:szCs w:val="26"/>
               </w:rPr>
             </w:pPr>
             <w:r>
               <w:rPr>
                 <w:rFonts w:ascii="Times New Roman" w:eastAsia="Times New Roman" w:hAnsi="Times New Roman" w:cs="Times New Roman"/>
-                <w:sz w:val="26"/>
-                <w:szCs w:val="26"/>
+                <w:sz w:val="21"/>
               </w:rPr>
               <w:t>1</w:t>
             </w:r>
@@ -4285,142 +4280,13 @@
         </w:tc>
         <w:tc>
           <w:tcPr>
-            <w:tcW w:w="0" w:type="auto"/>
-            <w:vAlign w:val="center"/>
-          </w:tcPr>
-          <w:p>
-            <w:pPr>
-              <w:spacing w:after="0" w:line="240" w:lineRule="auto"/>
-              <w:ind w:left="0" w:right="0"/>
-              <w:rPr>
-                <w:rFonts w:ascii="Times New Roman" w:eastAsia="Times New Roman" w:hAnsi="Times New Roman" w:cs="Times New Roman"/>
-                <w:sz w:val="26"/>
-                <w:szCs w:val="26"/>
-              </w:rPr>
-            </w:pPr>
-            <w:proofErr w:type="spellStart"/>
-            <w:r>
-              <w:rPr>
-                <w:rFonts w:ascii="Times New Roman" w:eastAsia="Times New Roman" w:hAnsi="Times New Roman" w:cs="Times New Roman"/>
-                <w:sz w:val="26"/>
-                <w:szCs w:val="26"/>
-              </w:rPr>
-              <w:t>Sản</w:t>
-            </w:r>
-            <w:proofErr w:type="spellEnd"/>
-            <w:r>
-              <w:rPr>
-                <w:rFonts w:ascii="Times New Roman" w:eastAsia="Times New Roman" w:hAnsi="Times New Roman" w:cs="Times New Roman"/>
-                <w:sz w:val="26"/>
-                <w:szCs w:val="26"/>
-              </w:rPr>
-              <w:t xml:space="preserve"> </w:t>
-            </w:r>
-            <w:proofErr w:type="spellStart"/>
-            <w:r>
-              <w:rPr>
-                <w:rFonts w:ascii="Times New Roman" w:eastAsia="Times New Roman" w:hAnsi="Times New Roman" w:cs="Times New Roman"/>
-                <w:sz w:val="26"/>
-                <w:szCs w:val="26"/>
-              </w:rPr>
-              <w:t>xuất</w:t>
-            </w:r>
-            <w:proofErr w:type="spellEnd"/>
-            <w:r>
-              <w:rPr>
-                <w:rFonts w:ascii="Times New Roman" w:eastAsia="Times New Roman" w:hAnsi="Times New Roman" w:cs="Times New Roman"/>
-                <w:sz w:val="26"/>
-                <w:szCs w:val="26"/>
-              </w:rPr>
-              <w:t xml:space="preserve"> </w:t>
-            </w:r>
-            <w:proofErr w:type="spellStart"/>
-            <w:r>
-              <w:rPr>
-                <w:rFonts w:ascii="Times New Roman" w:eastAsia="Times New Roman" w:hAnsi="Times New Roman" w:cs="Times New Roman"/>
-                <w:sz w:val="26"/>
-                <w:szCs w:val="26"/>
-              </w:rPr>
-              <w:t>giường</w:t>
-            </w:r>
-            <w:proofErr w:type="spellEnd"/>
-            <w:r>
-              <w:rPr>
-                <w:rFonts w:ascii="Times New Roman" w:eastAsia="Times New Roman" w:hAnsi="Times New Roman" w:cs="Times New Roman"/>
-                <w:sz w:val="26"/>
-                <w:szCs w:val="26"/>
-              </w:rPr>
-              <w:t xml:space="preserve">, </w:t>
-            </w:r>
-            <w:proofErr w:type="spellStart"/>
-            <w:r>
-              <w:rPr>
-                <w:rFonts w:ascii="Times New Roman" w:eastAsia="Times New Roman" w:hAnsi="Times New Roman" w:cs="Times New Roman"/>
-                <w:sz w:val="26"/>
-                <w:szCs w:val="26"/>
-              </w:rPr>
-              <w:t>tủ</w:t>
-            </w:r>
-            <w:proofErr w:type="spellEnd"/>
-            <w:r>
-              <w:rPr>
-                <w:rFonts w:ascii="Times New Roman" w:eastAsia="Times New Roman" w:hAnsi="Times New Roman" w:cs="Times New Roman"/>
-                <w:sz w:val="26"/>
-                <w:szCs w:val="26"/>
-              </w:rPr>
-              <w:t xml:space="preserve">, </w:t>
-            </w:r>
-            <w:proofErr w:type="spellStart"/>
-            <w:r>
-              <w:rPr>
-                <w:rFonts w:ascii="Times New Roman" w:eastAsia="Times New Roman" w:hAnsi="Times New Roman" w:cs="Times New Roman"/>
-                <w:sz w:val="26"/>
-                <w:szCs w:val="26"/>
-              </w:rPr>
-              <w:t>bàn</w:t>
-            </w:r>
-            <w:proofErr w:type="spellEnd"/>
-            <w:r>
-              <w:rPr>
-                <w:rFonts w:ascii="Times New Roman" w:eastAsia="Times New Roman" w:hAnsi="Times New Roman" w:cs="Times New Roman"/>
-                <w:sz w:val="26"/>
-                <w:szCs w:val="26"/>
-              </w:rPr>
-              <w:t xml:space="preserve">, ghế </w:t>
-            </w:r>
-            <w:proofErr w:type="spellStart"/>
-            <w:r>
-              <w:rPr>
-                <w:rFonts w:ascii="Times New Roman" w:eastAsia="Times New Roman" w:hAnsi="Times New Roman" w:cs="Times New Roman"/>
-                <w:sz w:val="26"/>
-                <w:szCs w:val="26"/>
-              </w:rPr>
-              <w:t>bằng</w:t>
-            </w:r>
-            <w:proofErr w:type="spellEnd"/>
-            <w:r>
-              <w:rPr>
-                <w:rFonts w:ascii="Times New Roman" w:eastAsia="Times New Roman" w:hAnsi="Times New Roman" w:cs="Times New Roman"/>
-                <w:sz w:val="26"/>
-                <w:szCs w:val="26"/>
-              </w:rPr>
-              <w:t xml:space="preserve"> </w:t>
-            </w:r>
-            <w:proofErr w:type="spellStart"/>
-            <w:r>
-              <w:rPr>
-                <w:rFonts w:ascii="Times New Roman" w:eastAsia="Times New Roman" w:hAnsi="Times New Roman" w:cs="Times New Roman"/>
-                <w:sz w:val="26"/>
-                <w:szCs w:val="26"/>
-              </w:rPr>
-              <w:t>gỗ</w:t>
-            </w:r>
-            <w:proofErr w:type="spellEnd"/>
-          </w:p>
-        </w:tc>
-        <w:tc>
-          <w:tcPr>
-            <w:tcW w:w="0" w:type="auto"/>
+            <w:tcW w:w="412" w:type="pct"/>
+            <w:tcMar>
+              <w:top w:w="80" w:type="dxa"/>
+              <w:left w:w="80" w:type="dxa"/>
+              <w:bottom w:w="80" w:type="dxa"/>
+              <w:right w:w="80" w:type="dxa"/>
+            </w:tcMar>
             <w:vAlign w:val="center"/>
           </w:tcPr>
           <w:p>
@@ -4430,34 +4296,274 @@
               <w:jc w:val="center"/>
               <w:rPr>
                 <w:rFonts w:ascii="Times New Roman" w:eastAsia="Times New Roman" w:hAnsi="Times New Roman" w:cs="Times New Roman"/>
-                <w:sz w:val="26"/>
-                <w:szCs w:val="26"/>
               </w:rPr>
             </w:pPr>
             <w:r>
               <w:rPr>
                 <w:rFonts w:ascii="Times New Roman" w:eastAsia="Times New Roman" w:hAnsi="Times New Roman" w:cs="Times New Roman"/>
-                <w:sz w:val="26"/>
-                <w:szCs w:val="26"/>
-              </w:rPr>
-              <w:t>3101</w:t>
+                <w:b/>
+                <w:sz w:val="21"/>
+              </w:rPr>
+              <w:t>4620</w:t>
             </w:r>
           </w:p>
         </w:tc>
         <w:tc>
           <w:tcPr>
-            <w:tcW w:w="0" w:type="auto"/>
+            <w:tcW w:w="3558" w:type="pct"/>
+            <w:tcMar>
+              <w:top w:w="80" w:type="dxa"/>
+              <w:left w:w="80" w:type="dxa"/>
+              <w:bottom w:w="80" w:type="dxa"/>
+              <w:right w:w="80" w:type="dxa"/>
+            </w:tcMar>
             <w:vAlign w:val="center"/>
           </w:tcPr>
           <w:p>
             <w:pPr>
               <w:spacing w:after="0" w:line="240" w:lineRule="auto"/>
               <w:ind w:left="0" w:right="0"/>
-              <w:jc w:val="center"/>
-              <w:rPr>
-                <w:rFonts w:ascii="Times New Roman" w:eastAsia="Times New Roman" w:hAnsi="Times New Roman" w:cs="Times New Roman"/>
-                <w:sz w:val="26"/>
-                <w:szCs w:val="26"/>
+              <w:rPr>
+                <w:rFonts w:ascii="Times New Roman" w:eastAsia="Times New Roman" w:hAnsi="Times New Roman" w:cs="Times New Roman"/>
+              </w:rPr>
+            </w:pPr>
+            <w:r>
+              <w:rPr>
+                <w:rFonts w:ascii="Times New Roman" w:eastAsia="Times New Roman" w:hAnsi="Times New Roman" w:cs="Times New Roman"/>
+                <w:sz w:val="21"/>
+              </w:rPr>
+              <w:t xml:space="preserve">Bán </w:t>
+            </w:r>
+            <w:proofErr w:type="spellStart"/>
+            <w:r>
+              <w:rPr>
+                <w:rFonts w:ascii="Times New Roman" w:eastAsia="Times New Roman" w:hAnsi="Times New Roman" w:cs="Times New Roman"/>
+                <w:sz w:val="21"/>
+              </w:rPr>
+              <w:t>buôn</w:t>
+            </w:r>
+            <w:proofErr w:type="spellEnd"/>
+            <w:r>
+              <w:rPr>
+                <w:rFonts w:ascii="Times New Roman" w:eastAsia="Times New Roman" w:hAnsi="Times New Roman" w:cs="Times New Roman"/>
+                <w:sz w:val="21"/>
+              </w:rPr>
+              <w:t xml:space="preserve"> </w:t>
+            </w:r>
+            <w:proofErr w:type="spellStart"/>
+            <w:r>
+              <w:rPr>
+                <w:rFonts w:ascii="Times New Roman" w:eastAsia="Times New Roman" w:hAnsi="Times New Roman" w:cs="Times New Roman"/>
+                <w:sz w:val="21"/>
+              </w:rPr>
+              <w:t>nông</w:t>
+            </w:r>
+            <w:proofErr w:type="spellEnd"/>
+            <w:r>
+              <w:rPr>
+                <w:rFonts w:ascii="Times New Roman" w:eastAsia="Times New Roman" w:hAnsi="Times New Roman" w:cs="Times New Roman"/>
+                <w:sz w:val="21"/>
+              </w:rPr>
+              <w:t xml:space="preserve">, </w:t>
+            </w:r>
+            <w:proofErr w:type="spellStart"/>
+            <w:r>
+              <w:rPr>
+                <w:rFonts w:ascii="Times New Roman" w:eastAsia="Times New Roman" w:hAnsi="Times New Roman" w:cs="Times New Roman"/>
+                <w:sz w:val="21"/>
+              </w:rPr>
+              <w:t>lâm</w:t>
+            </w:r>
+            <w:proofErr w:type="spellEnd"/>
+            <w:r>
+              <w:rPr>
+                <w:rFonts w:ascii="Times New Roman" w:eastAsia="Times New Roman" w:hAnsi="Times New Roman" w:cs="Times New Roman"/>
+                <w:sz w:val="21"/>
+              </w:rPr>
+              <w:t xml:space="preserve"> </w:t>
+            </w:r>
+            <w:proofErr w:type="spellStart"/>
+            <w:r>
+              <w:rPr>
+                <w:rFonts w:ascii="Times New Roman" w:eastAsia="Times New Roman" w:hAnsi="Times New Roman" w:cs="Times New Roman"/>
+                <w:sz w:val="21"/>
+              </w:rPr>
+              <w:t>sản</w:t>
+            </w:r>
+            <w:proofErr w:type="spellEnd"/>
+            <w:r>
+              <w:rPr>
+                <w:rFonts w:ascii="Times New Roman" w:eastAsia="Times New Roman" w:hAnsi="Times New Roman" w:cs="Times New Roman"/>
+                <w:sz w:val="21"/>
+              </w:rPr>
+              <w:t xml:space="preserve"> </w:t>
+            </w:r>
+            <w:proofErr w:type="spellStart"/>
+            <w:r>
+              <w:rPr>
+                <w:rFonts w:ascii="Times New Roman" w:eastAsia="Times New Roman" w:hAnsi="Times New Roman" w:cs="Times New Roman"/>
+                <w:sz w:val="21"/>
+              </w:rPr>
+              <w:t>nguyên</w:t>
+            </w:r>
+            <w:proofErr w:type="spellEnd"/>
+            <w:r>
+              <w:rPr>
+                <w:rFonts w:ascii="Times New Roman" w:eastAsia="Times New Roman" w:hAnsi="Times New Roman" w:cs="Times New Roman"/>
+                <w:sz w:val="21"/>
+              </w:rPr>
+              <w:t xml:space="preserve"> </w:t>
+            </w:r>
+            <w:proofErr w:type="spellStart"/>
+            <w:r>
+              <w:rPr>
+                <w:rFonts w:ascii="Times New Roman" w:eastAsia="Times New Roman" w:hAnsi="Times New Roman" w:cs="Times New Roman"/>
+                <w:sz w:val="21"/>
+              </w:rPr>
+              <w:t>liệu</w:t>
+            </w:r>
+            <w:proofErr w:type="spellEnd"/>
+            <w:r>
+              <w:rPr>
+                <w:rFonts w:ascii="Times New Roman" w:eastAsia="Times New Roman" w:hAnsi="Times New Roman" w:cs="Times New Roman"/>
+                <w:sz w:val="21"/>
+              </w:rPr>
+              <w:t xml:space="preserve"> (</w:t>
+            </w:r>
+            <w:proofErr w:type="spellStart"/>
+            <w:r>
+              <w:rPr>
+                <w:rFonts w:ascii="Times New Roman" w:eastAsia="Times New Roman" w:hAnsi="Times New Roman" w:cs="Times New Roman"/>
+                <w:sz w:val="21"/>
+              </w:rPr>
+              <w:t>trừ</w:t>
+            </w:r>
+            <w:proofErr w:type="spellEnd"/>
+            <w:r>
+              <w:rPr>
+                <w:rFonts w:ascii="Times New Roman" w:eastAsia="Times New Roman" w:hAnsi="Times New Roman" w:cs="Times New Roman"/>
+                <w:sz w:val="21"/>
+              </w:rPr>
+              <w:t xml:space="preserve"> </w:t>
+            </w:r>
+            <w:proofErr w:type="spellStart"/>
+            <w:r>
+              <w:rPr>
+                <w:rFonts w:ascii="Times New Roman" w:eastAsia="Times New Roman" w:hAnsi="Times New Roman" w:cs="Times New Roman"/>
+                <w:sz w:val="21"/>
+              </w:rPr>
+              <w:t>gỗ</w:t>
+            </w:r>
+            <w:proofErr w:type="spellEnd"/>
+            <w:r>
+              <w:rPr>
+                <w:rFonts w:ascii="Times New Roman" w:eastAsia="Times New Roman" w:hAnsi="Times New Roman" w:cs="Times New Roman"/>
+                <w:sz w:val="21"/>
+              </w:rPr>
+              <w:t xml:space="preserve">, </w:t>
+            </w:r>
+            <w:proofErr w:type="spellStart"/>
+            <w:r>
+              <w:rPr>
+                <w:rFonts w:ascii="Times New Roman" w:eastAsia="Times New Roman" w:hAnsi="Times New Roman" w:cs="Times New Roman"/>
+                <w:sz w:val="21"/>
+              </w:rPr>
+              <w:t>tre</w:t>
+            </w:r>
+            <w:proofErr w:type="spellEnd"/>
+            <w:r>
+              <w:rPr>
+                <w:rFonts w:ascii="Times New Roman" w:eastAsia="Times New Roman" w:hAnsi="Times New Roman" w:cs="Times New Roman"/>
+                <w:sz w:val="21"/>
+              </w:rPr>
+              <w:t xml:space="preserve">, </w:t>
+            </w:r>
+            <w:proofErr w:type="spellStart"/>
+            <w:r>
+              <w:rPr>
+                <w:rFonts w:ascii="Times New Roman" w:eastAsia="Times New Roman" w:hAnsi="Times New Roman" w:cs="Times New Roman"/>
+                <w:sz w:val="21"/>
+              </w:rPr>
+              <w:t>nứa</w:t>
+            </w:r>
+            <w:proofErr w:type="spellEnd"/>
+            <w:r>
+              <w:rPr>
+                <w:rFonts w:ascii="Times New Roman" w:eastAsia="Times New Roman" w:hAnsi="Times New Roman" w:cs="Times New Roman"/>
+                <w:sz w:val="21"/>
+              </w:rPr>
+              <w:t xml:space="preserve">) </w:t>
+            </w:r>
+            <w:proofErr w:type="spellStart"/>
+            <w:r>
+              <w:rPr>
+                <w:rFonts w:ascii="Times New Roman" w:eastAsia="Times New Roman" w:hAnsi="Times New Roman" w:cs="Times New Roman"/>
+                <w:sz w:val="21"/>
+              </w:rPr>
+              <w:t>và</w:t>
+            </w:r>
+            <w:proofErr w:type="spellEnd"/>
+            <w:r>
+              <w:rPr>
+                <w:rFonts w:ascii="Times New Roman" w:eastAsia="Times New Roman" w:hAnsi="Times New Roman" w:cs="Times New Roman"/>
+                <w:sz w:val="21"/>
+              </w:rPr>
+              <w:t xml:space="preserve"> </w:t>
+            </w:r>
+            <w:proofErr w:type="spellStart"/>
+            <w:r>
+              <w:rPr>
+                <w:rFonts w:ascii="Times New Roman" w:eastAsia="Times New Roman" w:hAnsi="Times New Roman" w:cs="Times New Roman"/>
+                <w:sz w:val="21"/>
+              </w:rPr>
+              <w:t>động</w:t>
+            </w:r>
+            <w:proofErr w:type="spellEnd"/>
+            <w:r>
+              <w:rPr>
+                <w:rFonts w:ascii="Times New Roman" w:eastAsia="Times New Roman" w:hAnsi="Times New Roman" w:cs="Times New Roman"/>
+                <w:sz w:val="21"/>
+              </w:rPr>
+              <w:t xml:space="preserve"> </w:t>
+            </w:r>
+            <w:proofErr w:type="spellStart"/>
+            <w:r>
+              <w:rPr>
+                <w:rFonts w:ascii="Times New Roman" w:eastAsia="Times New Roman" w:hAnsi="Times New Roman" w:cs="Times New Roman"/>
+                <w:sz w:val="21"/>
+              </w:rPr>
+              <w:t>vật</w:t>
+            </w:r>
+            <w:proofErr w:type="spellEnd"/>
+            <w:r>
+              <w:rPr>
+                <w:rFonts w:ascii="Times New Roman" w:eastAsia="Times New Roman" w:hAnsi="Times New Roman" w:cs="Times New Roman"/>
+                <w:sz w:val="21"/>
+              </w:rPr>
+              <w:t xml:space="preserve"> </w:t>
+            </w:r>
+            <w:proofErr w:type="spellStart"/>
+            <w:r>
+              <w:rPr>
+                <w:rFonts w:ascii="Times New Roman" w:eastAsia="Times New Roman" w:hAnsi="Times New Roman" w:cs="Times New Roman"/>
+                <w:sz w:val="21"/>
+              </w:rPr>
+              <w:t>sống</w:t>
+            </w:r>
+            <w:proofErr w:type="spellEnd"/>
+          </w:p>
+        </w:tc>
+        <w:tc>
+          <w:tcPr>
+            <w:tcW w:w="753" w:type="pct"/>
+          </w:tcPr>
+          <w:p>
+            <w:pPr>
+              <w:spacing w:after="0" w:line="240" w:lineRule="auto"/>
+              <w:ind w:left="0" w:right="0"/>
+              <w:rPr>
+                <w:rFonts w:ascii="Times New Roman" w:eastAsia="Times New Roman" w:hAnsi="Times New Roman" w:cs="Times New Roman"/>
+                <w:sz w:val="21"/>
               </w:rPr>
             </w:pPr>
           </w:p>
@@ -4469,7 +4575,13 @@
         </w:trPr>
         <w:tc>
           <w:tcPr>
-            <w:tcW w:w="0" w:type="auto"/>
+            <w:tcW w:w="277" w:type="pct"/>
+            <w:tcMar>
+              <w:top w:w="80" w:type="dxa"/>
+              <w:left w:w="80" w:type="dxa"/>
+              <w:bottom w:w="80" w:type="dxa"/>
+              <w:right w:w="80" w:type="dxa"/>
+            </w:tcMar>
             <w:vAlign w:val="center"/>
           </w:tcPr>
           <w:p>
@@ -4479,221 +4591,26 @@
               <w:jc w:val="center"/>
               <w:rPr>
                 <w:rFonts w:ascii="Times New Roman" w:eastAsia="Times New Roman" w:hAnsi="Times New Roman" w:cs="Times New Roman"/>
-                <w:sz w:val="26"/>
-                <w:szCs w:val="26"/>
               </w:rPr>
             </w:pPr>
             <w:r>
               <w:rPr>
                 <w:rFonts w:ascii="Times New Roman" w:eastAsia="Times New Roman" w:hAnsi="Times New Roman" w:cs="Times New Roman"/>
-                <w:sz w:val="26"/>
-                <w:szCs w:val="26"/>
-              </w:rPr>
-              <w:lastRenderedPageBreak/>
+                <w:sz w:val="21"/>
+              </w:rPr>
               <w:t>2</w:t>
             </w:r>
           </w:p>
         </w:tc>
         <w:tc>
           <w:tcPr>
-            <w:tcW w:w="0" w:type="auto"/>
-            <w:vAlign w:val="center"/>
-          </w:tcPr>
-          <w:p>
-            <w:pPr>
-              <w:spacing w:after="0" w:line="240" w:lineRule="auto"/>
-              <w:ind w:left="0" w:right="0"/>
-              <w:rPr>
-                <w:rFonts w:ascii="Times New Roman" w:eastAsia="Times New Roman" w:hAnsi="Times New Roman" w:cs="Times New Roman"/>
-                <w:sz w:val="26"/>
-                <w:szCs w:val="26"/>
-              </w:rPr>
-            </w:pPr>
-            <w:r>
-              <w:rPr>
-                <w:rFonts w:ascii="Times New Roman" w:eastAsia="Times New Roman" w:hAnsi="Times New Roman" w:cs="Times New Roman"/>
-                <w:sz w:val="26"/>
-                <w:szCs w:val="26"/>
-              </w:rPr>
-              <w:t xml:space="preserve">Bán </w:t>
-            </w:r>
-            <w:proofErr w:type="spellStart"/>
-            <w:r>
-              <w:rPr>
-                <w:rFonts w:ascii="Times New Roman" w:eastAsia="Times New Roman" w:hAnsi="Times New Roman" w:cs="Times New Roman"/>
-                <w:sz w:val="26"/>
-                <w:szCs w:val="26"/>
-              </w:rPr>
-              <w:t>buôn</w:t>
-            </w:r>
-            <w:proofErr w:type="spellEnd"/>
-            <w:r>
-              <w:rPr>
-                <w:rFonts w:ascii="Times New Roman" w:eastAsia="Times New Roman" w:hAnsi="Times New Roman" w:cs="Times New Roman"/>
-                <w:sz w:val="26"/>
-                <w:szCs w:val="26"/>
-              </w:rPr>
-              <w:t xml:space="preserve"> </w:t>
-            </w:r>
-            <w:proofErr w:type="spellStart"/>
-            <w:r>
-              <w:rPr>
-                <w:rFonts w:ascii="Times New Roman" w:eastAsia="Times New Roman" w:hAnsi="Times New Roman" w:cs="Times New Roman"/>
-                <w:sz w:val="26"/>
-                <w:szCs w:val="26"/>
-              </w:rPr>
-              <w:t>vật</w:t>
-            </w:r>
-            <w:proofErr w:type="spellEnd"/>
-            <w:r>
-              <w:rPr>
-                <w:rFonts w:ascii="Times New Roman" w:eastAsia="Times New Roman" w:hAnsi="Times New Roman" w:cs="Times New Roman"/>
-                <w:sz w:val="26"/>
-                <w:szCs w:val="26"/>
-              </w:rPr>
-              <w:t xml:space="preserve"> </w:t>
-            </w:r>
-            <w:proofErr w:type="spellStart"/>
-            <w:r>
-              <w:rPr>
-                <w:rFonts w:ascii="Times New Roman" w:eastAsia="Times New Roman" w:hAnsi="Times New Roman" w:cs="Times New Roman"/>
-                <w:sz w:val="26"/>
-                <w:szCs w:val="26"/>
-              </w:rPr>
-              <w:t>liệu</w:t>
-            </w:r>
-            <w:proofErr w:type="spellEnd"/>
-            <w:r>
-              <w:rPr>
-                <w:rFonts w:ascii="Times New Roman" w:eastAsia="Times New Roman" w:hAnsi="Times New Roman" w:cs="Times New Roman"/>
-                <w:sz w:val="26"/>
-                <w:szCs w:val="26"/>
-              </w:rPr>
-              <w:t xml:space="preserve">, </w:t>
-            </w:r>
-            <w:proofErr w:type="spellStart"/>
-            <w:r>
-              <w:rPr>
-                <w:rFonts w:ascii="Times New Roman" w:eastAsia="Times New Roman" w:hAnsi="Times New Roman" w:cs="Times New Roman"/>
-                <w:sz w:val="26"/>
-                <w:szCs w:val="26"/>
-              </w:rPr>
-              <w:t>thiết</w:t>
-            </w:r>
-            <w:proofErr w:type="spellEnd"/>
-            <w:r>
-              <w:rPr>
-                <w:rFonts w:ascii="Times New Roman" w:eastAsia="Times New Roman" w:hAnsi="Times New Roman" w:cs="Times New Roman"/>
-                <w:sz w:val="26"/>
-                <w:szCs w:val="26"/>
-              </w:rPr>
-              <w:t xml:space="preserve"> </w:t>
-            </w:r>
-            <w:proofErr w:type="spellStart"/>
-            <w:r>
-              <w:rPr>
-                <w:rFonts w:ascii="Times New Roman" w:eastAsia="Times New Roman" w:hAnsi="Times New Roman" w:cs="Times New Roman"/>
-                <w:sz w:val="26"/>
-                <w:szCs w:val="26"/>
-              </w:rPr>
-              <w:t>bị</w:t>
-            </w:r>
-            <w:proofErr w:type="spellEnd"/>
-            <w:r>
-              <w:rPr>
-                <w:rFonts w:ascii="Times New Roman" w:eastAsia="Times New Roman" w:hAnsi="Times New Roman" w:cs="Times New Roman"/>
-                <w:sz w:val="26"/>
-                <w:szCs w:val="26"/>
-              </w:rPr>
-              <w:t xml:space="preserve"> </w:t>
-            </w:r>
-            <w:proofErr w:type="spellStart"/>
-            <w:r>
-              <w:rPr>
-                <w:rFonts w:ascii="Times New Roman" w:eastAsia="Times New Roman" w:hAnsi="Times New Roman" w:cs="Times New Roman"/>
-                <w:sz w:val="26"/>
-                <w:szCs w:val="26"/>
-              </w:rPr>
-              <w:t>lắp</w:t>
-            </w:r>
-            <w:proofErr w:type="spellEnd"/>
-            <w:r>
-              <w:rPr>
-                <w:rFonts w:ascii="Times New Roman" w:eastAsia="Times New Roman" w:hAnsi="Times New Roman" w:cs="Times New Roman"/>
-                <w:sz w:val="26"/>
-                <w:szCs w:val="26"/>
-              </w:rPr>
-              <w:t xml:space="preserve"> </w:t>
-            </w:r>
-            <w:proofErr w:type="spellStart"/>
-            <w:r>
-              <w:rPr>
-                <w:rFonts w:ascii="Times New Roman" w:eastAsia="Times New Roman" w:hAnsi="Times New Roman" w:cs="Times New Roman"/>
-                <w:sz w:val="26"/>
-                <w:szCs w:val="26"/>
-              </w:rPr>
-              <w:t>đặt</w:t>
-            </w:r>
-            <w:proofErr w:type="spellEnd"/>
-            <w:r>
-              <w:rPr>
-                <w:rFonts w:ascii="Times New Roman" w:eastAsia="Times New Roman" w:hAnsi="Times New Roman" w:cs="Times New Roman"/>
-                <w:sz w:val="26"/>
-                <w:szCs w:val="26"/>
-              </w:rPr>
-              <w:t xml:space="preserve"> </w:t>
-            </w:r>
-            <w:proofErr w:type="spellStart"/>
-            <w:r>
-              <w:rPr>
-                <w:rFonts w:ascii="Times New Roman" w:eastAsia="Times New Roman" w:hAnsi="Times New Roman" w:cs="Times New Roman"/>
-                <w:sz w:val="26"/>
-                <w:szCs w:val="26"/>
-              </w:rPr>
-              <w:t>khác</w:t>
-            </w:r>
-            <w:proofErr w:type="spellEnd"/>
-            <w:r>
-              <w:rPr>
-                <w:rFonts w:ascii="Times New Roman" w:eastAsia="Times New Roman" w:hAnsi="Times New Roman" w:cs="Times New Roman"/>
-                <w:sz w:val="26"/>
-                <w:szCs w:val="26"/>
-              </w:rPr>
-              <w:t xml:space="preserve"> </w:t>
-            </w:r>
-            <w:proofErr w:type="spellStart"/>
-            <w:r>
-              <w:rPr>
-                <w:rFonts w:ascii="Times New Roman" w:eastAsia="Times New Roman" w:hAnsi="Times New Roman" w:cs="Times New Roman"/>
-                <w:sz w:val="26"/>
-                <w:szCs w:val="26"/>
-              </w:rPr>
-              <w:t>trong</w:t>
-            </w:r>
-            <w:proofErr w:type="spellEnd"/>
-            <w:r>
-              <w:rPr>
-                <w:rFonts w:ascii="Times New Roman" w:eastAsia="Times New Roman" w:hAnsi="Times New Roman" w:cs="Times New Roman"/>
-                <w:sz w:val="26"/>
-                <w:szCs w:val="26"/>
-              </w:rPr>
-              <w:t xml:space="preserve"> xây </w:t>
-            </w:r>
-            <w:proofErr w:type="spellStart"/>
-            <w:r>
-              <w:rPr>
-                <w:rFonts w:ascii="Times New Roman" w:eastAsia="Times New Roman" w:hAnsi="Times New Roman" w:cs="Times New Roman"/>
-                <w:sz w:val="26"/>
-                <w:szCs w:val="26"/>
-              </w:rPr>
-              <w:t>dựng</w:t>
-            </w:r>
-            <w:proofErr w:type="spellEnd"/>
-          </w:p>
-        </w:tc>
-        <w:tc>
-          <w:tcPr>
-            <w:tcW w:w="0" w:type="auto"/>
+            <w:tcW w:w="412" w:type="pct"/>
+            <w:tcMar>
+              <w:top w:w="80" w:type="dxa"/>
+              <w:left w:w="80" w:type="dxa"/>
+              <w:bottom w:w="80" w:type="dxa"/>
+              <w:right w:w="80" w:type="dxa"/>
+            </w:tcMar>
             <w:vAlign w:val="center"/>
           </w:tcPr>
           <w:p>
@@ -4703,23 +4620,260 @@
               <w:jc w:val="center"/>
               <w:rPr>
                 <w:rFonts w:ascii="Times New Roman" w:eastAsia="Times New Roman" w:hAnsi="Times New Roman" w:cs="Times New Roman"/>
-                <w:sz w:val="26"/>
-                <w:szCs w:val="26"/>
               </w:rPr>
             </w:pPr>
             <w:r>
               <w:rPr>
                 <w:rFonts w:ascii="Times New Roman" w:eastAsia="Times New Roman" w:hAnsi="Times New Roman" w:cs="Times New Roman"/>
-                <w:sz w:val="26"/>
-                <w:szCs w:val="26"/>
-              </w:rPr>
-              <w:t>4673</w:t>
+                <w:b/>
+                <w:sz w:val="21"/>
+              </w:rPr>
+              <w:t>4631</w:t>
             </w:r>
           </w:p>
         </w:tc>
         <w:tc>
           <w:tcPr>
-            <w:tcW w:w="0" w:type="auto"/>
+            <w:tcW w:w="3558" w:type="pct"/>
+            <w:tcMar>
+              <w:top w:w="80" w:type="dxa"/>
+              <w:left w:w="80" w:type="dxa"/>
+              <w:bottom w:w="80" w:type="dxa"/>
+              <w:right w:w="80" w:type="dxa"/>
+            </w:tcMar>
+            <w:vAlign w:val="center"/>
+          </w:tcPr>
+          <w:p>
+            <w:pPr>
+              <w:spacing w:after="0" w:line="240" w:lineRule="auto"/>
+              <w:ind w:left="0" w:right="0"/>
+              <w:rPr>
+                <w:rFonts w:ascii="Times New Roman" w:eastAsia="Times New Roman" w:hAnsi="Times New Roman" w:cs="Times New Roman"/>
+              </w:rPr>
+            </w:pPr>
+            <w:r>
+              <w:rPr>
+                <w:rFonts w:ascii="Times New Roman" w:eastAsia="Times New Roman" w:hAnsi="Times New Roman" w:cs="Times New Roman"/>
+                <w:sz w:val="21"/>
+              </w:rPr>
+              <w:t xml:space="preserve">Bán </w:t>
+            </w:r>
+            <w:proofErr w:type="spellStart"/>
+            <w:r>
+              <w:rPr>
+                <w:rFonts w:ascii="Times New Roman" w:eastAsia="Times New Roman" w:hAnsi="Times New Roman" w:cs="Times New Roman"/>
+                <w:sz w:val="21"/>
+              </w:rPr>
+              <w:t>buôn</w:t>
+            </w:r>
+            <w:proofErr w:type="spellEnd"/>
+            <w:r>
+              <w:rPr>
+                <w:rFonts w:ascii="Times New Roman" w:eastAsia="Times New Roman" w:hAnsi="Times New Roman" w:cs="Times New Roman"/>
+                <w:sz w:val="21"/>
+              </w:rPr>
+              <w:t xml:space="preserve"> </w:t>
+            </w:r>
+            <w:proofErr w:type="spellStart"/>
+            <w:r>
+              <w:rPr>
+                <w:rFonts w:ascii="Times New Roman" w:eastAsia="Times New Roman" w:hAnsi="Times New Roman" w:cs="Times New Roman"/>
+                <w:sz w:val="21"/>
+              </w:rPr>
+              <w:t>gạo</w:t>
+            </w:r>
+            <w:proofErr w:type="spellEnd"/>
+            <w:r>
+              <w:rPr>
+                <w:rFonts w:ascii="Times New Roman" w:eastAsia="Times New Roman" w:hAnsi="Times New Roman" w:cs="Times New Roman"/>
+                <w:sz w:val="21"/>
+              </w:rPr>
+              <w:t xml:space="preserve">, </w:t>
+            </w:r>
+            <w:proofErr w:type="spellStart"/>
+            <w:r>
+              <w:rPr>
+                <w:rFonts w:ascii="Times New Roman" w:eastAsia="Times New Roman" w:hAnsi="Times New Roman" w:cs="Times New Roman"/>
+                <w:sz w:val="21"/>
+              </w:rPr>
+              <w:t>lúa</w:t>
+            </w:r>
+            <w:proofErr w:type="spellEnd"/>
+            <w:r>
+              <w:rPr>
+                <w:rFonts w:ascii="Times New Roman" w:eastAsia="Times New Roman" w:hAnsi="Times New Roman" w:cs="Times New Roman"/>
+                <w:sz w:val="21"/>
+              </w:rPr>
+              <w:t xml:space="preserve"> </w:t>
+            </w:r>
+            <w:proofErr w:type="spellStart"/>
+            <w:r>
+              <w:rPr>
+                <w:rFonts w:ascii="Times New Roman" w:eastAsia="Times New Roman" w:hAnsi="Times New Roman" w:cs="Times New Roman"/>
+                <w:sz w:val="21"/>
+              </w:rPr>
+              <w:t>mỳ</w:t>
+            </w:r>
+            <w:proofErr w:type="spellEnd"/>
+            <w:r>
+              <w:rPr>
+                <w:rFonts w:ascii="Times New Roman" w:eastAsia="Times New Roman" w:hAnsi="Times New Roman" w:cs="Times New Roman"/>
+                <w:sz w:val="21"/>
+              </w:rPr>
+              <w:t xml:space="preserve">, </w:t>
+            </w:r>
+            <w:proofErr w:type="spellStart"/>
+            <w:r>
+              <w:rPr>
+                <w:rFonts w:ascii="Times New Roman" w:eastAsia="Times New Roman" w:hAnsi="Times New Roman" w:cs="Times New Roman"/>
+                <w:sz w:val="21"/>
+              </w:rPr>
+              <w:t>sản</w:t>
+            </w:r>
+            <w:proofErr w:type="spellEnd"/>
+            <w:r>
+              <w:rPr>
+                <w:rFonts w:ascii="Times New Roman" w:eastAsia="Times New Roman" w:hAnsi="Times New Roman" w:cs="Times New Roman"/>
+                <w:sz w:val="21"/>
+              </w:rPr>
+              <w:t xml:space="preserve"> </w:t>
+            </w:r>
+            <w:proofErr w:type="spellStart"/>
+            <w:r>
+              <w:rPr>
+                <w:rFonts w:ascii="Times New Roman" w:eastAsia="Times New Roman" w:hAnsi="Times New Roman" w:cs="Times New Roman"/>
+                <w:sz w:val="21"/>
+              </w:rPr>
+              <w:t>phẩm</w:t>
+            </w:r>
+            <w:proofErr w:type="spellEnd"/>
+            <w:r>
+              <w:rPr>
+                <w:rFonts w:ascii="Times New Roman" w:eastAsia="Times New Roman" w:hAnsi="Times New Roman" w:cs="Times New Roman"/>
+                <w:sz w:val="21"/>
+              </w:rPr>
+              <w:t xml:space="preserve"> </w:t>
+            </w:r>
+            <w:proofErr w:type="spellStart"/>
+            <w:r>
+              <w:rPr>
+                <w:rFonts w:ascii="Times New Roman" w:eastAsia="Times New Roman" w:hAnsi="Times New Roman" w:cs="Times New Roman"/>
+                <w:sz w:val="21"/>
+              </w:rPr>
+              <w:t>từ</w:t>
+            </w:r>
+            <w:proofErr w:type="spellEnd"/>
+            <w:r>
+              <w:rPr>
+                <w:rFonts w:ascii="Times New Roman" w:eastAsia="Times New Roman" w:hAnsi="Times New Roman" w:cs="Times New Roman"/>
+                <w:sz w:val="21"/>
+              </w:rPr>
+              <w:t xml:space="preserve"> </w:t>
+            </w:r>
+            <w:proofErr w:type="spellStart"/>
+            <w:r>
+              <w:rPr>
+                <w:rFonts w:ascii="Times New Roman" w:eastAsia="Times New Roman" w:hAnsi="Times New Roman" w:cs="Times New Roman"/>
+                <w:sz w:val="21"/>
+              </w:rPr>
+              <w:t>ngũ</w:t>
+            </w:r>
+            <w:proofErr w:type="spellEnd"/>
+            <w:r>
+              <w:rPr>
+                <w:rFonts w:ascii="Times New Roman" w:eastAsia="Times New Roman" w:hAnsi="Times New Roman" w:cs="Times New Roman"/>
+                <w:sz w:val="21"/>
+              </w:rPr>
+              <w:t xml:space="preserve"> </w:t>
+            </w:r>
+            <w:proofErr w:type="spellStart"/>
+            <w:r>
+              <w:rPr>
+                <w:rFonts w:ascii="Times New Roman" w:eastAsia="Times New Roman" w:hAnsi="Times New Roman" w:cs="Times New Roman"/>
+                <w:sz w:val="21"/>
+              </w:rPr>
+              <w:t>cốc</w:t>
+            </w:r>
+            <w:proofErr w:type="spellEnd"/>
+            <w:r>
+              <w:rPr>
+                <w:rFonts w:ascii="Times New Roman" w:eastAsia="Times New Roman" w:hAnsi="Times New Roman" w:cs="Times New Roman"/>
+                <w:sz w:val="21"/>
+              </w:rPr>
+              <w:t xml:space="preserve"> </w:t>
+            </w:r>
+            <w:proofErr w:type="spellStart"/>
+            <w:r>
+              <w:rPr>
+                <w:rFonts w:ascii="Times New Roman" w:eastAsia="Times New Roman" w:hAnsi="Times New Roman" w:cs="Times New Roman"/>
+                <w:sz w:val="21"/>
+              </w:rPr>
+              <w:t>khác</w:t>
+            </w:r>
+            <w:proofErr w:type="spellEnd"/>
+            <w:r>
+              <w:rPr>
+                <w:rFonts w:ascii="Times New Roman" w:eastAsia="Times New Roman" w:hAnsi="Times New Roman" w:cs="Times New Roman"/>
+                <w:sz w:val="21"/>
+              </w:rPr>
+              <w:t xml:space="preserve">, </w:t>
+            </w:r>
+            <w:proofErr w:type="spellStart"/>
+            <w:r>
+              <w:rPr>
+                <w:rFonts w:ascii="Times New Roman" w:eastAsia="Times New Roman" w:hAnsi="Times New Roman" w:cs="Times New Roman"/>
+                <w:sz w:val="21"/>
+              </w:rPr>
+              <w:t>bột</w:t>
+            </w:r>
+            <w:proofErr w:type="spellEnd"/>
+            <w:r>
+              <w:rPr>
+                <w:rFonts w:ascii="Times New Roman" w:eastAsia="Times New Roman" w:hAnsi="Times New Roman" w:cs="Times New Roman"/>
+                <w:sz w:val="21"/>
+              </w:rPr>
+              <w:t xml:space="preserve"> </w:t>
+            </w:r>
+            <w:proofErr w:type="spellStart"/>
+            <w:r>
+              <w:rPr>
+                <w:rFonts w:ascii="Times New Roman" w:eastAsia="Times New Roman" w:hAnsi="Times New Roman" w:cs="Times New Roman"/>
+                <w:sz w:val="21"/>
+              </w:rPr>
+              <w:t>mỳ</w:t>
+            </w:r>
+            <w:proofErr w:type="spellEnd"/>
+          </w:p>
+        </w:tc>
+        <w:tc>
+          <w:tcPr>
+            <w:tcW w:w="753" w:type="pct"/>
+          </w:tcPr>
+          <w:p>
+            <w:pPr>
+              <w:spacing w:after="0" w:line="240" w:lineRule="auto"/>
+              <w:ind w:left="0" w:right="0"/>
+              <w:rPr>
+                <w:rFonts w:ascii="Times New Roman" w:eastAsia="Times New Roman" w:hAnsi="Times New Roman" w:cs="Times New Roman"/>
+                <w:sz w:val="21"/>
+              </w:rPr>
+            </w:pPr>
+          </w:p>
+        </w:tc>
+      </w:tr>
+      <w:tr>
+        <w:trPr>
+          <w:jc w:val="center"/>
+        </w:trPr>
+        <w:tc>
+          <w:tcPr>
+            <w:tcW w:w="277" w:type="pct"/>
+            <w:tcMar>
+              <w:top w:w="80" w:type="dxa"/>
+              <w:left w:w="80" w:type="dxa"/>
+              <w:bottom w:w="80" w:type="dxa"/>
+              <w:right w:w="80" w:type="dxa"/>
+            </w:tcMar>
             <w:vAlign w:val="center"/>
           </w:tcPr>
           <w:p>
@@ -4729,8 +4883,4062 @@
               <w:jc w:val="center"/>
               <w:rPr>
                 <w:rFonts w:ascii="Times New Roman" w:eastAsia="Times New Roman" w:hAnsi="Times New Roman" w:cs="Times New Roman"/>
-                <w:sz w:val="26"/>
-                <w:szCs w:val="26"/>
+              </w:rPr>
+            </w:pPr>
+            <w:r>
+              <w:rPr>
+                <w:rFonts w:ascii="Times New Roman" w:eastAsia="Times New Roman" w:hAnsi="Times New Roman" w:cs="Times New Roman"/>
+                <w:sz w:val="21"/>
+              </w:rPr>
+              <w:t>3</w:t>
+            </w:r>
+          </w:p>
+        </w:tc>
+        <w:tc>
+          <w:tcPr>
+            <w:tcW w:w="412" w:type="pct"/>
+            <w:tcMar>
+              <w:top w:w="80" w:type="dxa"/>
+              <w:left w:w="80" w:type="dxa"/>
+              <w:bottom w:w="80" w:type="dxa"/>
+              <w:right w:w="80" w:type="dxa"/>
+            </w:tcMar>
+            <w:vAlign w:val="center"/>
+          </w:tcPr>
+          <w:p>
+            <w:pPr>
+              <w:spacing w:after="0" w:line="240" w:lineRule="auto"/>
+              <w:ind w:left="0" w:right="0"/>
+              <w:jc w:val="center"/>
+              <w:rPr>
+                <w:rFonts w:ascii="Times New Roman" w:eastAsia="Times New Roman" w:hAnsi="Times New Roman" w:cs="Times New Roman"/>
+              </w:rPr>
+            </w:pPr>
+            <w:r>
+              <w:rPr>
+                <w:rFonts w:ascii="Times New Roman" w:eastAsia="Times New Roman" w:hAnsi="Times New Roman" w:cs="Times New Roman"/>
+                <w:b/>
+                <w:sz w:val="21"/>
+              </w:rPr>
+              <w:t>4641</w:t>
+            </w:r>
+          </w:p>
+        </w:tc>
+        <w:tc>
+          <w:tcPr>
+            <w:tcW w:w="3558" w:type="pct"/>
+            <w:tcMar>
+              <w:top w:w="80" w:type="dxa"/>
+              <w:left w:w="80" w:type="dxa"/>
+              <w:bottom w:w="80" w:type="dxa"/>
+              <w:right w:w="80" w:type="dxa"/>
+            </w:tcMar>
+            <w:vAlign w:val="center"/>
+          </w:tcPr>
+          <w:p>
+            <w:pPr>
+              <w:spacing w:after="0" w:line="240" w:lineRule="auto"/>
+              <w:ind w:left="0" w:right="0"/>
+              <w:rPr>
+                <w:rFonts w:ascii="Times New Roman" w:eastAsia="Times New Roman" w:hAnsi="Times New Roman" w:cs="Times New Roman"/>
+              </w:rPr>
+            </w:pPr>
+            <w:r>
+              <w:rPr>
+                <w:rFonts w:ascii="Times New Roman" w:eastAsia="Times New Roman" w:hAnsi="Times New Roman" w:cs="Times New Roman"/>
+                <w:sz w:val="21"/>
+              </w:rPr>
+              <w:t xml:space="preserve">Bán </w:t>
+            </w:r>
+            <w:proofErr w:type="spellStart"/>
+            <w:r>
+              <w:rPr>
+                <w:rFonts w:ascii="Times New Roman" w:eastAsia="Times New Roman" w:hAnsi="Times New Roman" w:cs="Times New Roman"/>
+                <w:sz w:val="21"/>
+              </w:rPr>
+              <w:t>buôn</w:t>
+            </w:r>
+            <w:proofErr w:type="spellEnd"/>
+            <w:r>
+              <w:rPr>
+                <w:rFonts w:ascii="Times New Roman" w:eastAsia="Times New Roman" w:hAnsi="Times New Roman" w:cs="Times New Roman"/>
+                <w:sz w:val="21"/>
+              </w:rPr>
+              <w:t xml:space="preserve"> </w:t>
+            </w:r>
+            <w:proofErr w:type="spellStart"/>
+            <w:r>
+              <w:rPr>
+                <w:rFonts w:ascii="Times New Roman" w:eastAsia="Times New Roman" w:hAnsi="Times New Roman" w:cs="Times New Roman"/>
+                <w:sz w:val="21"/>
+              </w:rPr>
+              <w:t>vải</w:t>
+            </w:r>
+            <w:proofErr w:type="spellEnd"/>
+            <w:r>
+              <w:rPr>
+                <w:rFonts w:ascii="Times New Roman" w:eastAsia="Times New Roman" w:hAnsi="Times New Roman" w:cs="Times New Roman"/>
+                <w:sz w:val="21"/>
+              </w:rPr>
+              <w:t xml:space="preserve">, </w:t>
+            </w:r>
+            <w:proofErr w:type="spellStart"/>
+            <w:r>
+              <w:rPr>
+                <w:rFonts w:ascii="Times New Roman" w:eastAsia="Times New Roman" w:hAnsi="Times New Roman" w:cs="Times New Roman"/>
+                <w:sz w:val="21"/>
+              </w:rPr>
+              <w:t>hàng</w:t>
+            </w:r>
+            <w:proofErr w:type="spellEnd"/>
+            <w:r>
+              <w:rPr>
+                <w:rFonts w:ascii="Times New Roman" w:eastAsia="Times New Roman" w:hAnsi="Times New Roman" w:cs="Times New Roman"/>
+                <w:sz w:val="21"/>
+              </w:rPr>
+              <w:t xml:space="preserve"> may </w:t>
+            </w:r>
+            <w:proofErr w:type="spellStart"/>
+            <w:r>
+              <w:rPr>
+                <w:rFonts w:ascii="Times New Roman" w:eastAsia="Times New Roman" w:hAnsi="Times New Roman" w:cs="Times New Roman"/>
+                <w:sz w:val="21"/>
+              </w:rPr>
+              <w:t>mặc</w:t>
+            </w:r>
+            <w:proofErr w:type="spellEnd"/>
+            <w:r>
+              <w:rPr>
+                <w:rFonts w:ascii="Times New Roman" w:eastAsia="Times New Roman" w:hAnsi="Times New Roman" w:cs="Times New Roman"/>
+                <w:sz w:val="21"/>
+              </w:rPr>
+              <w:t xml:space="preserve">, </w:t>
+            </w:r>
+            <w:proofErr w:type="spellStart"/>
+            <w:r>
+              <w:rPr>
+                <w:rFonts w:ascii="Times New Roman" w:eastAsia="Times New Roman" w:hAnsi="Times New Roman" w:cs="Times New Roman"/>
+                <w:sz w:val="21"/>
+              </w:rPr>
+              <w:t>giày</w:t>
+            </w:r>
+            <w:proofErr w:type="spellEnd"/>
+            <w:r>
+              <w:rPr>
+                <w:rFonts w:ascii="Times New Roman" w:eastAsia="Times New Roman" w:hAnsi="Times New Roman" w:cs="Times New Roman"/>
+                <w:sz w:val="21"/>
+              </w:rPr>
+              <w:t xml:space="preserve"> </w:t>
+            </w:r>
+            <w:proofErr w:type="spellStart"/>
+            <w:r>
+              <w:rPr>
+                <w:rFonts w:ascii="Times New Roman" w:eastAsia="Times New Roman" w:hAnsi="Times New Roman" w:cs="Times New Roman"/>
+                <w:sz w:val="21"/>
+              </w:rPr>
+              <w:t>dép</w:t>
+            </w:r>
+            <w:proofErr w:type="spellEnd"/>
+          </w:p>
+        </w:tc>
+        <w:tc>
+          <w:tcPr>
+            <w:tcW w:w="753" w:type="pct"/>
+          </w:tcPr>
+          <w:p>
+            <w:pPr>
+              <w:spacing w:after="0" w:line="240" w:lineRule="auto"/>
+              <w:ind w:left="0" w:right="0"/>
+              <w:rPr>
+                <w:rFonts w:ascii="Times New Roman" w:eastAsia="Times New Roman" w:hAnsi="Times New Roman" w:cs="Times New Roman"/>
+                <w:sz w:val="21"/>
+              </w:rPr>
+            </w:pPr>
+          </w:p>
+        </w:tc>
+      </w:tr>
+      <w:tr>
+        <w:trPr>
+          <w:jc w:val="center"/>
+        </w:trPr>
+        <w:tc>
+          <w:tcPr>
+            <w:tcW w:w="277" w:type="pct"/>
+            <w:tcMar>
+              <w:top w:w="80" w:type="dxa"/>
+              <w:left w:w="80" w:type="dxa"/>
+              <w:bottom w:w="80" w:type="dxa"/>
+              <w:right w:w="80" w:type="dxa"/>
+            </w:tcMar>
+            <w:vAlign w:val="center"/>
+          </w:tcPr>
+          <w:p>
+            <w:pPr>
+              <w:spacing w:after="0" w:line="240" w:lineRule="auto"/>
+              <w:ind w:left="0" w:right="0"/>
+              <w:jc w:val="center"/>
+              <w:rPr>
+                <w:rFonts w:ascii="Times New Roman" w:eastAsia="Times New Roman" w:hAnsi="Times New Roman" w:cs="Times New Roman"/>
+              </w:rPr>
+            </w:pPr>
+            <w:r>
+              <w:rPr>
+                <w:rFonts w:ascii="Times New Roman" w:eastAsia="Times New Roman" w:hAnsi="Times New Roman" w:cs="Times New Roman"/>
+                <w:sz w:val="21"/>
+              </w:rPr>
+              <w:t>4</w:t>
+            </w:r>
+          </w:p>
+        </w:tc>
+        <w:tc>
+          <w:tcPr>
+            <w:tcW w:w="412" w:type="pct"/>
+            <w:tcMar>
+              <w:top w:w="80" w:type="dxa"/>
+              <w:left w:w="80" w:type="dxa"/>
+              <w:bottom w:w="80" w:type="dxa"/>
+              <w:right w:w="80" w:type="dxa"/>
+            </w:tcMar>
+            <w:vAlign w:val="center"/>
+          </w:tcPr>
+          <w:p>
+            <w:pPr>
+              <w:spacing w:after="0" w:line="240" w:lineRule="auto"/>
+              <w:ind w:left="0" w:right="0"/>
+              <w:jc w:val="center"/>
+              <w:rPr>
+                <w:rFonts w:ascii="Times New Roman" w:eastAsia="Times New Roman" w:hAnsi="Times New Roman" w:cs="Times New Roman"/>
+              </w:rPr>
+            </w:pPr>
+            <w:r>
+              <w:rPr>
+                <w:rFonts w:ascii="Times New Roman" w:eastAsia="Times New Roman" w:hAnsi="Times New Roman" w:cs="Times New Roman"/>
+                <w:b/>
+                <w:sz w:val="21"/>
+              </w:rPr>
+              <w:t>4679</w:t>
+            </w:r>
+          </w:p>
+        </w:tc>
+        <w:tc>
+          <w:tcPr>
+            <w:tcW w:w="3558" w:type="pct"/>
+            <w:tcMar>
+              <w:top w:w="80" w:type="dxa"/>
+              <w:left w:w="80" w:type="dxa"/>
+              <w:bottom w:w="80" w:type="dxa"/>
+              <w:right w:w="80" w:type="dxa"/>
+            </w:tcMar>
+            <w:vAlign w:val="center"/>
+          </w:tcPr>
+          <w:p>
+            <w:pPr>
+              <w:spacing w:after="0" w:line="240" w:lineRule="auto"/>
+              <w:ind w:left="0" w:right="0"/>
+              <w:rPr>
+                <w:rFonts w:ascii="Times New Roman" w:eastAsia="Times New Roman" w:hAnsi="Times New Roman" w:cs="Times New Roman"/>
+              </w:rPr>
+            </w:pPr>
+            <w:r>
+              <w:rPr>
+                <w:rFonts w:ascii="Times New Roman" w:eastAsia="Times New Roman" w:hAnsi="Times New Roman" w:cs="Times New Roman"/>
+                <w:sz w:val="21"/>
+              </w:rPr>
+              <w:t xml:space="preserve">Bán </w:t>
+            </w:r>
+            <w:proofErr w:type="spellStart"/>
+            <w:r>
+              <w:rPr>
+                <w:rFonts w:ascii="Times New Roman" w:eastAsia="Times New Roman" w:hAnsi="Times New Roman" w:cs="Times New Roman"/>
+                <w:sz w:val="21"/>
+              </w:rPr>
+              <w:t>buôn</w:t>
+            </w:r>
+            <w:proofErr w:type="spellEnd"/>
+            <w:r>
+              <w:rPr>
+                <w:rFonts w:ascii="Times New Roman" w:eastAsia="Times New Roman" w:hAnsi="Times New Roman" w:cs="Times New Roman"/>
+                <w:sz w:val="21"/>
+              </w:rPr>
+              <w:t xml:space="preserve"> </w:t>
+            </w:r>
+            <w:proofErr w:type="spellStart"/>
+            <w:r>
+              <w:rPr>
+                <w:rFonts w:ascii="Times New Roman" w:eastAsia="Times New Roman" w:hAnsi="Times New Roman" w:cs="Times New Roman"/>
+                <w:sz w:val="21"/>
+              </w:rPr>
+              <w:t>chuyên</w:t>
+            </w:r>
+            <w:proofErr w:type="spellEnd"/>
+            <w:r>
+              <w:rPr>
+                <w:rFonts w:ascii="Times New Roman" w:eastAsia="Times New Roman" w:hAnsi="Times New Roman" w:cs="Times New Roman"/>
+                <w:sz w:val="21"/>
+              </w:rPr>
+              <w:t xml:space="preserve"> </w:t>
+            </w:r>
+            <w:proofErr w:type="spellStart"/>
+            <w:r>
+              <w:rPr>
+                <w:rFonts w:ascii="Times New Roman" w:eastAsia="Times New Roman" w:hAnsi="Times New Roman" w:cs="Times New Roman"/>
+                <w:sz w:val="21"/>
+              </w:rPr>
+              <w:t>doanh</w:t>
+            </w:r>
+            <w:proofErr w:type="spellEnd"/>
+            <w:r>
+              <w:rPr>
+                <w:rFonts w:ascii="Times New Roman" w:eastAsia="Times New Roman" w:hAnsi="Times New Roman" w:cs="Times New Roman"/>
+                <w:sz w:val="21"/>
+              </w:rPr>
+              <w:t xml:space="preserve"> </w:t>
+            </w:r>
+            <w:proofErr w:type="spellStart"/>
+            <w:r>
+              <w:rPr>
+                <w:rFonts w:ascii="Times New Roman" w:eastAsia="Times New Roman" w:hAnsi="Times New Roman" w:cs="Times New Roman"/>
+                <w:sz w:val="21"/>
+              </w:rPr>
+              <w:t>khác</w:t>
+            </w:r>
+            <w:proofErr w:type="spellEnd"/>
+            <w:r>
+              <w:rPr>
+                <w:rFonts w:ascii="Times New Roman" w:eastAsia="Times New Roman" w:hAnsi="Times New Roman" w:cs="Times New Roman"/>
+                <w:sz w:val="21"/>
+              </w:rPr>
+              <w:t xml:space="preserve"> </w:t>
+            </w:r>
+            <w:proofErr w:type="spellStart"/>
+            <w:r>
+              <w:rPr>
+                <w:rFonts w:ascii="Times New Roman" w:eastAsia="Times New Roman" w:hAnsi="Times New Roman" w:cs="Times New Roman"/>
+                <w:sz w:val="21"/>
+              </w:rPr>
+              <w:t>chưa</w:t>
+            </w:r>
+            <w:proofErr w:type="spellEnd"/>
+            <w:r>
+              <w:rPr>
+                <w:rFonts w:ascii="Times New Roman" w:eastAsia="Times New Roman" w:hAnsi="Times New Roman" w:cs="Times New Roman"/>
+                <w:sz w:val="21"/>
+              </w:rPr>
+              <w:t xml:space="preserve"> </w:t>
+            </w:r>
+            <w:proofErr w:type="spellStart"/>
+            <w:r>
+              <w:rPr>
+                <w:rFonts w:ascii="Times New Roman" w:eastAsia="Times New Roman" w:hAnsi="Times New Roman" w:cs="Times New Roman"/>
+                <w:sz w:val="21"/>
+              </w:rPr>
+              <w:t>được</w:t>
+            </w:r>
+            <w:proofErr w:type="spellEnd"/>
+            <w:r>
+              <w:rPr>
+                <w:rFonts w:ascii="Times New Roman" w:eastAsia="Times New Roman" w:hAnsi="Times New Roman" w:cs="Times New Roman"/>
+                <w:sz w:val="21"/>
+              </w:rPr>
+              <w:t xml:space="preserve"> </w:t>
+            </w:r>
+            <w:proofErr w:type="spellStart"/>
+            <w:r>
+              <w:rPr>
+                <w:rFonts w:ascii="Times New Roman" w:eastAsia="Times New Roman" w:hAnsi="Times New Roman" w:cs="Times New Roman"/>
+                <w:sz w:val="21"/>
+              </w:rPr>
+              <w:t>phân</w:t>
+            </w:r>
+            <w:proofErr w:type="spellEnd"/>
+            <w:r>
+              <w:rPr>
+                <w:rFonts w:ascii="Times New Roman" w:eastAsia="Times New Roman" w:hAnsi="Times New Roman" w:cs="Times New Roman"/>
+                <w:sz w:val="21"/>
+              </w:rPr>
+              <w:t xml:space="preserve"> </w:t>
+            </w:r>
+            <w:proofErr w:type="spellStart"/>
+            <w:r>
+              <w:rPr>
+                <w:rFonts w:ascii="Times New Roman" w:eastAsia="Times New Roman" w:hAnsi="Times New Roman" w:cs="Times New Roman"/>
+                <w:sz w:val="21"/>
+              </w:rPr>
+              <w:t>vào</w:t>
+            </w:r>
+            <w:proofErr w:type="spellEnd"/>
+            <w:r>
+              <w:rPr>
+                <w:rFonts w:ascii="Times New Roman" w:eastAsia="Times New Roman" w:hAnsi="Times New Roman" w:cs="Times New Roman"/>
+                <w:sz w:val="21"/>
+              </w:rPr>
+              <w:t xml:space="preserve"> </w:t>
+            </w:r>
+            <w:proofErr w:type="spellStart"/>
+            <w:r>
+              <w:rPr>
+                <w:rFonts w:ascii="Times New Roman" w:eastAsia="Times New Roman" w:hAnsi="Times New Roman" w:cs="Times New Roman"/>
+                <w:sz w:val="21"/>
+              </w:rPr>
+              <w:t>đâu</w:t>
+            </w:r>
+            <w:proofErr w:type="spellEnd"/>
+          </w:p>
+        </w:tc>
+        <w:tc>
+          <w:tcPr>
+            <w:tcW w:w="753" w:type="pct"/>
+          </w:tcPr>
+          <w:p>
+            <w:pPr>
+              <w:spacing w:after="0" w:line="240" w:lineRule="auto"/>
+              <w:ind w:left="0" w:right="0"/>
+              <w:rPr>
+                <w:rFonts w:ascii="Times New Roman" w:eastAsia="Times New Roman" w:hAnsi="Times New Roman" w:cs="Times New Roman"/>
+                <w:sz w:val="21"/>
+              </w:rPr>
+            </w:pPr>
+          </w:p>
+        </w:tc>
+      </w:tr>
+      <w:tr>
+        <w:trPr>
+          <w:jc w:val="center"/>
+        </w:trPr>
+        <w:tc>
+          <w:tcPr>
+            <w:tcW w:w="277" w:type="pct"/>
+            <w:tcMar>
+              <w:top w:w="80" w:type="dxa"/>
+              <w:left w:w="80" w:type="dxa"/>
+              <w:bottom w:w="80" w:type="dxa"/>
+              <w:right w:w="80" w:type="dxa"/>
+            </w:tcMar>
+            <w:vAlign w:val="center"/>
+          </w:tcPr>
+          <w:p>
+            <w:pPr>
+              <w:spacing w:after="0" w:line="240" w:lineRule="auto"/>
+              <w:ind w:left="0" w:right="0"/>
+              <w:jc w:val="center"/>
+              <w:rPr>
+                <w:rFonts w:ascii="Times New Roman" w:eastAsia="Times New Roman" w:hAnsi="Times New Roman" w:cs="Times New Roman"/>
+              </w:rPr>
+            </w:pPr>
+            <w:r>
+              <w:rPr>
+                <w:rFonts w:ascii="Times New Roman" w:eastAsia="Times New Roman" w:hAnsi="Times New Roman" w:cs="Times New Roman"/>
+                <w:sz w:val="21"/>
+              </w:rPr>
+              <w:t>5</w:t>
+            </w:r>
+          </w:p>
+        </w:tc>
+        <w:tc>
+          <w:tcPr>
+            <w:tcW w:w="412" w:type="pct"/>
+            <w:tcMar>
+              <w:top w:w="80" w:type="dxa"/>
+              <w:left w:w="80" w:type="dxa"/>
+              <w:bottom w:w="80" w:type="dxa"/>
+              <w:right w:w="80" w:type="dxa"/>
+            </w:tcMar>
+            <w:vAlign w:val="center"/>
+          </w:tcPr>
+          <w:p>
+            <w:pPr>
+              <w:spacing w:after="0" w:line="240" w:lineRule="auto"/>
+              <w:ind w:left="0" w:right="0"/>
+              <w:jc w:val="center"/>
+              <w:rPr>
+                <w:rFonts w:ascii="Times New Roman" w:eastAsia="Times New Roman" w:hAnsi="Times New Roman" w:cs="Times New Roman"/>
+              </w:rPr>
+            </w:pPr>
+            <w:r>
+              <w:rPr>
+                <w:rFonts w:ascii="Times New Roman" w:eastAsia="Times New Roman" w:hAnsi="Times New Roman" w:cs="Times New Roman"/>
+                <w:b/>
+                <w:sz w:val="21"/>
+              </w:rPr>
+              <w:t>4690</w:t>
+            </w:r>
+          </w:p>
+        </w:tc>
+        <w:tc>
+          <w:tcPr>
+            <w:tcW w:w="3558" w:type="pct"/>
+            <w:tcMar>
+              <w:top w:w="80" w:type="dxa"/>
+              <w:left w:w="80" w:type="dxa"/>
+              <w:bottom w:w="80" w:type="dxa"/>
+              <w:right w:w="80" w:type="dxa"/>
+            </w:tcMar>
+            <w:vAlign w:val="center"/>
+          </w:tcPr>
+          <w:p>
+            <w:pPr>
+              <w:spacing w:after="0" w:line="240" w:lineRule="auto"/>
+              <w:ind w:left="0" w:right="0"/>
+              <w:rPr>
+                <w:rFonts w:ascii="Times New Roman" w:eastAsia="Times New Roman" w:hAnsi="Times New Roman" w:cs="Times New Roman"/>
+              </w:rPr>
+            </w:pPr>
+            <w:r>
+              <w:rPr>
+                <w:rFonts w:ascii="Times New Roman" w:eastAsia="Times New Roman" w:hAnsi="Times New Roman" w:cs="Times New Roman"/>
+                <w:sz w:val="21"/>
+              </w:rPr>
+              <w:t xml:space="preserve">Bán </w:t>
+            </w:r>
+            <w:proofErr w:type="spellStart"/>
+            <w:r>
+              <w:rPr>
+                <w:rFonts w:ascii="Times New Roman" w:eastAsia="Times New Roman" w:hAnsi="Times New Roman" w:cs="Times New Roman"/>
+                <w:sz w:val="21"/>
+              </w:rPr>
+              <w:t>buôn</w:t>
+            </w:r>
+            <w:proofErr w:type="spellEnd"/>
+            <w:r>
+              <w:rPr>
+                <w:rFonts w:ascii="Times New Roman" w:eastAsia="Times New Roman" w:hAnsi="Times New Roman" w:cs="Times New Roman"/>
+                <w:sz w:val="21"/>
+              </w:rPr>
+              <w:t xml:space="preserve"> </w:t>
+            </w:r>
+            <w:proofErr w:type="spellStart"/>
+            <w:r>
+              <w:rPr>
+                <w:rFonts w:ascii="Times New Roman" w:eastAsia="Times New Roman" w:hAnsi="Times New Roman" w:cs="Times New Roman"/>
+                <w:sz w:val="21"/>
+              </w:rPr>
+              <w:t>tổng</w:t>
+            </w:r>
+            <w:proofErr w:type="spellEnd"/>
+            <w:r>
+              <w:rPr>
+                <w:rFonts w:ascii="Times New Roman" w:eastAsia="Times New Roman" w:hAnsi="Times New Roman" w:cs="Times New Roman"/>
+                <w:sz w:val="21"/>
+              </w:rPr>
+              <w:t xml:space="preserve"> </w:t>
+            </w:r>
+            <w:proofErr w:type="spellStart"/>
+            <w:r>
+              <w:rPr>
+                <w:rFonts w:ascii="Times New Roman" w:eastAsia="Times New Roman" w:hAnsi="Times New Roman" w:cs="Times New Roman"/>
+                <w:sz w:val="21"/>
+              </w:rPr>
+              <w:t>hợp</w:t>
+            </w:r>
+            <w:proofErr w:type="spellEnd"/>
+          </w:p>
+        </w:tc>
+        <w:tc>
+          <w:tcPr>
+            <w:tcW w:w="753" w:type="pct"/>
+          </w:tcPr>
+          <w:p>
+            <w:pPr>
+              <w:spacing w:after="0" w:line="240" w:lineRule="auto"/>
+              <w:ind w:left="0" w:right="0"/>
+              <w:rPr>
+                <w:rFonts w:ascii="Times New Roman" w:eastAsia="Times New Roman" w:hAnsi="Times New Roman" w:cs="Times New Roman"/>
+                <w:sz w:val="21"/>
+              </w:rPr>
+            </w:pPr>
+          </w:p>
+        </w:tc>
+      </w:tr>
+      <w:tr>
+        <w:trPr>
+          <w:jc w:val="center"/>
+        </w:trPr>
+        <w:tc>
+          <w:tcPr>
+            <w:tcW w:w="277" w:type="pct"/>
+            <w:tcMar>
+              <w:top w:w="80" w:type="dxa"/>
+              <w:left w:w="80" w:type="dxa"/>
+              <w:bottom w:w="80" w:type="dxa"/>
+              <w:right w:w="80" w:type="dxa"/>
+            </w:tcMar>
+            <w:vAlign w:val="center"/>
+          </w:tcPr>
+          <w:p>
+            <w:pPr>
+              <w:spacing w:after="0" w:line="240" w:lineRule="auto"/>
+              <w:ind w:left="0" w:right="0"/>
+              <w:jc w:val="center"/>
+              <w:rPr>
+                <w:rFonts w:ascii="Times New Roman" w:eastAsia="Times New Roman" w:hAnsi="Times New Roman" w:cs="Times New Roman"/>
+              </w:rPr>
+            </w:pPr>
+            <w:r>
+              <w:rPr>
+                <w:rFonts w:ascii="Times New Roman" w:eastAsia="Times New Roman" w:hAnsi="Times New Roman" w:cs="Times New Roman"/>
+                <w:sz w:val="21"/>
+              </w:rPr>
+              <w:t>6</w:t>
+            </w:r>
+          </w:p>
+        </w:tc>
+        <w:tc>
+          <w:tcPr>
+            <w:tcW w:w="412" w:type="pct"/>
+            <w:tcMar>
+              <w:top w:w="80" w:type="dxa"/>
+              <w:left w:w="80" w:type="dxa"/>
+              <w:bottom w:w="80" w:type="dxa"/>
+              <w:right w:w="80" w:type="dxa"/>
+            </w:tcMar>
+            <w:vAlign w:val="center"/>
+          </w:tcPr>
+          <w:p>
+            <w:pPr>
+              <w:spacing w:after="0" w:line="240" w:lineRule="auto"/>
+              <w:ind w:left="0" w:right="0"/>
+              <w:jc w:val="center"/>
+              <w:rPr>
+                <w:rFonts w:ascii="Times New Roman" w:eastAsia="Times New Roman" w:hAnsi="Times New Roman" w:cs="Times New Roman"/>
+              </w:rPr>
+            </w:pPr>
+            <w:r>
+              <w:rPr>
+                <w:rFonts w:ascii="Times New Roman" w:eastAsia="Times New Roman" w:hAnsi="Times New Roman" w:cs="Times New Roman"/>
+                <w:b/>
+                <w:sz w:val="21"/>
+              </w:rPr>
+              <w:t>4653</w:t>
+            </w:r>
+          </w:p>
+        </w:tc>
+        <w:tc>
+          <w:tcPr>
+            <w:tcW w:w="3558" w:type="pct"/>
+            <w:tcMar>
+              <w:top w:w="80" w:type="dxa"/>
+              <w:left w:w="80" w:type="dxa"/>
+              <w:bottom w:w="80" w:type="dxa"/>
+              <w:right w:w="80" w:type="dxa"/>
+            </w:tcMar>
+            <w:vAlign w:val="center"/>
+          </w:tcPr>
+          <w:p>
+            <w:pPr>
+              <w:spacing w:after="0" w:line="240" w:lineRule="auto"/>
+              <w:ind w:left="0" w:right="0"/>
+              <w:rPr>
+                <w:rFonts w:ascii="Times New Roman" w:eastAsia="Times New Roman" w:hAnsi="Times New Roman" w:cs="Times New Roman"/>
+              </w:rPr>
+            </w:pPr>
+            <w:r>
+              <w:rPr>
+                <w:rFonts w:ascii="Times New Roman" w:eastAsia="Times New Roman" w:hAnsi="Times New Roman" w:cs="Times New Roman"/>
+                <w:sz w:val="21"/>
+              </w:rPr>
+              <w:t xml:space="preserve">Bán </w:t>
+            </w:r>
+            <w:proofErr w:type="spellStart"/>
+            <w:r>
+              <w:rPr>
+                <w:rFonts w:ascii="Times New Roman" w:eastAsia="Times New Roman" w:hAnsi="Times New Roman" w:cs="Times New Roman"/>
+                <w:sz w:val="21"/>
+              </w:rPr>
+              <w:t>buôn</w:t>
+            </w:r>
+            <w:proofErr w:type="spellEnd"/>
+            <w:r>
+              <w:rPr>
+                <w:rFonts w:ascii="Times New Roman" w:eastAsia="Times New Roman" w:hAnsi="Times New Roman" w:cs="Times New Roman"/>
+                <w:sz w:val="21"/>
+              </w:rPr>
+              <w:t xml:space="preserve"> </w:t>
+            </w:r>
+            <w:proofErr w:type="spellStart"/>
+            <w:r>
+              <w:rPr>
+                <w:rFonts w:ascii="Times New Roman" w:eastAsia="Times New Roman" w:hAnsi="Times New Roman" w:cs="Times New Roman"/>
+                <w:sz w:val="21"/>
+              </w:rPr>
+              <w:t>máy</w:t>
+            </w:r>
+            <w:proofErr w:type="spellEnd"/>
+            <w:r>
+              <w:rPr>
+                <w:rFonts w:ascii="Times New Roman" w:eastAsia="Times New Roman" w:hAnsi="Times New Roman" w:cs="Times New Roman"/>
+                <w:sz w:val="21"/>
+              </w:rPr>
+              <w:t xml:space="preserve"> </w:t>
+            </w:r>
+            <w:proofErr w:type="spellStart"/>
+            <w:r>
+              <w:rPr>
+                <w:rFonts w:ascii="Times New Roman" w:eastAsia="Times New Roman" w:hAnsi="Times New Roman" w:cs="Times New Roman"/>
+                <w:sz w:val="21"/>
+              </w:rPr>
+              <w:t>móc</w:t>
+            </w:r>
+            <w:proofErr w:type="spellEnd"/>
+            <w:r>
+              <w:rPr>
+                <w:rFonts w:ascii="Times New Roman" w:eastAsia="Times New Roman" w:hAnsi="Times New Roman" w:cs="Times New Roman"/>
+                <w:sz w:val="21"/>
+              </w:rPr>
+              <w:t xml:space="preserve">, </w:t>
+            </w:r>
+            <w:proofErr w:type="spellStart"/>
+            <w:r>
+              <w:rPr>
+                <w:rFonts w:ascii="Times New Roman" w:eastAsia="Times New Roman" w:hAnsi="Times New Roman" w:cs="Times New Roman"/>
+                <w:sz w:val="21"/>
+              </w:rPr>
+              <w:t>thiết</w:t>
+            </w:r>
+            <w:proofErr w:type="spellEnd"/>
+            <w:r>
+              <w:rPr>
+                <w:rFonts w:ascii="Times New Roman" w:eastAsia="Times New Roman" w:hAnsi="Times New Roman" w:cs="Times New Roman"/>
+                <w:sz w:val="21"/>
+              </w:rPr>
+              <w:t xml:space="preserve"> </w:t>
+            </w:r>
+            <w:proofErr w:type="spellStart"/>
+            <w:r>
+              <w:rPr>
+                <w:rFonts w:ascii="Times New Roman" w:eastAsia="Times New Roman" w:hAnsi="Times New Roman" w:cs="Times New Roman"/>
+                <w:sz w:val="21"/>
+              </w:rPr>
+              <w:t>bị</w:t>
+            </w:r>
+            <w:proofErr w:type="spellEnd"/>
+            <w:r>
+              <w:rPr>
+                <w:rFonts w:ascii="Times New Roman" w:eastAsia="Times New Roman" w:hAnsi="Times New Roman" w:cs="Times New Roman"/>
+                <w:sz w:val="21"/>
+              </w:rPr>
+              <w:t xml:space="preserve"> </w:t>
+            </w:r>
+            <w:proofErr w:type="spellStart"/>
+            <w:r>
+              <w:rPr>
+                <w:rFonts w:ascii="Times New Roman" w:eastAsia="Times New Roman" w:hAnsi="Times New Roman" w:cs="Times New Roman"/>
+                <w:sz w:val="21"/>
+              </w:rPr>
+              <w:t>và</w:t>
+            </w:r>
+            <w:proofErr w:type="spellEnd"/>
+            <w:r>
+              <w:rPr>
+                <w:rFonts w:ascii="Times New Roman" w:eastAsia="Times New Roman" w:hAnsi="Times New Roman" w:cs="Times New Roman"/>
+                <w:sz w:val="21"/>
+              </w:rPr>
+              <w:t xml:space="preserve"> </w:t>
+            </w:r>
+            <w:proofErr w:type="spellStart"/>
+            <w:r>
+              <w:rPr>
+                <w:rFonts w:ascii="Times New Roman" w:eastAsia="Times New Roman" w:hAnsi="Times New Roman" w:cs="Times New Roman"/>
+                <w:sz w:val="21"/>
+              </w:rPr>
+              <w:t>phụ</w:t>
+            </w:r>
+            <w:proofErr w:type="spellEnd"/>
+            <w:r>
+              <w:rPr>
+                <w:rFonts w:ascii="Times New Roman" w:eastAsia="Times New Roman" w:hAnsi="Times New Roman" w:cs="Times New Roman"/>
+                <w:sz w:val="21"/>
+              </w:rPr>
+              <w:t xml:space="preserve"> </w:t>
+            </w:r>
+            <w:proofErr w:type="spellStart"/>
+            <w:r>
+              <w:rPr>
+                <w:rFonts w:ascii="Times New Roman" w:eastAsia="Times New Roman" w:hAnsi="Times New Roman" w:cs="Times New Roman"/>
+                <w:sz w:val="21"/>
+              </w:rPr>
+              <w:t>tùng</w:t>
+            </w:r>
+            <w:proofErr w:type="spellEnd"/>
+            <w:r>
+              <w:rPr>
+                <w:rFonts w:ascii="Times New Roman" w:eastAsia="Times New Roman" w:hAnsi="Times New Roman" w:cs="Times New Roman"/>
+                <w:sz w:val="21"/>
+              </w:rPr>
+              <w:t xml:space="preserve"> </w:t>
+            </w:r>
+            <w:proofErr w:type="spellStart"/>
+            <w:r>
+              <w:rPr>
+                <w:rFonts w:ascii="Times New Roman" w:eastAsia="Times New Roman" w:hAnsi="Times New Roman" w:cs="Times New Roman"/>
+                <w:sz w:val="21"/>
+              </w:rPr>
+              <w:t>máy</w:t>
+            </w:r>
+            <w:proofErr w:type="spellEnd"/>
+            <w:r>
+              <w:rPr>
+                <w:rFonts w:ascii="Times New Roman" w:eastAsia="Times New Roman" w:hAnsi="Times New Roman" w:cs="Times New Roman"/>
+                <w:sz w:val="21"/>
+              </w:rPr>
+              <w:t xml:space="preserve"> </w:t>
+            </w:r>
+            <w:proofErr w:type="spellStart"/>
+            <w:r>
+              <w:rPr>
+                <w:rFonts w:ascii="Times New Roman" w:eastAsia="Times New Roman" w:hAnsi="Times New Roman" w:cs="Times New Roman"/>
+                <w:sz w:val="21"/>
+              </w:rPr>
+              <w:t>nông</w:t>
+            </w:r>
+            <w:proofErr w:type="spellEnd"/>
+            <w:r>
+              <w:rPr>
+                <w:rFonts w:ascii="Times New Roman" w:eastAsia="Times New Roman" w:hAnsi="Times New Roman" w:cs="Times New Roman"/>
+                <w:sz w:val="21"/>
+              </w:rPr>
+              <w:t xml:space="preserve"> </w:t>
+            </w:r>
+            <w:proofErr w:type="spellStart"/>
+            <w:r>
+              <w:rPr>
+                <w:rFonts w:ascii="Times New Roman" w:eastAsia="Times New Roman" w:hAnsi="Times New Roman" w:cs="Times New Roman"/>
+                <w:sz w:val="21"/>
+              </w:rPr>
+              <w:t>nghiệp</w:t>
+            </w:r>
+            <w:proofErr w:type="spellEnd"/>
+          </w:p>
+        </w:tc>
+        <w:tc>
+          <w:tcPr>
+            <w:tcW w:w="753" w:type="pct"/>
+          </w:tcPr>
+          <w:p>
+            <w:pPr>
+              <w:spacing w:after="0" w:line="240" w:lineRule="auto"/>
+              <w:ind w:left="0" w:right="0"/>
+              <w:rPr>
+                <w:rFonts w:ascii="Times New Roman" w:eastAsia="Times New Roman" w:hAnsi="Times New Roman" w:cs="Times New Roman"/>
+                <w:sz w:val="21"/>
+              </w:rPr>
+            </w:pPr>
+          </w:p>
+        </w:tc>
+      </w:tr>
+      <w:tr>
+        <w:trPr>
+          <w:jc w:val="center"/>
+        </w:trPr>
+        <w:tc>
+          <w:tcPr>
+            <w:tcW w:w="277" w:type="pct"/>
+            <w:tcMar>
+              <w:top w:w="80" w:type="dxa"/>
+              <w:left w:w="80" w:type="dxa"/>
+              <w:bottom w:w="80" w:type="dxa"/>
+              <w:right w:w="80" w:type="dxa"/>
+            </w:tcMar>
+            <w:vAlign w:val="center"/>
+          </w:tcPr>
+          <w:p>
+            <w:pPr>
+              <w:spacing w:after="0" w:line="240" w:lineRule="auto"/>
+              <w:ind w:left="0" w:right="0"/>
+              <w:jc w:val="center"/>
+              <w:rPr>
+                <w:rFonts w:ascii="Times New Roman" w:eastAsia="Times New Roman" w:hAnsi="Times New Roman" w:cs="Times New Roman"/>
+              </w:rPr>
+            </w:pPr>
+            <w:r>
+              <w:rPr>
+                <w:rFonts w:ascii="Times New Roman" w:eastAsia="Times New Roman" w:hAnsi="Times New Roman" w:cs="Times New Roman"/>
+                <w:sz w:val="21"/>
+              </w:rPr>
+              <w:t>7</w:t>
+            </w:r>
+          </w:p>
+        </w:tc>
+        <w:tc>
+          <w:tcPr>
+            <w:tcW w:w="412" w:type="pct"/>
+            <w:tcMar>
+              <w:top w:w="80" w:type="dxa"/>
+              <w:left w:w="80" w:type="dxa"/>
+              <w:bottom w:w="80" w:type="dxa"/>
+              <w:right w:w="80" w:type="dxa"/>
+            </w:tcMar>
+            <w:vAlign w:val="center"/>
+          </w:tcPr>
+          <w:p>
+            <w:pPr>
+              <w:spacing w:after="0" w:line="240" w:lineRule="auto"/>
+              <w:ind w:left="0" w:right="0"/>
+              <w:jc w:val="center"/>
+              <w:rPr>
+                <w:rFonts w:ascii="Times New Roman" w:eastAsia="Times New Roman" w:hAnsi="Times New Roman" w:cs="Times New Roman"/>
+              </w:rPr>
+            </w:pPr>
+            <w:r>
+              <w:rPr>
+                <w:rFonts w:ascii="Times New Roman" w:eastAsia="Times New Roman" w:hAnsi="Times New Roman" w:cs="Times New Roman"/>
+                <w:b/>
+                <w:sz w:val="21"/>
+              </w:rPr>
+              <w:t>0141</w:t>
+            </w:r>
+          </w:p>
+        </w:tc>
+        <w:tc>
+          <w:tcPr>
+            <w:tcW w:w="3558" w:type="pct"/>
+            <w:tcMar>
+              <w:top w:w="80" w:type="dxa"/>
+              <w:left w:w="80" w:type="dxa"/>
+              <w:bottom w:w="80" w:type="dxa"/>
+              <w:right w:w="80" w:type="dxa"/>
+            </w:tcMar>
+            <w:vAlign w:val="center"/>
+          </w:tcPr>
+          <w:p>
+            <w:pPr>
+              <w:spacing w:after="0" w:line="240" w:lineRule="auto"/>
+              <w:ind w:left="0" w:right="0"/>
+              <w:rPr>
+                <w:rFonts w:ascii="Times New Roman" w:eastAsia="Times New Roman" w:hAnsi="Times New Roman" w:cs="Times New Roman"/>
+              </w:rPr>
+            </w:pPr>
+            <w:proofErr w:type="spellStart"/>
+            <w:r>
+              <w:rPr>
+                <w:rFonts w:ascii="Times New Roman" w:eastAsia="Times New Roman" w:hAnsi="Times New Roman" w:cs="Times New Roman"/>
+                <w:sz w:val="21"/>
+              </w:rPr>
+              <w:t>Chăn</w:t>
+            </w:r>
+            <w:proofErr w:type="spellEnd"/>
+            <w:r>
+              <w:rPr>
+                <w:rFonts w:ascii="Times New Roman" w:eastAsia="Times New Roman" w:hAnsi="Times New Roman" w:cs="Times New Roman"/>
+                <w:sz w:val="21"/>
+              </w:rPr>
+              <w:t xml:space="preserve"> </w:t>
+            </w:r>
+            <w:proofErr w:type="spellStart"/>
+            <w:r>
+              <w:rPr>
+                <w:rFonts w:ascii="Times New Roman" w:eastAsia="Times New Roman" w:hAnsi="Times New Roman" w:cs="Times New Roman"/>
+                <w:sz w:val="21"/>
+              </w:rPr>
+              <w:t>nuôi</w:t>
+            </w:r>
+            <w:proofErr w:type="spellEnd"/>
+            <w:r>
+              <w:rPr>
+                <w:rFonts w:ascii="Times New Roman" w:eastAsia="Times New Roman" w:hAnsi="Times New Roman" w:cs="Times New Roman"/>
+                <w:sz w:val="21"/>
+              </w:rPr>
+              <w:t xml:space="preserve"> </w:t>
+            </w:r>
+            <w:proofErr w:type="spellStart"/>
+            <w:r>
+              <w:rPr>
+                <w:rFonts w:ascii="Times New Roman" w:eastAsia="Times New Roman" w:hAnsi="Times New Roman" w:cs="Times New Roman"/>
+                <w:sz w:val="21"/>
+              </w:rPr>
+              <w:t>trâu</w:t>
+            </w:r>
+            <w:proofErr w:type="spellEnd"/>
+            <w:r>
+              <w:rPr>
+                <w:rFonts w:ascii="Times New Roman" w:eastAsia="Times New Roman" w:hAnsi="Times New Roman" w:cs="Times New Roman"/>
+                <w:sz w:val="21"/>
+              </w:rPr>
+              <w:t xml:space="preserve">, </w:t>
+            </w:r>
+            <w:proofErr w:type="spellStart"/>
+            <w:r>
+              <w:rPr>
+                <w:rFonts w:ascii="Times New Roman" w:eastAsia="Times New Roman" w:hAnsi="Times New Roman" w:cs="Times New Roman"/>
+                <w:sz w:val="21"/>
+              </w:rPr>
+              <w:t>bò</w:t>
+            </w:r>
+            <w:proofErr w:type="spellEnd"/>
+            <w:r>
+              <w:rPr>
+                <w:rFonts w:ascii="Times New Roman" w:eastAsia="Times New Roman" w:hAnsi="Times New Roman" w:cs="Times New Roman"/>
+                <w:sz w:val="21"/>
+              </w:rPr>
+              <w:t xml:space="preserve"> </w:t>
+            </w:r>
+            <w:proofErr w:type="spellStart"/>
+            <w:r>
+              <w:rPr>
+                <w:rFonts w:ascii="Times New Roman" w:eastAsia="Times New Roman" w:hAnsi="Times New Roman" w:cs="Times New Roman"/>
+                <w:sz w:val="21"/>
+              </w:rPr>
+              <w:t>và</w:t>
+            </w:r>
+            <w:proofErr w:type="spellEnd"/>
+            <w:r>
+              <w:rPr>
+                <w:rFonts w:ascii="Times New Roman" w:eastAsia="Times New Roman" w:hAnsi="Times New Roman" w:cs="Times New Roman"/>
+                <w:sz w:val="21"/>
+              </w:rPr>
+              <w:t xml:space="preserve"> </w:t>
+            </w:r>
+            <w:proofErr w:type="spellStart"/>
+            <w:r>
+              <w:rPr>
+                <w:rFonts w:ascii="Times New Roman" w:eastAsia="Times New Roman" w:hAnsi="Times New Roman" w:cs="Times New Roman"/>
+                <w:sz w:val="21"/>
+              </w:rPr>
+              <w:t>sản</w:t>
+            </w:r>
+            <w:proofErr w:type="spellEnd"/>
+            <w:r>
+              <w:rPr>
+                <w:rFonts w:ascii="Times New Roman" w:eastAsia="Times New Roman" w:hAnsi="Times New Roman" w:cs="Times New Roman"/>
+                <w:sz w:val="21"/>
+              </w:rPr>
+              <w:t xml:space="preserve"> </w:t>
+            </w:r>
+            <w:proofErr w:type="spellStart"/>
+            <w:r>
+              <w:rPr>
+                <w:rFonts w:ascii="Times New Roman" w:eastAsia="Times New Roman" w:hAnsi="Times New Roman" w:cs="Times New Roman"/>
+                <w:sz w:val="21"/>
+              </w:rPr>
+              <w:t>xuất</w:t>
+            </w:r>
+            <w:proofErr w:type="spellEnd"/>
+            <w:r>
+              <w:rPr>
+                <w:rFonts w:ascii="Times New Roman" w:eastAsia="Times New Roman" w:hAnsi="Times New Roman" w:cs="Times New Roman"/>
+                <w:sz w:val="21"/>
+              </w:rPr>
+              <w:t xml:space="preserve"> </w:t>
+            </w:r>
+            <w:proofErr w:type="spellStart"/>
+            <w:r>
+              <w:rPr>
+                <w:rFonts w:ascii="Times New Roman" w:eastAsia="Times New Roman" w:hAnsi="Times New Roman" w:cs="Times New Roman"/>
+                <w:sz w:val="21"/>
+              </w:rPr>
+              <w:t>giống</w:t>
+            </w:r>
+            <w:proofErr w:type="spellEnd"/>
+            <w:r>
+              <w:rPr>
+                <w:rFonts w:ascii="Times New Roman" w:eastAsia="Times New Roman" w:hAnsi="Times New Roman" w:cs="Times New Roman"/>
+                <w:sz w:val="21"/>
+              </w:rPr>
+              <w:t xml:space="preserve"> </w:t>
+            </w:r>
+            <w:proofErr w:type="spellStart"/>
+            <w:r>
+              <w:rPr>
+                <w:rFonts w:ascii="Times New Roman" w:eastAsia="Times New Roman" w:hAnsi="Times New Roman" w:cs="Times New Roman"/>
+                <w:sz w:val="21"/>
+              </w:rPr>
+              <w:t>trâu</w:t>
+            </w:r>
+            <w:proofErr w:type="spellEnd"/>
+            <w:r>
+              <w:rPr>
+                <w:rFonts w:ascii="Times New Roman" w:eastAsia="Times New Roman" w:hAnsi="Times New Roman" w:cs="Times New Roman"/>
+                <w:sz w:val="21"/>
+              </w:rPr>
+              <w:t xml:space="preserve">, </w:t>
+            </w:r>
+            <w:proofErr w:type="spellStart"/>
+            <w:r>
+              <w:rPr>
+                <w:rFonts w:ascii="Times New Roman" w:eastAsia="Times New Roman" w:hAnsi="Times New Roman" w:cs="Times New Roman"/>
+                <w:sz w:val="21"/>
+              </w:rPr>
+              <w:t>bò</w:t>
+            </w:r>
+            <w:proofErr w:type="spellEnd"/>
+          </w:p>
+        </w:tc>
+        <w:tc>
+          <w:tcPr>
+            <w:tcW w:w="753" w:type="pct"/>
+          </w:tcPr>
+          <w:p>
+            <w:pPr>
+              <w:spacing w:after="0" w:line="240" w:lineRule="auto"/>
+              <w:ind w:left="0" w:right="0"/>
+              <w:rPr>
+                <w:rFonts w:ascii="Times New Roman" w:eastAsia="Times New Roman" w:hAnsi="Times New Roman" w:cs="Times New Roman"/>
+                <w:sz w:val="21"/>
+              </w:rPr>
+            </w:pPr>
+          </w:p>
+        </w:tc>
+      </w:tr>
+      <w:tr>
+        <w:trPr>
+          <w:jc w:val="center"/>
+        </w:trPr>
+        <w:tc>
+          <w:tcPr>
+            <w:tcW w:w="277" w:type="pct"/>
+            <w:tcMar>
+              <w:top w:w="80" w:type="dxa"/>
+              <w:left w:w="80" w:type="dxa"/>
+              <w:bottom w:w="80" w:type="dxa"/>
+              <w:right w:w="80" w:type="dxa"/>
+            </w:tcMar>
+            <w:vAlign w:val="center"/>
+          </w:tcPr>
+          <w:p>
+            <w:pPr>
+              <w:spacing w:after="0" w:line="240" w:lineRule="auto"/>
+              <w:ind w:left="0" w:right="0"/>
+              <w:jc w:val="center"/>
+              <w:rPr>
+                <w:rFonts w:ascii="Times New Roman" w:eastAsia="Times New Roman" w:hAnsi="Times New Roman" w:cs="Times New Roman"/>
+              </w:rPr>
+            </w:pPr>
+            <w:r>
+              <w:rPr>
+                <w:rFonts w:ascii="Times New Roman" w:eastAsia="Times New Roman" w:hAnsi="Times New Roman" w:cs="Times New Roman"/>
+                <w:sz w:val="21"/>
+              </w:rPr>
+              <w:t>8</w:t>
+            </w:r>
+          </w:p>
+        </w:tc>
+        <w:tc>
+          <w:tcPr>
+            <w:tcW w:w="412" w:type="pct"/>
+            <w:tcMar>
+              <w:top w:w="80" w:type="dxa"/>
+              <w:left w:w="80" w:type="dxa"/>
+              <w:bottom w:w="80" w:type="dxa"/>
+              <w:right w:w="80" w:type="dxa"/>
+            </w:tcMar>
+            <w:vAlign w:val="center"/>
+          </w:tcPr>
+          <w:p>
+            <w:pPr>
+              <w:spacing w:after="0" w:line="240" w:lineRule="auto"/>
+              <w:ind w:left="0" w:right="0"/>
+              <w:jc w:val="center"/>
+              <w:rPr>
+                <w:rFonts w:ascii="Times New Roman" w:eastAsia="Times New Roman" w:hAnsi="Times New Roman" w:cs="Times New Roman"/>
+              </w:rPr>
+            </w:pPr>
+            <w:r>
+              <w:rPr>
+                <w:rFonts w:ascii="Times New Roman" w:eastAsia="Times New Roman" w:hAnsi="Times New Roman" w:cs="Times New Roman"/>
+                <w:b/>
+                <w:sz w:val="21"/>
+              </w:rPr>
+              <w:t>0142</w:t>
+            </w:r>
+          </w:p>
+        </w:tc>
+        <w:tc>
+          <w:tcPr>
+            <w:tcW w:w="3558" w:type="pct"/>
+            <w:tcMar>
+              <w:top w:w="80" w:type="dxa"/>
+              <w:left w:w="80" w:type="dxa"/>
+              <w:bottom w:w="80" w:type="dxa"/>
+              <w:right w:w="80" w:type="dxa"/>
+            </w:tcMar>
+            <w:vAlign w:val="center"/>
+          </w:tcPr>
+          <w:p>
+            <w:pPr>
+              <w:spacing w:after="0" w:line="240" w:lineRule="auto"/>
+              <w:ind w:left="0" w:right="0"/>
+              <w:rPr>
+                <w:rFonts w:ascii="Times New Roman" w:eastAsia="Times New Roman" w:hAnsi="Times New Roman" w:cs="Times New Roman"/>
+              </w:rPr>
+            </w:pPr>
+            <w:proofErr w:type="spellStart"/>
+            <w:r>
+              <w:rPr>
+                <w:rFonts w:ascii="Times New Roman" w:eastAsia="Times New Roman" w:hAnsi="Times New Roman" w:cs="Times New Roman"/>
+                <w:sz w:val="21"/>
+              </w:rPr>
+              <w:t>Chăn</w:t>
+            </w:r>
+            <w:proofErr w:type="spellEnd"/>
+            <w:r>
+              <w:rPr>
+                <w:rFonts w:ascii="Times New Roman" w:eastAsia="Times New Roman" w:hAnsi="Times New Roman" w:cs="Times New Roman"/>
+                <w:sz w:val="21"/>
+              </w:rPr>
+              <w:t xml:space="preserve"> </w:t>
+            </w:r>
+            <w:proofErr w:type="spellStart"/>
+            <w:r>
+              <w:rPr>
+                <w:rFonts w:ascii="Times New Roman" w:eastAsia="Times New Roman" w:hAnsi="Times New Roman" w:cs="Times New Roman"/>
+                <w:sz w:val="21"/>
+              </w:rPr>
+              <w:t>nuôi</w:t>
+            </w:r>
+            <w:proofErr w:type="spellEnd"/>
+            <w:r>
+              <w:rPr>
+                <w:rFonts w:ascii="Times New Roman" w:eastAsia="Times New Roman" w:hAnsi="Times New Roman" w:cs="Times New Roman"/>
+                <w:sz w:val="21"/>
+              </w:rPr>
+              <w:t xml:space="preserve"> </w:t>
+            </w:r>
+            <w:proofErr w:type="spellStart"/>
+            <w:r>
+              <w:rPr>
+                <w:rFonts w:ascii="Times New Roman" w:eastAsia="Times New Roman" w:hAnsi="Times New Roman" w:cs="Times New Roman"/>
+                <w:sz w:val="21"/>
+              </w:rPr>
+              <w:t>ngựa</w:t>
+            </w:r>
+            <w:proofErr w:type="spellEnd"/>
+            <w:r>
+              <w:rPr>
+                <w:rFonts w:ascii="Times New Roman" w:eastAsia="Times New Roman" w:hAnsi="Times New Roman" w:cs="Times New Roman"/>
+                <w:sz w:val="21"/>
+              </w:rPr>
+              <w:t xml:space="preserve">, </w:t>
+            </w:r>
+            <w:proofErr w:type="spellStart"/>
+            <w:r>
+              <w:rPr>
+                <w:rFonts w:ascii="Times New Roman" w:eastAsia="Times New Roman" w:hAnsi="Times New Roman" w:cs="Times New Roman"/>
+                <w:sz w:val="21"/>
+              </w:rPr>
+              <w:t>lừa</w:t>
+            </w:r>
+            <w:proofErr w:type="spellEnd"/>
+            <w:r>
+              <w:rPr>
+                <w:rFonts w:ascii="Times New Roman" w:eastAsia="Times New Roman" w:hAnsi="Times New Roman" w:cs="Times New Roman"/>
+                <w:sz w:val="21"/>
+              </w:rPr>
+              <w:t xml:space="preserve">, la </w:t>
+            </w:r>
+            <w:proofErr w:type="spellStart"/>
+            <w:r>
+              <w:rPr>
+                <w:rFonts w:ascii="Times New Roman" w:eastAsia="Times New Roman" w:hAnsi="Times New Roman" w:cs="Times New Roman"/>
+                <w:sz w:val="21"/>
+              </w:rPr>
+              <w:t>và</w:t>
+            </w:r>
+            <w:proofErr w:type="spellEnd"/>
+            <w:r>
+              <w:rPr>
+                <w:rFonts w:ascii="Times New Roman" w:eastAsia="Times New Roman" w:hAnsi="Times New Roman" w:cs="Times New Roman"/>
+                <w:sz w:val="21"/>
+              </w:rPr>
+              <w:t xml:space="preserve"> </w:t>
+            </w:r>
+            <w:proofErr w:type="spellStart"/>
+            <w:r>
+              <w:rPr>
+                <w:rFonts w:ascii="Times New Roman" w:eastAsia="Times New Roman" w:hAnsi="Times New Roman" w:cs="Times New Roman"/>
+                <w:sz w:val="21"/>
+              </w:rPr>
+              <w:t>sản</w:t>
+            </w:r>
+            <w:proofErr w:type="spellEnd"/>
+            <w:r>
+              <w:rPr>
+                <w:rFonts w:ascii="Times New Roman" w:eastAsia="Times New Roman" w:hAnsi="Times New Roman" w:cs="Times New Roman"/>
+                <w:sz w:val="21"/>
+              </w:rPr>
+              <w:t xml:space="preserve"> </w:t>
+            </w:r>
+            <w:proofErr w:type="spellStart"/>
+            <w:r>
+              <w:rPr>
+                <w:rFonts w:ascii="Times New Roman" w:eastAsia="Times New Roman" w:hAnsi="Times New Roman" w:cs="Times New Roman"/>
+                <w:sz w:val="21"/>
+              </w:rPr>
+              <w:t>xuất</w:t>
+            </w:r>
+            <w:proofErr w:type="spellEnd"/>
+            <w:r>
+              <w:rPr>
+                <w:rFonts w:ascii="Times New Roman" w:eastAsia="Times New Roman" w:hAnsi="Times New Roman" w:cs="Times New Roman"/>
+                <w:sz w:val="21"/>
+              </w:rPr>
+              <w:t xml:space="preserve"> </w:t>
+            </w:r>
+            <w:proofErr w:type="spellStart"/>
+            <w:r>
+              <w:rPr>
+                <w:rFonts w:ascii="Times New Roman" w:eastAsia="Times New Roman" w:hAnsi="Times New Roman" w:cs="Times New Roman"/>
+                <w:sz w:val="21"/>
+              </w:rPr>
+              <w:t>giống</w:t>
+            </w:r>
+            <w:proofErr w:type="spellEnd"/>
+            <w:r>
+              <w:rPr>
+                <w:rFonts w:ascii="Times New Roman" w:eastAsia="Times New Roman" w:hAnsi="Times New Roman" w:cs="Times New Roman"/>
+                <w:sz w:val="21"/>
+              </w:rPr>
+              <w:t xml:space="preserve"> </w:t>
+            </w:r>
+            <w:proofErr w:type="spellStart"/>
+            <w:r>
+              <w:rPr>
+                <w:rFonts w:ascii="Times New Roman" w:eastAsia="Times New Roman" w:hAnsi="Times New Roman" w:cs="Times New Roman"/>
+                <w:sz w:val="21"/>
+              </w:rPr>
+              <w:t>ngựa</w:t>
+            </w:r>
+            <w:proofErr w:type="spellEnd"/>
+            <w:r>
+              <w:rPr>
+                <w:rFonts w:ascii="Times New Roman" w:eastAsia="Times New Roman" w:hAnsi="Times New Roman" w:cs="Times New Roman"/>
+                <w:sz w:val="21"/>
+              </w:rPr>
+              <w:t xml:space="preserve">, </w:t>
+            </w:r>
+            <w:proofErr w:type="spellStart"/>
+            <w:r>
+              <w:rPr>
+                <w:rFonts w:ascii="Times New Roman" w:eastAsia="Times New Roman" w:hAnsi="Times New Roman" w:cs="Times New Roman"/>
+                <w:sz w:val="21"/>
+              </w:rPr>
+              <w:t>lừa</w:t>
+            </w:r>
+            <w:proofErr w:type="spellEnd"/>
+          </w:p>
+        </w:tc>
+        <w:tc>
+          <w:tcPr>
+            <w:tcW w:w="753" w:type="pct"/>
+          </w:tcPr>
+          <w:p>
+            <w:pPr>
+              <w:spacing w:after="0" w:line="240" w:lineRule="auto"/>
+              <w:ind w:left="0" w:right="0"/>
+              <w:rPr>
+                <w:rFonts w:ascii="Times New Roman" w:eastAsia="Times New Roman" w:hAnsi="Times New Roman" w:cs="Times New Roman"/>
+                <w:sz w:val="21"/>
+              </w:rPr>
+            </w:pPr>
+          </w:p>
+        </w:tc>
+      </w:tr>
+      <w:tr>
+        <w:trPr>
+          <w:jc w:val="center"/>
+        </w:trPr>
+        <w:tc>
+          <w:tcPr>
+            <w:tcW w:w="277" w:type="pct"/>
+            <w:tcMar>
+              <w:top w:w="80" w:type="dxa"/>
+              <w:left w:w="80" w:type="dxa"/>
+              <w:bottom w:w="80" w:type="dxa"/>
+              <w:right w:w="80" w:type="dxa"/>
+            </w:tcMar>
+            <w:vAlign w:val="center"/>
+          </w:tcPr>
+          <w:p>
+            <w:pPr>
+              <w:spacing w:after="0" w:line="240" w:lineRule="auto"/>
+              <w:ind w:left="0" w:right="0"/>
+              <w:jc w:val="center"/>
+              <w:rPr>
+                <w:rFonts w:ascii="Times New Roman" w:eastAsia="Times New Roman" w:hAnsi="Times New Roman" w:cs="Times New Roman"/>
+              </w:rPr>
+            </w:pPr>
+            <w:r>
+              <w:rPr>
+                <w:rFonts w:ascii="Times New Roman" w:eastAsia="Times New Roman" w:hAnsi="Times New Roman" w:cs="Times New Roman"/>
+                <w:sz w:val="21"/>
+              </w:rPr>
+              <w:t>9</w:t>
+            </w:r>
+          </w:p>
+        </w:tc>
+        <w:tc>
+          <w:tcPr>
+            <w:tcW w:w="412" w:type="pct"/>
+            <w:tcMar>
+              <w:top w:w="80" w:type="dxa"/>
+              <w:left w:w="80" w:type="dxa"/>
+              <w:bottom w:w="80" w:type="dxa"/>
+              <w:right w:w="80" w:type="dxa"/>
+            </w:tcMar>
+            <w:vAlign w:val="center"/>
+          </w:tcPr>
+          <w:p>
+            <w:pPr>
+              <w:spacing w:after="0" w:line="240" w:lineRule="auto"/>
+              <w:ind w:left="0" w:right="0"/>
+              <w:jc w:val="center"/>
+              <w:rPr>
+                <w:rFonts w:ascii="Times New Roman" w:eastAsia="Times New Roman" w:hAnsi="Times New Roman" w:cs="Times New Roman"/>
+              </w:rPr>
+            </w:pPr>
+            <w:r>
+              <w:rPr>
+                <w:rFonts w:ascii="Times New Roman" w:eastAsia="Times New Roman" w:hAnsi="Times New Roman" w:cs="Times New Roman"/>
+                <w:b/>
+                <w:sz w:val="21"/>
+              </w:rPr>
+              <w:t>0144</w:t>
+            </w:r>
+          </w:p>
+        </w:tc>
+        <w:tc>
+          <w:tcPr>
+            <w:tcW w:w="3558" w:type="pct"/>
+            <w:tcMar>
+              <w:top w:w="80" w:type="dxa"/>
+              <w:left w:w="80" w:type="dxa"/>
+              <w:bottom w:w="80" w:type="dxa"/>
+              <w:right w:w="80" w:type="dxa"/>
+            </w:tcMar>
+            <w:vAlign w:val="center"/>
+          </w:tcPr>
+          <w:p>
+            <w:pPr>
+              <w:spacing w:after="0" w:line="240" w:lineRule="auto"/>
+              <w:ind w:left="0" w:right="0"/>
+              <w:rPr>
+                <w:rFonts w:ascii="Times New Roman" w:eastAsia="Times New Roman" w:hAnsi="Times New Roman" w:cs="Times New Roman"/>
+              </w:rPr>
+            </w:pPr>
+            <w:proofErr w:type="spellStart"/>
+            <w:r>
+              <w:rPr>
+                <w:rFonts w:ascii="Times New Roman" w:eastAsia="Times New Roman" w:hAnsi="Times New Roman" w:cs="Times New Roman"/>
+                <w:sz w:val="21"/>
+              </w:rPr>
+              <w:t>Chăn</w:t>
+            </w:r>
+            <w:proofErr w:type="spellEnd"/>
+            <w:r>
+              <w:rPr>
+                <w:rFonts w:ascii="Times New Roman" w:eastAsia="Times New Roman" w:hAnsi="Times New Roman" w:cs="Times New Roman"/>
+                <w:sz w:val="21"/>
+              </w:rPr>
+              <w:t xml:space="preserve"> </w:t>
+            </w:r>
+            <w:proofErr w:type="spellStart"/>
+            <w:r>
+              <w:rPr>
+                <w:rFonts w:ascii="Times New Roman" w:eastAsia="Times New Roman" w:hAnsi="Times New Roman" w:cs="Times New Roman"/>
+                <w:sz w:val="21"/>
+              </w:rPr>
+              <w:t>nuôi</w:t>
+            </w:r>
+            <w:proofErr w:type="spellEnd"/>
+            <w:r>
+              <w:rPr>
+                <w:rFonts w:ascii="Times New Roman" w:eastAsia="Times New Roman" w:hAnsi="Times New Roman" w:cs="Times New Roman"/>
+                <w:sz w:val="21"/>
+              </w:rPr>
+              <w:t xml:space="preserve"> </w:t>
+            </w:r>
+            <w:proofErr w:type="spellStart"/>
+            <w:r>
+              <w:rPr>
+                <w:rFonts w:ascii="Times New Roman" w:eastAsia="Times New Roman" w:hAnsi="Times New Roman" w:cs="Times New Roman"/>
+                <w:sz w:val="21"/>
+              </w:rPr>
+              <w:t>dê</w:t>
+            </w:r>
+            <w:proofErr w:type="spellEnd"/>
+            <w:r>
+              <w:rPr>
+                <w:rFonts w:ascii="Times New Roman" w:eastAsia="Times New Roman" w:hAnsi="Times New Roman" w:cs="Times New Roman"/>
+                <w:sz w:val="21"/>
+              </w:rPr>
+              <w:t xml:space="preserve">, </w:t>
+            </w:r>
+            <w:proofErr w:type="spellStart"/>
+            <w:r>
+              <w:rPr>
+                <w:rFonts w:ascii="Times New Roman" w:eastAsia="Times New Roman" w:hAnsi="Times New Roman" w:cs="Times New Roman"/>
+                <w:sz w:val="21"/>
+              </w:rPr>
+              <w:t>cừu</w:t>
+            </w:r>
+            <w:proofErr w:type="spellEnd"/>
+            <w:r>
+              <w:rPr>
+                <w:rFonts w:ascii="Times New Roman" w:eastAsia="Times New Roman" w:hAnsi="Times New Roman" w:cs="Times New Roman"/>
+                <w:sz w:val="21"/>
+              </w:rPr>
+              <w:t xml:space="preserve">, </w:t>
+            </w:r>
+            <w:proofErr w:type="spellStart"/>
+            <w:r>
+              <w:rPr>
+                <w:rFonts w:ascii="Times New Roman" w:eastAsia="Times New Roman" w:hAnsi="Times New Roman" w:cs="Times New Roman"/>
+                <w:sz w:val="21"/>
+              </w:rPr>
+              <w:t>hươu</w:t>
+            </w:r>
+            <w:proofErr w:type="spellEnd"/>
+            <w:r>
+              <w:rPr>
+                <w:rFonts w:ascii="Times New Roman" w:eastAsia="Times New Roman" w:hAnsi="Times New Roman" w:cs="Times New Roman"/>
+                <w:sz w:val="21"/>
+              </w:rPr>
+              <w:t xml:space="preserve">, </w:t>
+            </w:r>
+            <w:proofErr w:type="spellStart"/>
+            <w:r>
+              <w:rPr>
+                <w:rFonts w:ascii="Times New Roman" w:eastAsia="Times New Roman" w:hAnsi="Times New Roman" w:cs="Times New Roman"/>
+                <w:sz w:val="21"/>
+              </w:rPr>
+              <w:t>nai</w:t>
+            </w:r>
+            <w:proofErr w:type="spellEnd"/>
+            <w:r>
+              <w:rPr>
+                <w:rFonts w:ascii="Times New Roman" w:eastAsia="Times New Roman" w:hAnsi="Times New Roman" w:cs="Times New Roman"/>
+                <w:sz w:val="21"/>
+              </w:rPr>
+              <w:t xml:space="preserve"> </w:t>
+            </w:r>
+            <w:proofErr w:type="spellStart"/>
+            <w:r>
+              <w:rPr>
+                <w:rFonts w:ascii="Times New Roman" w:eastAsia="Times New Roman" w:hAnsi="Times New Roman" w:cs="Times New Roman"/>
+                <w:sz w:val="21"/>
+              </w:rPr>
+              <w:t>và</w:t>
+            </w:r>
+            <w:proofErr w:type="spellEnd"/>
+            <w:r>
+              <w:rPr>
+                <w:rFonts w:ascii="Times New Roman" w:eastAsia="Times New Roman" w:hAnsi="Times New Roman" w:cs="Times New Roman"/>
+                <w:sz w:val="21"/>
+              </w:rPr>
+              <w:t xml:space="preserve"> </w:t>
+            </w:r>
+            <w:proofErr w:type="spellStart"/>
+            <w:r>
+              <w:rPr>
+                <w:rFonts w:ascii="Times New Roman" w:eastAsia="Times New Roman" w:hAnsi="Times New Roman" w:cs="Times New Roman"/>
+                <w:sz w:val="21"/>
+              </w:rPr>
+              <w:t>sản</w:t>
+            </w:r>
+            <w:proofErr w:type="spellEnd"/>
+            <w:r>
+              <w:rPr>
+                <w:rFonts w:ascii="Times New Roman" w:eastAsia="Times New Roman" w:hAnsi="Times New Roman" w:cs="Times New Roman"/>
+                <w:sz w:val="21"/>
+              </w:rPr>
+              <w:t xml:space="preserve"> </w:t>
+            </w:r>
+            <w:proofErr w:type="spellStart"/>
+            <w:r>
+              <w:rPr>
+                <w:rFonts w:ascii="Times New Roman" w:eastAsia="Times New Roman" w:hAnsi="Times New Roman" w:cs="Times New Roman"/>
+                <w:sz w:val="21"/>
+              </w:rPr>
+              <w:t>xuất</w:t>
+            </w:r>
+            <w:proofErr w:type="spellEnd"/>
+            <w:r>
+              <w:rPr>
+                <w:rFonts w:ascii="Times New Roman" w:eastAsia="Times New Roman" w:hAnsi="Times New Roman" w:cs="Times New Roman"/>
+                <w:sz w:val="21"/>
+              </w:rPr>
+              <w:t xml:space="preserve"> </w:t>
+            </w:r>
+            <w:proofErr w:type="spellStart"/>
+            <w:r>
+              <w:rPr>
+                <w:rFonts w:ascii="Times New Roman" w:eastAsia="Times New Roman" w:hAnsi="Times New Roman" w:cs="Times New Roman"/>
+                <w:sz w:val="21"/>
+              </w:rPr>
+              <w:t>giống</w:t>
+            </w:r>
+            <w:proofErr w:type="spellEnd"/>
+            <w:r>
+              <w:rPr>
+                <w:rFonts w:ascii="Times New Roman" w:eastAsia="Times New Roman" w:hAnsi="Times New Roman" w:cs="Times New Roman"/>
+                <w:sz w:val="21"/>
+              </w:rPr>
+              <w:t xml:space="preserve"> </w:t>
+            </w:r>
+            <w:proofErr w:type="spellStart"/>
+            <w:r>
+              <w:rPr>
+                <w:rFonts w:ascii="Times New Roman" w:eastAsia="Times New Roman" w:hAnsi="Times New Roman" w:cs="Times New Roman"/>
+                <w:sz w:val="21"/>
+              </w:rPr>
+              <w:t>dê</w:t>
+            </w:r>
+            <w:proofErr w:type="spellEnd"/>
+            <w:r>
+              <w:rPr>
+                <w:rFonts w:ascii="Times New Roman" w:eastAsia="Times New Roman" w:hAnsi="Times New Roman" w:cs="Times New Roman"/>
+                <w:sz w:val="21"/>
+              </w:rPr>
+              <w:t xml:space="preserve">, </w:t>
+            </w:r>
+            <w:proofErr w:type="spellStart"/>
+            <w:r>
+              <w:rPr>
+                <w:rFonts w:ascii="Times New Roman" w:eastAsia="Times New Roman" w:hAnsi="Times New Roman" w:cs="Times New Roman"/>
+                <w:sz w:val="21"/>
+              </w:rPr>
+              <w:t>cừu</w:t>
+            </w:r>
+            <w:proofErr w:type="spellEnd"/>
+            <w:r>
+              <w:rPr>
+                <w:rFonts w:ascii="Times New Roman" w:eastAsia="Times New Roman" w:hAnsi="Times New Roman" w:cs="Times New Roman"/>
+                <w:sz w:val="21"/>
+              </w:rPr>
+              <w:t xml:space="preserve">, </w:t>
+            </w:r>
+            <w:proofErr w:type="spellStart"/>
+            <w:r>
+              <w:rPr>
+                <w:rFonts w:ascii="Times New Roman" w:eastAsia="Times New Roman" w:hAnsi="Times New Roman" w:cs="Times New Roman"/>
+                <w:sz w:val="21"/>
+              </w:rPr>
+              <w:t>hươu</w:t>
+            </w:r>
+            <w:proofErr w:type="spellEnd"/>
+            <w:r>
+              <w:rPr>
+                <w:rFonts w:ascii="Times New Roman" w:eastAsia="Times New Roman" w:hAnsi="Times New Roman" w:cs="Times New Roman"/>
+                <w:sz w:val="21"/>
+              </w:rPr>
+              <w:t xml:space="preserve">, </w:t>
+            </w:r>
+            <w:proofErr w:type="spellStart"/>
+            <w:r>
+              <w:rPr>
+                <w:rFonts w:ascii="Times New Roman" w:eastAsia="Times New Roman" w:hAnsi="Times New Roman" w:cs="Times New Roman"/>
+                <w:sz w:val="21"/>
+              </w:rPr>
+              <w:t>nai</w:t>
+            </w:r>
+            <w:proofErr w:type="spellEnd"/>
+          </w:p>
+        </w:tc>
+        <w:tc>
+          <w:tcPr>
+            <w:tcW w:w="753" w:type="pct"/>
+          </w:tcPr>
+          <w:p>
+            <w:pPr>
+              <w:spacing w:after="0" w:line="240" w:lineRule="auto"/>
+              <w:ind w:left="0" w:right="0"/>
+              <w:rPr>
+                <w:rFonts w:ascii="Times New Roman" w:eastAsia="Times New Roman" w:hAnsi="Times New Roman" w:cs="Times New Roman"/>
+                <w:sz w:val="21"/>
+              </w:rPr>
+            </w:pPr>
+          </w:p>
+        </w:tc>
+      </w:tr>
+      <w:tr>
+        <w:trPr>
+          <w:jc w:val="center"/>
+        </w:trPr>
+        <w:tc>
+          <w:tcPr>
+            <w:tcW w:w="277" w:type="pct"/>
+            <w:tcMar>
+              <w:top w:w="80" w:type="dxa"/>
+              <w:left w:w="80" w:type="dxa"/>
+              <w:bottom w:w="80" w:type="dxa"/>
+              <w:right w:w="80" w:type="dxa"/>
+            </w:tcMar>
+            <w:vAlign w:val="center"/>
+          </w:tcPr>
+          <w:p>
+            <w:pPr>
+              <w:spacing w:after="0" w:line="240" w:lineRule="auto"/>
+              <w:ind w:left="0" w:right="0"/>
+              <w:jc w:val="center"/>
+              <w:rPr>
+                <w:rFonts w:ascii="Times New Roman" w:eastAsia="Times New Roman" w:hAnsi="Times New Roman" w:cs="Times New Roman"/>
+              </w:rPr>
+            </w:pPr>
+            <w:r>
+              <w:rPr>
+                <w:rFonts w:ascii="Times New Roman" w:eastAsia="Times New Roman" w:hAnsi="Times New Roman" w:cs="Times New Roman"/>
+                <w:sz w:val="21"/>
+              </w:rPr>
+              <w:t>10</w:t>
+            </w:r>
+          </w:p>
+        </w:tc>
+        <w:tc>
+          <w:tcPr>
+            <w:tcW w:w="412" w:type="pct"/>
+            <w:tcMar>
+              <w:top w:w="80" w:type="dxa"/>
+              <w:left w:w="80" w:type="dxa"/>
+              <w:bottom w:w="80" w:type="dxa"/>
+              <w:right w:w="80" w:type="dxa"/>
+            </w:tcMar>
+            <w:vAlign w:val="center"/>
+          </w:tcPr>
+          <w:p>
+            <w:pPr>
+              <w:spacing w:after="0" w:line="240" w:lineRule="auto"/>
+              <w:ind w:left="0" w:right="0"/>
+              <w:jc w:val="center"/>
+              <w:rPr>
+                <w:rFonts w:ascii="Times New Roman" w:eastAsia="Times New Roman" w:hAnsi="Times New Roman" w:cs="Times New Roman"/>
+              </w:rPr>
+            </w:pPr>
+            <w:r>
+              <w:rPr>
+                <w:rFonts w:ascii="Times New Roman" w:eastAsia="Times New Roman" w:hAnsi="Times New Roman" w:cs="Times New Roman"/>
+                <w:b/>
+                <w:sz w:val="21"/>
+              </w:rPr>
+              <w:t>0145</w:t>
+            </w:r>
+          </w:p>
+        </w:tc>
+        <w:tc>
+          <w:tcPr>
+            <w:tcW w:w="3558" w:type="pct"/>
+            <w:tcMar>
+              <w:top w:w="80" w:type="dxa"/>
+              <w:left w:w="80" w:type="dxa"/>
+              <w:bottom w:w="80" w:type="dxa"/>
+              <w:right w:w="80" w:type="dxa"/>
+            </w:tcMar>
+            <w:vAlign w:val="center"/>
+          </w:tcPr>
+          <w:p>
+            <w:pPr>
+              <w:spacing w:after="0" w:line="240" w:lineRule="auto"/>
+              <w:ind w:left="0" w:right="0"/>
+              <w:rPr>
+                <w:rFonts w:ascii="Times New Roman" w:eastAsia="Times New Roman" w:hAnsi="Times New Roman" w:cs="Times New Roman"/>
+              </w:rPr>
+            </w:pPr>
+            <w:proofErr w:type="spellStart"/>
+            <w:r>
+              <w:rPr>
+                <w:rFonts w:ascii="Times New Roman" w:eastAsia="Times New Roman" w:hAnsi="Times New Roman" w:cs="Times New Roman"/>
+                <w:sz w:val="21"/>
+              </w:rPr>
+              <w:t>Chăn</w:t>
+            </w:r>
+            <w:proofErr w:type="spellEnd"/>
+            <w:r>
+              <w:rPr>
+                <w:rFonts w:ascii="Times New Roman" w:eastAsia="Times New Roman" w:hAnsi="Times New Roman" w:cs="Times New Roman"/>
+                <w:sz w:val="21"/>
+              </w:rPr>
+              <w:t xml:space="preserve"> </w:t>
+            </w:r>
+            <w:proofErr w:type="spellStart"/>
+            <w:r>
+              <w:rPr>
+                <w:rFonts w:ascii="Times New Roman" w:eastAsia="Times New Roman" w:hAnsi="Times New Roman" w:cs="Times New Roman"/>
+                <w:sz w:val="21"/>
+              </w:rPr>
+              <w:t>nuôi</w:t>
+            </w:r>
+            <w:proofErr w:type="spellEnd"/>
+            <w:r>
+              <w:rPr>
+                <w:rFonts w:ascii="Times New Roman" w:eastAsia="Times New Roman" w:hAnsi="Times New Roman" w:cs="Times New Roman"/>
+                <w:sz w:val="21"/>
+              </w:rPr>
+              <w:t xml:space="preserve"> </w:t>
+            </w:r>
+            <w:proofErr w:type="spellStart"/>
+            <w:r>
+              <w:rPr>
+                <w:rFonts w:ascii="Times New Roman" w:eastAsia="Times New Roman" w:hAnsi="Times New Roman" w:cs="Times New Roman"/>
+                <w:sz w:val="21"/>
+              </w:rPr>
+              <w:t>lợn</w:t>
+            </w:r>
+            <w:proofErr w:type="spellEnd"/>
+            <w:r>
+              <w:rPr>
+                <w:rFonts w:ascii="Times New Roman" w:eastAsia="Times New Roman" w:hAnsi="Times New Roman" w:cs="Times New Roman"/>
+                <w:sz w:val="21"/>
+              </w:rPr>
+              <w:t xml:space="preserve"> </w:t>
+            </w:r>
+            <w:proofErr w:type="spellStart"/>
+            <w:r>
+              <w:rPr>
+                <w:rFonts w:ascii="Times New Roman" w:eastAsia="Times New Roman" w:hAnsi="Times New Roman" w:cs="Times New Roman"/>
+                <w:sz w:val="21"/>
+              </w:rPr>
+              <w:t>và</w:t>
+            </w:r>
+            <w:proofErr w:type="spellEnd"/>
+            <w:r>
+              <w:rPr>
+                <w:rFonts w:ascii="Times New Roman" w:eastAsia="Times New Roman" w:hAnsi="Times New Roman" w:cs="Times New Roman"/>
+                <w:sz w:val="21"/>
+              </w:rPr>
+              <w:t xml:space="preserve"> </w:t>
+            </w:r>
+            <w:proofErr w:type="spellStart"/>
+            <w:r>
+              <w:rPr>
+                <w:rFonts w:ascii="Times New Roman" w:eastAsia="Times New Roman" w:hAnsi="Times New Roman" w:cs="Times New Roman"/>
+                <w:sz w:val="21"/>
+              </w:rPr>
+              <w:t>sản</w:t>
+            </w:r>
+            <w:proofErr w:type="spellEnd"/>
+            <w:r>
+              <w:rPr>
+                <w:rFonts w:ascii="Times New Roman" w:eastAsia="Times New Roman" w:hAnsi="Times New Roman" w:cs="Times New Roman"/>
+                <w:sz w:val="21"/>
+              </w:rPr>
+              <w:t xml:space="preserve"> </w:t>
+            </w:r>
+            <w:proofErr w:type="spellStart"/>
+            <w:r>
+              <w:rPr>
+                <w:rFonts w:ascii="Times New Roman" w:eastAsia="Times New Roman" w:hAnsi="Times New Roman" w:cs="Times New Roman"/>
+                <w:sz w:val="21"/>
+              </w:rPr>
+              <w:t>xuất</w:t>
+            </w:r>
+            <w:proofErr w:type="spellEnd"/>
+            <w:r>
+              <w:rPr>
+                <w:rFonts w:ascii="Times New Roman" w:eastAsia="Times New Roman" w:hAnsi="Times New Roman" w:cs="Times New Roman"/>
+                <w:sz w:val="21"/>
+              </w:rPr>
+              <w:t xml:space="preserve"> </w:t>
+            </w:r>
+            <w:proofErr w:type="spellStart"/>
+            <w:r>
+              <w:rPr>
+                <w:rFonts w:ascii="Times New Roman" w:eastAsia="Times New Roman" w:hAnsi="Times New Roman" w:cs="Times New Roman"/>
+                <w:sz w:val="21"/>
+              </w:rPr>
+              <w:t>giống</w:t>
+            </w:r>
+            <w:proofErr w:type="spellEnd"/>
+            <w:r>
+              <w:rPr>
+                <w:rFonts w:ascii="Times New Roman" w:eastAsia="Times New Roman" w:hAnsi="Times New Roman" w:cs="Times New Roman"/>
+                <w:sz w:val="21"/>
+              </w:rPr>
+              <w:t xml:space="preserve"> </w:t>
+            </w:r>
+            <w:proofErr w:type="spellStart"/>
+            <w:r>
+              <w:rPr>
+                <w:rFonts w:ascii="Times New Roman" w:eastAsia="Times New Roman" w:hAnsi="Times New Roman" w:cs="Times New Roman"/>
+                <w:sz w:val="21"/>
+              </w:rPr>
+              <w:t>lợn</w:t>
+            </w:r>
+            <w:proofErr w:type="spellEnd"/>
+          </w:p>
+        </w:tc>
+        <w:tc>
+          <w:tcPr>
+            <w:tcW w:w="753" w:type="pct"/>
+          </w:tcPr>
+          <w:p>
+            <w:pPr>
+              <w:spacing w:after="0" w:line="240" w:lineRule="auto"/>
+              <w:ind w:left="0" w:right="0"/>
+              <w:rPr>
+                <w:rFonts w:ascii="Times New Roman" w:eastAsia="Times New Roman" w:hAnsi="Times New Roman" w:cs="Times New Roman"/>
+                <w:sz w:val="21"/>
+              </w:rPr>
+            </w:pPr>
+          </w:p>
+        </w:tc>
+      </w:tr>
+      <w:tr>
+        <w:trPr>
+          <w:jc w:val="center"/>
+        </w:trPr>
+        <w:tc>
+          <w:tcPr>
+            <w:tcW w:w="277" w:type="pct"/>
+            <w:tcMar>
+              <w:top w:w="80" w:type="dxa"/>
+              <w:left w:w="80" w:type="dxa"/>
+              <w:bottom w:w="80" w:type="dxa"/>
+              <w:right w:w="80" w:type="dxa"/>
+            </w:tcMar>
+            <w:vAlign w:val="center"/>
+          </w:tcPr>
+          <w:p>
+            <w:pPr>
+              <w:spacing w:after="0" w:line="240" w:lineRule="auto"/>
+              <w:ind w:left="0" w:right="0"/>
+              <w:jc w:val="center"/>
+              <w:rPr>
+                <w:rFonts w:ascii="Times New Roman" w:eastAsia="Times New Roman" w:hAnsi="Times New Roman" w:cs="Times New Roman"/>
+              </w:rPr>
+            </w:pPr>
+            <w:r>
+              <w:rPr>
+                <w:rFonts w:ascii="Times New Roman" w:eastAsia="Times New Roman" w:hAnsi="Times New Roman" w:cs="Times New Roman"/>
+                <w:sz w:val="21"/>
+              </w:rPr>
+              <w:t>11</w:t>
+            </w:r>
+          </w:p>
+        </w:tc>
+        <w:tc>
+          <w:tcPr>
+            <w:tcW w:w="412" w:type="pct"/>
+            <w:tcMar>
+              <w:top w:w="80" w:type="dxa"/>
+              <w:left w:w="80" w:type="dxa"/>
+              <w:bottom w:w="80" w:type="dxa"/>
+              <w:right w:w="80" w:type="dxa"/>
+            </w:tcMar>
+            <w:vAlign w:val="center"/>
+          </w:tcPr>
+          <w:p>
+            <w:pPr>
+              <w:spacing w:after="0" w:line="240" w:lineRule="auto"/>
+              <w:ind w:left="0" w:right="0"/>
+              <w:jc w:val="center"/>
+              <w:rPr>
+                <w:rFonts w:ascii="Times New Roman" w:eastAsia="Times New Roman" w:hAnsi="Times New Roman" w:cs="Times New Roman"/>
+              </w:rPr>
+            </w:pPr>
+            <w:r>
+              <w:rPr>
+                <w:rFonts w:ascii="Times New Roman" w:eastAsia="Times New Roman" w:hAnsi="Times New Roman" w:cs="Times New Roman"/>
+                <w:b/>
+                <w:sz w:val="21"/>
+              </w:rPr>
+              <w:t>0146</w:t>
+            </w:r>
+          </w:p>
+        </w:tc>
+        <w:tc>
+          <w:tcPr>
+            <w:tcW w:w="3558" w:type="pct"/>
+            <w:tcMar>
+              <w:top w:w="80" w:type="dxa"/>
+              <w:left w:w="80" w:type="dxa"/>
+              <w:bottom w:w="80" w:type="dxa"/>
+              <w:right w:w="80" w:type="dxa"/>
+            </w:tcMar>
+            <w:vAlign w:val="center"/>
+          </w:tcPr>
+          <w:p>
+            <w:pPr>
+              <w:spacing w:after="0" w:line="240" w:lineRule="auto"/>
+              <w:ind w:left="0" w:right="0"/>
+              <w:rPr>
+                <w:rFonts w:ascii="Times New Roman" w:eastAsia="Times New Roman" w:hAnsi="Times New Roman" w:cs="Times New Roman"/>
+              </w:rPr>
+            </w:pPr>
+            <w:proofErr w:type="spellStart"/>
+            <w:r>
+              <w:rPr>
+                <w:rFonts w:ascii="Times New Roman" w:eastAsia="Times New Roman" w:hAnsi="Times New Roman" w:cs="Times New Roman"/>
+                <w:sz w:val="21"/>
+              </w:rPr>
+              <w:t>Chăn</w:t>
+            </w:r>
+            <w:proofErr w:type="spellEnd"/>
+            <w:r>
+              <w:rPr>
+                <w:rFonts w:ascii="Times New Roman" w:eastAsia="Times New Roman" w:hAnsi="Times New Roman" w:cs="Times New Roman"/>
+                <w:sz w:val="21"/>
+              </w:rPr>
+              <w:t xml:space="preserve"> </w:t>
+            </w:r>
+            <w:proofErr w:type="spellStart"/>
+            <w:r>
+              <w:rPr>
+                <w:rFonts w:ascii="Times New Roman" w:eastAsia="Times New Roman" w:hAnsi="Times New Roman" w:cs="Times New Roman"/>
+                <w:sz w:val="21"/>
+              </w:rPr>
+              <w:t>nuôi</w:t>
+            </w:r>
+            <w:proofErr w:type="spellEnd"/>
+            <w:r>
+              <w:rPr>
+                <w:rFonts w:ascii="Times New Roman" w:eastAsia="Times New Roman" w:hAnsi="Times New Roman" w:cs="Times New Roman"/>
+                <w:sz w:val="21"/>
+              </w:rPr>
+              <w:t xml:space="preserve"> </w:t>
+            </w:r>
+            <w:proofErr w:type="spellStart"/>
+            <w:r>
+              <w:rPr>
+                <w:rFonts w:ascii="Times New Roman" w:eastAsia="Times New Roman" w:hAnsi="Times New Roman" w:cs="Times New Roman"/>
+                <w:sz w:val="21"/>
+              </w:rPr>
+              <w:t>gia</w:t>
+            </w:r>
+            <w:proofErr w:type="spellEnd"/>
+            <w:r>
+              <w:rPr>
+                <w:rFonts w:ascii="Times New Roman" w:eastAsia="Times New Roman" w:hAnsi="Times New Roman" w:cs="Times New Roman"/>
+                <w:sz w:val="21"/>
+              </w:rPr>
+              <w:t xml:space="preserve"> </w:t>
+            </w:r>
+            <w:proofErr w:type="spellStart"/>
+            <w:r>
+              <w:rPr>
+                <w:rFonts w:ascii="Times New Roman" w:eastAsia="Times New Roman" w:hAnsi="Times New Roman" w:cs="Times New Roman"/>
+                <w:sz w:val="21"/>
+              </w:rPr>
+              <w:t>cầm</w:t>
+            </w:r>
+            <w:proofErr w:type="spellEnd"/>
+          </w:p>
+        </w:tc>
+        <w:tc>
+          <w:tcPr>
+            <w:tcW w:w="753" w:type="pct"/>
+          </w:tcPr>
+          <w:p>
+            <w:pPr>
+              <w:spacing w:after="0" w:line="240" w:lineRule="auto"/>
+              <w:ind w:left="0" w:right="0"/>
+              <w:rPr>
+                <w:rFonts w:ascii="Times New Roman" w:eastAsia="Times New Roman" w:hAnsi="Times New Roman" w:cs="Times New Roman"/>
+                <w:sz w:val="21"/>
+              </w:rPr>
+            </w:pPr>
+          </w:p>
+        </w:tc>
+      </w:tr>
+      <w:tr>
+        <w:trPr>
+          <w:jc w:val="center"/>
+        </w:trPr>
+        <w:tc>
+          <w:tcPr>
+            <w:tcW w:w="277" w:type="pct"/>
+            <w:tcMar>
+              <w:top w:w="80" w:type="dxa"/>
+              <w:left w:w="80" w:type="dxa"/>
+              <w:bottom w:w="80" w:type="dxa"/>
+              <w:right w:w="80" w:type="dxa"/>
+            </w:tcMar>
+            <w:vAlign w:val="center"/>
+          </w:tcPr>
+          <w:p>
+            <w:pPr>
+              <w:spacing w:after="0" w:line="240" w:lineRule="auto"/>
+              <w:ind w:left="0" w:right="0"/>
+              <w:jc w:val="center"/>
+              <w:rPr>
+                <w:rFonts w:ascii="Times New Roman" w:eastAsia="Times New Roman" w:hAnsi="Times New Roman" w:cs="Times New Roman"/>
+              </w:rPr>
+            </w:pPr>
+            <w:r>
+              <w:rPr>
+                <w:rFonts w:ascii="Times New Roman" w:eastAsia="Times New Roman" w:hAnsi="Times New Roman" w:cs="Times New Roman"/>
+                <w:sz w:val="21"/>
+              </w:rPr>
+              <w:t>12</w:t>
+            </w:r>
+          </w:p>
+        </w:tc>
+        <w:tc>
+          <w:tcPr>
+            <w:tcW w:w="412" w:type="pct"/>
+            <w:tcMar>
+              <w:top w:w="80" w:type="dxa"/>
+              <w:left w:w="80" w:type="dxa"/>
+              <w:bottom w:w="80" w:type="dxa"/>
+              <w:right w:w="80" w:type="dxa"/>
+            </w:tcMar>
+            <w:vAlign w:val="center"/>
+          </w:tcPr>
+          <w:p>
+            <w:pPr>
+              <w:spacing w:after="0" w:line="240" w:lineRule="auto"/>
+              <w:ind w:left="0" w:right="0"/>
+              <w:jc w:val="center"/>
+              <w:rPr>
+                <w:rFonts w:ascii="Times New Roman" w:eastAsia="Times New Roman" w:hAnsi="Times New Roman" w:cs="Times New Roman"/>
+              </w:rPr>
+            </w:pPr>
+            <w:r>
+              <w:rPr>
+                <w:rFonts w:ascii="Times New Roman" w:eastAsia="Times New Roman" w:hAnsi="Times New Roman" w:cs="Times New Roman"/>
+                <w:b/>
+                <w:sz w:val="21"/>
+              </w:rPr>
+              <w:t>0149</w:t>
+            </w:r>
+          </w:p>
+        </w:tc>
+        <w:tc>
+          <w:tcPr>
+            <w:tcW w:w="3558" w:type="pct"/>
+            <w:tcMar>
+              <w:top w:w="80" w:type="dxa"/>
+              <w:left w:w="80" w:type="dxa"/>
+              <w:bottom w:w="80" w:type="dxa"/>
+              <w:right w:w="80" w:type="dxa"/>
+            </w:tcMar>
+            <w:vAlign w:val="center"/>
+          </w:tcPr>
+          <w:p>
+            <w:pPr>
+              <w:spacing w:after="0" w:line="240" w:lineRule="auto"/>
+              <w:ind w:left="0" w:right="0"/>
+              <w:rPr>
+                <w:rFonts w:ascii="Times New Roman" w:eastAsia="Times New Roman" w:hAnsi="Times New Roman" w:cs="Times New Roman"/>
+              </w:rPr>
+            </w:pPr>
+            <w:proofErr w:type="spellStart"/>
+            <w:r>
+              <w:rPr>
+                <w:rFonts w:ascii="Times New Roman" w:eastAsia="Times New Roman" w:hAnsi="Times New Roman" w:cs="Times New Roman"/>
+                <w:sz w:val="21"/>
+              </w:rPr>
+              <w:t>Chăn</w:t>
+            </w:r>
+            <w:proofErr w:type="spellEnd"/>
+            <w:r>
+              <w:rPr>
+                <w:rFonts w:ascii="Times New Roman" w:eastAsia="Times New Roman" w:hAnsi="Times New Roman" w:cs="Times New Roman"/>
+                <w:sz w:val="21"/>
+              </w:rPr>
+              <w:t xml:space="preserve"> </w:t>
+            </w:r>
+            <w:proofErr w:type="spellStart"/>
+            <w:r>
+              <w:rPr>
+                <w:rFonts w:ascii="Times New Roman" w:eastAsia="Times New Roman" w:hAnsi="Times New Roman" w:cs="Times New Roman"/>
+                <w:sz w:val="21"/>
+              </w:rPr>
+              <w:t>nuôi</w:t>
+            </w:r>
+            <w:proofErr w:type="spellEnd"/>
+            <w:r>
+              <w:rPr>
+                <w:rFonts w:ascii="Times New Roman" w:eastAsia="Times New Roman" w:hAnsi="Times New Roman" w:cs="Times New Roman"/>
+                <w:sz w:val="21"/>
+              </w:rPr>
+              <w:t xml:space="preserve"> </w:t>
+            </w:r>
+            <w:proofErr w:type="spellStart"/>
+            <w:r>
+              <w:rPr>
+                <w:rFonts w:ascii="Times New Roman" w:eastAsia="Times New Roman" w:hAnsi="Times New Roman" w:cs="Times New Roman"/>
+                <w:sz w:val="21"/>
+              </w:rPr>
+              <w:t>khác</w:t>
+            </w:r>
+            <w:proofErr w:type="spellEnd"/>
+          </w:p>
+        </w:tc>
+        <w:tc>
+          <w:tcPr>
+            <w:tcW w:w="753" w:type="pct"/>
+          </w:tcPr>
+          <w:p>
+            <w:pPr>
+              <w:spacing w:after="0" w:line="240" w:lineRule="auto"/>
+              <w:ind w:left="0" w:right="0"/>
+              <w:rPr>
+                <w:rFonts w:ascii="Times New Roman" w:eastAsia="Times New Roman" w:hAnsi="Times New Roman" w:cs="Times New Roman"/>
+                <w:sz w:val="21"/>
+              </w:rPr>
+            </w:pPr>
+          </w:p>
+        </w:tc>
+      </w:tr>
+      <w:tr>
+        <w:trPr>
+          <w:jc w:val="center"/>
+        </w:trPr>
+        <w:tc>
+          <w:tcPr>
+            <w:tcW w:w="277" w:type="pct"/>
+            <w:tcMar>
+              <w:top w:w="80" w:type="dxa"/>
+              <w:left w:w="80" w:type="dxa"/>
+              <w:bottom w:w="80" w:type="dxa"/>
+              <w:right w:w="80" w:type="dxa"/>
+            </w:tcMar>
+            <w:vAlign w:val="center"/>
+          </w:tcPr>
+          <w:p>
+            <w:pPr>
+              <w:spacing w:after="0" w:line="240" w:lineRule="auto"/>
+              <w:ind w:left="0" w:right="0"/>
+              <w:jc w:val="center"/>
+              <w:rPr>
+                <w:rFonts w:ascii="Times New Roman" w:eastAsia="Times New Roman" w:hAnsi="Times New Roman" w:cs="Times New Roman"/>
+              </w:rPr>
+            </w:pPr>
+            <w:r>
+              <w:rPr>
+                <w:rFonts w:ascii="Times New Roman" w:eastAsia="Times New Roman" w:hAnsi="Times New Roman" w:cs="Times New Roman"/>
+                <w:sz w:val="21"/>
+              </w:rPr>
+              <w:t>13</w:t>
+            </w:r>
+          </w:p>
+        </w:tc>
+        <w:tc>
+          <w:tcPr>
+            <w:tcW w:w="412" w:type="pct"/>
+            <w:tcMar>
+              <w:top w:w="80" w:type="dxa"/>
+              <w:left w:w="80" w:type="dxa"/>
+              <w:bottom w:w="80" w:type="dxa"/>
+              <w:right w:w="80" w:type="dxa"/>
+            </w:tcMar>
+            <w:vAlign w:val="center"/>
+          </w:tcPr>
+          <w:p>
+            <w:pPr>
+              <w:spacing w:after="0" w:line="240" w:lineRule="auto"/>
+              <w:ind w:left="0" w:right="0"/>
+              <w:jc w:val="center"/>
+              <w:rPr>
+                <w:rFonts w:ascii="Times New Roman" w:eastAsia="Times New Roman" w:hAnsi="Times New Roman" w:cs="Times New Roman"/>
+              </w:rPr>
+            </w:pPr>
+            <w:r>
+              <w:rPr>
+                <w:rFonts w:ascii="Times New Roman" w:eastAsia="Times New Roman" w:hAnsi="Times New Roman" w:cs="Times New Roman"/>
+                <w:b/>
+                <w:sz w:val="21"/>
+              </w:rPr>
+              <w:t>0150</w:t>
+            </w:r>
+          </w:p>
+        </w:tc>
+        <w:tc>
+          <w:tcPr>
+            <w:tcW w:w="3558" w:type="pct"/>
+            <w:tcMar>
+              <w:top w:w="80" w:type="dxa"/>
+              <w:left w:w="80" w:type="dxa"/>
+              <w:bottom w:w="80" w:type="dxa"/>
+              <w:right w:w="80" w:type="dxa"/>
+            </w:tcMar>
+            <w:vAlign w:val="center"/>
+          </w:tcPr>
+          <w:p>
+            <w:pPr>
+              <w:spacing w:after="0" w:line="240" w:lineRule="auto"/>
+              <w:ind w:left="0" w:right="0"/>
+              <w:rPr>
+                <w:rFonts w:ascii="Times New Roman" w:eastAsia="Times New Roman" w:hAnsi="Times New Roman" w:cs="Times New Roman"/>
+              </w:rPr>
+            </w:pPr>
+            <w:proofErr w:type="spellStart"/>
+            <w:r>
+              <w:rPr>
+                <w:rFonts w:ascii="Times New Roman" w:eastAsia="Times New Roman" w:hAnsi="Times New Roman" w:cs="Times New Roman"/>
+                <w:sz w:val="21"/>
+              </w:rPr>
+              <w:t>Trồng</w:t>
+            </w:r>
+            <w:proofErr w:type="spellEnd"/>
+            <w:r>
+              <w:rPr>
+                <w:rFonts w:ascii="Times New Roman" w:eastAsia="Times New Roman" w:hAnsi="Times New Roman" w:cs="Times New Roman"/>
+                <w:sz w:val="21"/>
+              </w:rPr>
+              <w:t xml:space="preserve"> </w:t>
+            </w:r>
+            <w:proofErr w:type="spellStart"/>
+            <w:r>
+              <w:rPr>
+                <w:rFonts w:ascii="Times New Roman" w:eastAsia="Times New Roman" w:hAnsi="Times New Roman" w:cs="Times New Roman"/>
+                <w:sz w:val="21"/>
+              </w:rPr>
+              <w:t>trọt</w:t>
+            </w:r>
+            <w:proofErr w:type="spellEnd"/>
+            <w:r>
+              <w:rPr>
+                <w:rFonts w:ascii="Times New Roman" w:eastAsia="Times New Roman" w:hAnsi="Times New Roman" w:cs="Times New Roman"/>
+                <w:sz w:val="21"/>
+              </w:rPr>
+              <w:t xml:space="preserve">, </w:t>
+            </w:r>
+            <w:proofErr w:type="spellStart"/>
+            <w:r>
+              <w:rPr>
+                <w:rFonts w:ascii="Times New Roman" w:eastAsia="Times New Roman" w:hAnsi="Times New Roman" w:cs="Times New Roman"/>
+                <w:sz w:val="21"/>
+              </w:rPr>
+              <w:t>chăn</w:t>
+            </w:r>
+            <w:proofErr w:type="spellEnd"/>
+            <w:r>
+              <w:rPr>
+                <w:rFonts w:ascii="Times New Roman" w:eastAsia="Times New Roman" w:hAnsi="Times New Roman" w:cs="Times New Roman"/>
+                <w:sz w:val="21"/>
+              </w:rPr>
+              <w:t xml:space="preserve"> </w:t>
+            </w:r>
+            <w:proofErr w:type="spellStart"/>
+            <w:r>
+              <w:rPr>
+                <w:rFonts w:ascii="Times New Roman" w:eastAsia="Times New Roman" w:hAnsi="Times New Roman" w:cs="Times New Roman"/>
+                <w:sz w:val="21"/>
+              </w:rPr>
+              <w:t>nuôi</w:t>
+            </w:r>
+            <w:proofErr w:type="spellEnd"/>
+            <w:r>
+              <w:rPr>
+                <w:rFonts w:ascii="Times New Roman" w:eastAsia="Times New Roman" w:hAnsi="Times New Roman" w:cs="Times New Roman"/>
+                <w:sz w:val="21"/>
+              </w:rPr>
+              <w:t xml:space="preserve"> </w:t>
+            </w:r>
+            <w:proofErr w:type="spellStart"/>
+            <w:r>
+              <w:rPr>
+                <w:rFonts w:ascii="Times New Roman" w:eastAsia="Times New Roman" w:hAnsi="Times New Roman" w:cs="Times New Roman"/>
+                <w:sz w:val="21"/>
+              </w:rPr>
+              <w:t>hỗn</w:t>
+            </w:r>
+            <w:proofErr w:type="spellEnd"/>
+            <w:r>
+              <w:rPr>
+                <w:rFonts w:ascii="Times New Roman" w:eastAsia="Times New Roman" w:hAnsi="Times New Roman" w:cs="Times New Roman"/>
+                <w:sz w:val="21"/>
+              </w:rPr>
+              <w:t xml:space="preserve"> </w:t>
+            </w:r>
+            <w:proofErr w:type="spellStart"/>
+            <w:r>
+              <w:rPr>
+                <w:rFonts w:ascii="Times New Roman" w:eastAsia="Times New Roman" w:hAnsi="Times New Roman" w:cs="Times New Roman"/>
+                <w:sz w:val="21"/>
+              </w:rPr>
+              <w:t>hợp</w:t>
+            </w:r>
+            <w:proofErr w:type="spellEnd"/>
+          </w:p>
+        </w:tc>
+        <w:tc>
+          <w:tcPr>
+            <w:tcW w:w="753" w:type="pct"/>
+          </w:tcPr>
+          <w:p>
+            <w:pPr>
+              <w:spacing w:after="0" w:line="240" w:lineRule="auto"/>
+              <w:ind w:left="0" w:right="0"/>
+              <w:rPr>
+                <w:rFonts w:ascii="Times New Roman" w:eastAsia="Times New Roman" w:hAnsi="Times New Roman" w:cs="Times New Roman"/>
+                <w:sz w:val="21"/>
+              </w:rPr>
+            </w:pPr>
+          </w:p>
+        </w:tc>
+      </w:tr>
+      <w:tr>
+        <w:trPr>
+          <w:jc w:val="center"/>
+        </w:trPr>
+        <w:tc>
+          <w:tcPr>
+            <w:tcW w:w="277" w:type="pct"/>
+            <w:tcMar>
+              <w:top w:w="80" w:type="dxa"/>
+              <w:left w:w="80" w:type="dxa"/>
+              <w:bottom w:w="80" w:type="dxa"/>
+              <w:right w:w="80" w:type="dxa"/>
+            </w:tcMar>
+            <w:vAlign w:val="center"/>
+          </w:tcPr>
+          <w:p>
+            <w:pPr>
+              <w:spacing w:after="0" w:line="240" w:lineRule="auto"/>
+              <w:ind w:left="0" w:right="0"/>
+              <w:jc w:val="center"/>
+              <w:rPr>
+                <w:rFonts w:ascii="Times New Roman" w:eastAsia="Times New Roman" w:hAnsi="Times New Roman" w:cs="Times New Roman"/>
+              </w:rPr>
+            </w:pPr>
+            <w:r>
+              <w:rPr>
+                <w:rFonts w:ascii="Times New Roman" w:eastAsia="Times New Roman" w:hAnsi="Times New Roman" w:cs="Times New Roman"/>
+                <w:sz w:val="21"/>
+              </w:rPr>
+              <w:t>14</w:t>
+            </w:r>
+          </w:p>
+        </w:tc>
+        <w:tc>
+          <w:tcPr>
+            <w:tcW w:w="412" w:type="pct"/>
+            <w:tcMar>
+              <w:top w:w="80" w:type="dxa"/>
+              <w:left w:w="80" w:type="dxa"/>
+              <w:bottom w:w="80" w:type="dxa"/>
+              <w:right w:w="80" w:type="dxa"/>
+            </w:tcMar>
+            <w:vAlign w:val="center"/>
+          </w:tcPr>
+          <w:p>
+            <w:pPr>
+              <w:spacing w:after="0" w:line="240" w:lineRule="auto"/>
+              <w:ind w:left="0" w:right="0"/>
+              <w:jc w:val="center"/>
+              <w:rPr>
+                <w:rFonts w:ascii="Times New Roman" w:eastAsia="Times New Roman" w:hAnsi="Times New Roman" w:cs="Times New Roman"/>
+              </w:rPr>
+            </w:pPr>
+            <w:r>
+              <w:rPr>
+                <w:rFonts w:ascii="Times New Roman" w:eastAsia="Times New Roman" w:hAnsi="Times New Roman" w:cs="Times New Roman"/>
+                <w:b/>
+                <w:sz w:val="21"/>
+              </w:rPr>
+              <w:t>0162</w:t>
+            </w:r>
+          </w:p>
+        </w:tc>
+        <w:tc>
+          <w:tcPr>
+            <w:tcW w:w="3558" w:type="pct"/>
+            <w:tcMar>
+              <w:top w:w="80" w:type="dxa"/>
+              <w:left w:w="80" w:type="dxa"/>
+              <w:bottom w:w="80" w:type="dxa"/>
+              <w:right w:w="80" w:type="dxa"/>
+            </w:tcMar>
+            <w:vAlign w:val="center"/>
+          </w:tcPr>
+          <w:p>
+            <w:pPr>
+              <w:spacing w:after="0" w:line="240" w:lineRule="auto"/>
+              <w:ind w:left="0" w:right="0"/>
+              <w:rPr>
+                <w:rFonts w:ascii="Times New Roman" w:eastAsia="Times New Roman" w:hAnsi="Times New Roman" w:cs="Times New Roman"/>
+              </w:rPr>
+            </w:pPr>
+            <w:proofErr w:type="spellStart"/>
+            <w:r>
+              <w:rPr>
+                <w:rFonts w:ascii="Times New Roman" w:eastAsia="Times New Roman" w:hAnsi="Times New Roman" w:cs="Times New Roman"/>
+                <w:sz w:val="21"/>
+              </w:rPr>
+              <w:t>Hoạt</w:t>
+            </w:r>
+            <w:proofErr w:type="spellEnd"/>
+            <w:r>
+              <w:rPr>
+                <w:rFonts w:ascii="Times New Roman" w:eastAsia="Times New Roman" w:hAnsi="Times New Roman" w:cs="Times New Roman"/>
+                <w:sz w:val="21"/>
+              </w:rPr>
+              <w:t xml:space="preserve"> </w:t>
+            </w:r>
+            <w:proofErr w:type="spellStart"/>
+            <w:r>
+              <w:rPr>
+                <w:rFonts w:ascii="Times New Roman" w:eastAsia="Times New Roman" w:hAnsi="Times New Roman" w:cs="Times New Roman"/>
+                <w:sz w:val="21"/>
+              </w:rPr>
+              <w:t>động</w:t>
+            </w:r>
+            <w:proofErr w:type="spellEnd"/>
+            <w:r>
+              <w:rPr>
+                <w:rFonts w:ascii="Times New Roman" w:eastAsia="Times New Roman" w:hAnsi="Times New Roman" w:cs="Times New Roman"/>
+                <w:sz w:val="21"/>
+              </w:rPr>
+              <w:t xml:space="preserve"> </w:t>
+            </w:r>
+            <w:proofErr w:type="spellStart"/>
+            <w:r>
+              <w:rPr>
+                <w:rFonts w:ascii="Times New Roman" w:eastAsia="Times New Roman" w:hAnsi="Times New Roman" w:cs="Times New Roman"/>
+                <w:sz w:val="21"/>
+              </w:rPr>
+              <w:t>dịch</w:t>
+            </w:r>
+            <w:proofErr w:type="spellEnd"/>
+            <w:r>
+              <w:rPr>
+                <w:rFonts w:ascii="Times New Roman" w:eastAsia="Times New Roman" w:hAnsi="Times New Roman" w:cs="Times New Roman"/>
+                <w:sz w:val="21"/>
+              </w:rPr>
+              <w:t xml:space="preserve"> </w:t>
+            </w:r>
+            <w:proofErr w:type="spellStart"/>
+            <w:r>
+              <w:rPr>
+                <w:rFonts w:ascii="Times New Roman" w:eastAsia="Times New Roman" w:hAnsi="Times New Roman" w:cs="Times New Roman"/>
+                <w:sz w:val="21"/>
+              </w:rPr>
+              <w:t>vụ</w:t>
+            </w:r>
+            <w:proofErr w:type="spellEnd"/>
+            <w:r>
+              <w:rPr>
+                <w:rFonts w:ascii="Times New Roman" w:eastAsia="Times New Roman" w:hAnsi="Times New Roman" w:cs="Times New Roman"/>
+                <w:sz w:val="21"/>
+              </w:rPr>
+              <w:t xml:space="preserve"> </w:t>
+            </w:r>
+            <w:proofErr w:type="spellStart"/>
+            <w:r>
+              <w:rPr>
+                <w:rFonts w:ascii="Times New Roman" w:eastAsia="Times New Roman" w:hAnsi="Times New Roman" w:cs="Times New Roman"/>
+                <w:sz w:val="21"/>
+              </w:rPr>
+              <w:t>chăn</w:t>
+            </w:r>
+            <w:proofErr w:type="spellEnd"/>
+            <w:r>
+              <w:rPr>
+                <w:rFonts w:ascii="Times New Roman" w:eastAsia="Times New Roman" w:hAnsi="Times New Roman" w:cs="Times New Roman"/>
+                <w:sz w:val="21"/>
+              </w:rPr>
+              <w:t xml:space="preserve"> </w:t>
+            </w:r>
+            <w:proofErr w:type="spellStart"/>
+            <w:r>
+              <w:rPr>
+                <w:rFonts w:ascii="Times New Roman" w:eastAsia="Times New Roman" w:hAnsi="Times New Roman" w:cs="Times New Roman"/>
+                <w:sz w:val="21"/>
+              </w:rPr>
+              <w:t>nuôi</w:t>
+            </w:r>
+            <w:proofErr w:type="spellEnd"/>
+          </w:p>
+        </w:tc>
+        <w:tc>
+          <w:tcPr>
+            <w:tcW w:w="753" w:type="pct"/>
+          </w:tcPr>
+          <w:p>
+            <w:pPr>
+              <w:spacing w:after="0" w:line="240" w:lineRule="auto"/>
+              <w:ind w:left="0" w:right="0"/>
+              <w:rPr>
+                <w:rFonts w:ascii="Times New Roman" w:eastAsia="Times New Roman" w:hAnsi="Times New Roman" w:cs="Times New Roman"/>
+                <w:sz w:val="21"/>
+              </w:rPr>
+            </w:pPr>
+          </w:p>
+        </w:tc>
+      </w:tr>
+      <w:tr>
+        <w:trPr>
+          <w:jc w:val="center"/>
+        </w:trPr>
+        <w:tc>
+          <w:tcPr>
+            <w:tcW w:w="277" w:type="pct"/>
+            <w:tcMar>
+              <w:top w:w="80" w:type="dxa"/>
+              <w:left w:w="80" w:type="dxa"/>
+              <w:bottom w:w="80" w:type="dxa"/>
+              <w:right w:w="80" w:type="dxa"/>
+            </w:tcMar>
+            <w:vAlign w:val="center"/>
+          </w:tcPr>
+          <w:p>
+            <w:pPr>
+              <w:spacing w:after="0" w:line="240" w:lineRule="auto"/>
+              <w:ind w:left="0" w:right="0"/>
+              <w:jc w:val="center"/>
+              <w:rPr>
+                <w:rFonts w:ascii="Times New Roman" w:eastAsia="Times New Roman" w:hAnsi="Times New Roman" w:cs="Times New Roman"/>
+              </w:rPr>
+            </w:pPr>
+            <w:r>
+              <w:rPr>
+                <w:rFonts w:ascii="Times New Roman" w:eastAsia="Times New Roman" w:hAnsi="Times New Roman" w:cs="Times New Roman"/>
+                <w:sz w:val="21"/>
+              </w:rPr>
+              <w:t>15</w:t>
+            </w:r>
+          </w:p>
+        </w:tc>
+        <w:tc>
+          <w:tcPr>
+            <w:tcW w:w="412" w:type="pct"/>
+            <w:tcMar>
+              <w:top w:w="80" w:type="dxa"/>
+              <w:left w:w="80" w:type="dxa"/>
+              <w:bottom w:w="80" w:type="dxa"/>
+              <w:right w:w="80" w:type="dxa"/>
+            </w:tcMar>
+            <w:vAlign w:val="center"/>
+          </w:tcPr>
+          <w:p>
+            <w:pPr>
+              <w:spacing w:after="0" w:line="240" w:lineRule="auto"/>
+              <w:ind w:left="0" w:right="0"/>
+              <w:jc w:val="center"/>
+              <w:rPr>
+                <w:rFonts w:ascii="Times New Roman" w:eastAsia="Times New Roman" w:hAnsi="Times New Roman" w:cs="Times New Roman"/>
+              </w:rPr>
+            </w:pPr>
+            <w:r>
+              <w:rPr>
+                <w:rFonts w:ascii="Times New Roman" w:eastAsia="Times New Roman" w:hAnsi="Times New Roman" w:cs="Times New Roman"/>
+                <w:b/>
+                <w:sz w:val="21"/>
+              </w:rPr>
+              <w:t>0161</w:t>
+            </w:r>
+          </w:p>
+        </w:tc>
+        <w:tc>
+          <w:tcPr>
+            <w:tcW w:w="3558" w:type="pct"/>
+            <w:tcMar>
+              <w:top w:w="80" w:type="dxa"/>
+              <w:left w:w="80" w:type="dxa"/>
+              <w:bottom w:w="80" w:type="dxa"/>
+              <w:right w:w="80" w:type="dxa"/>
+            </w:tcMar>
+            <w:vAlign w:val="center"/>
+          </w:tcPr>
+          <w:p>
+            <w:pPr>
+              <w:spacing w:after="0" w:line="240" w:lineRule="auto"/>
+              <w:ind w:left="0" w:right="0"/>
+              <w:rPr>
+                <w:rFonts w:ascii="Times New Roman" w:eastAsia="Times New Roman" w:hAnsi="Times New Roman" w:cs="Times New Roman"/>
+              </w:rPr>
+            </w:pPr>
+            <w:proofErr w:type="spellStart"/>
+            <w:r>
+              <w:rPr>
+                <w:rFonts w:ascii="Times New Roman" w:eastAsia="Times New Roman" w:hAnsi="Times New Roman" w:cs="Times New Roman"/>
+                <w:sz w:val="21"/>
+              </w:rPr>
+              <w:t>Hoạt</w:t>
+            </w:r>
+            <w:proofErr w:type="spellEnd"/>
+            <w:r>
+              <w:rPr>
+                <w:rFonts w:ascii="Times New Roman" w:eastAsia="Times New Roman" w:hAnsi="Times New Roman" w:cs="Times New Roman"/>
+                <w:sz w:val="21"/>
+              </w:rPr>
+              <w:t xml:space="preserve"> </w:t>
+            </w:r>
+            <w:proofErr w:type="spellStart"/>
+            <w:r>
+              <w:rPr>
+                <w:rFonts w:ascii="Times New Roman" w:eastAsia="Times New Roman" w:hAnsi="Times New Roman" w:cs="Times New Roman"/>
+                <w:sz w:val="21"/>
+              </w:rPr>
+              <w:t>động</w:t>
+            </w:r>
+            <w:proofErr w:type="spellEnd"/>
+            <w:r>
+              <w:rPr>
+                <w:rFonts w:ascii="Times New Roman" w:eastAsia="Times New Roman" w:hAnsi="Times New Roman" w:cs="Times New Roman"/>
+                <w:sz w:val="21"/>
+              </w:rPr>
+              <w:t xml:space="preserve"> </w:t>
+            </w:r>
+            <w:proofErr w:type="spellStart"/>
+            <w:r>
+              <w:rPr>
+                <w:rFonts w:ascii="Times New Roman" w:eastAsia="Times New Roman" w:hAnsi="Times New Roman" w:cs="Times New Roman"/>
+                <w:sz w:val="21"/>
+              </w:rPr>
+              <w:t>dịch</w:t>
+            </w:r>
+            <w:proofErr w:type="spellEnd"/>
+            <w:r>
+              <w:rPr>
+                <w:rFonts w:ascii="Times New Roman" w:eastAsia="Times New Roman" w:hAnsi="Times New Roman" w:cs="Times New Roman"/>
+                <w:sz w:val="21"/>
+              </w:rPr>
+              <w:t xml:space="preserve"> </w:t>
+            </w:r>
+            <w:proofErr w:type="spellStart"/>
+            <w:r>
+              <w:rPr>
+                <w:rFonts w:ascii="Times New Roman" w:eastAsia="Times New Roman" w:hAnsi="Times New Roman" w:cs="Times New Roman"/>
+                <w:sz w:val="21"/>
+              </w:rPr>
+              <w:t>vụ</w:t>
+            </w:r>
+            <w:proofErr w:type="spellEnd"/>
+            <w:r>
+              <w:rPr>
+                <w:rFonts w:ascii="Times New Roman" w:eastAsia="Times New Roman" w:hAnsi="Times New Roman" w:cs="Times New Roman"/>
+                <w:sz w:val="21"/>
+              </w:rPr>
+              <w:t xml:space="preserve"> </w:t>
+            </w:r>
+            <w:proofErr w:type="spellStart"/>
+            <w:r>
+              <w:rPr>
+                <w:rFonts w:ascii="Times New Roman" w:eastAsia="Times New Roman" w:hAnsi="Times New Roman" w:cs="Times New Roman"/>
+                <w:sz w:val="21"/>
+              </w:rPr>
+              <w:t>trồng</w:t>
+            </w:r>
+            <w:proofErr w:type="spellEnd"/>
+            <w:r>
+              <w:rPr>
+                <w:rFonts w:ascii="Times New Roman" w:eastAsia="Times New Roman" w:hAnsi="Times New Roman" w:cs="Times New Roman"/>
+                <w:sz w:val="21"/>
+              </w:rPr>
+              <w:t xml:space="preserve"> </w:t>
+            </w:r>
+            <w:proofErr w:type="spellStart"/>
+            <w:r>
+              <w:rPr>
+                <w:rFonts w:ascii="Times New Roman" w:eastAsia="Times New Roman" w:hAnsi="Times New Roman" w:cs="Times New Roman"/>
+                <w:sz w:val="21"/>
+              </w:rPr>
+              <w:t>trọt</w:t>
+            </w:r>
+            <w:proofErr w:type="spellEnd"/>
+          </w:p>
+        </w:tc>
+        <w:tc>
+          <w:tcPr>
+            <w:tcW w:w="753" w:type="pct"/>
+          </w:tcPr>
+          <w:p>
+            <w:pPr>
+              <w:spacing w:after="0" w:line="240" w:lineRule="auto"/>
+              <w:ind w:left="0" w:right="0"/>
+              <w:rPr>
+                <w:rFonts w:ascii="Times New Roman" w:eastAsia="Times New Roman" w:hAnsi="Times New Roman" w:cs="Times New Roman"/>
+                <w:sz w:val="21"/>
+              </w:rPr>
+            </w:pPr>
+          </w:p>
+        </w:tc>
+      </w:tr>
+      <w:tr>
+        <w:trPr>
+          <w:jc w:val="center"/>
+        </w:trPr>
+        <w:tc>
+          <w:tcPr>
+            <w:tcW w:w="277" w:type="pct"/>
+            <w:tcMar>
+              <w:top w:w="80" w:type="dxa"/>
+              <w:left w:w="80" w:type="dxa"/>
+              <w:bottom w:w="80" w:type="dxa"/>
+              <w:right w:w="80" w:type="dxa"/>
+            </w:tcMar>
+            <w:vAlign w:val="center"/>
+          </w:tcPr>
+          <w:p>
+            <w:pPr>
+              <w:spacing w:after="0" w:line="240" w:lineRule="auto"/>
+              <w:ind w:left="0" w:right="0"/>
+              <w:jc w:val="center"/>
+              <w:rPr>
+                <w:rFonts w:ascii="Times New Roman" w:eastAsia="Times New Roman" w:hAnsi="Times New Roman" w:cs="Times New Roman"/>
+              </w:rPr>
+            </w:pPr>
+            <w:r>
+              <w:rPr>
+                <w:rFonts w:ascii="Times New Roman" w:eastAsia="Times New Roman" w:hAnsi="Times New Roman" w:cs="Times New Roman"/>
+                <w:sz w:val="21"/>
+              </w:rPr>
+              <w:t>16</w:t>
+            </w:r>
+          </w:p>
+        </w:tc>
+        <w:tc>
+          <w:tcPr>
+            <w:tcW w:w="412" w:type="pct"/>
+            <w:tcMar>
+              <w:top w:w="80" w:type="dxa"/>
+              <w:left w:w="80" w:type="dxa"/>
+              <w:bottom w:w="80" w:type="dxa"/>
+              <w:right w:w="80" w:type="dxa"/>
+            </w:tcMar>
+            <w:vAlign w:val="center"/>
+          </w:tcPr>
+          <w:p>
+            <w:pPr>
+              <w:spacing w:after="0" w:line="240" w:lineRule="auto"/>
+              <w:ind w:left="0" w:right="0"/>
+              <w:jc w:val="center"/>
+              <w:rPr>
+                <w:rFonts w:ascii="Times New Roman" w:eastAsia="Times New Roman" w:hAnsi="Times New Roman" w:cs="Times New Roman"/>
+              </w:rPr>
+            </w:pPr>
+            <w:r>
+              <w:rPr>
+                <w:rFonts w:ascii="Times New Roman" w:eastAsia="Times New Roman" w:hAnsi="Times New Roman" w:cs="Times New Roman"/>
+                <w:b/>
+                <w:sz w:val="21"/>
+              </w:rPr>
+              <w:t>0163</w:t>
+            </w:r>
+          </w:p>
+        </w:tc>
+        <w:tc>
+          <w:tcPr>
+            <w:tcW w:w="3558" w:type="pct"/>
+            <w:tcMar>
+              <w:top w:w="80" w:type="dxa"/>
+              <w:left w:w="80" w:type="dxa"/>
+              <w:bottom w:w="80" w:type="dxa"/>
+              <w:right w:w="80" w:type="dxa"/>
+            </w:tcMar>
+            <w:vAlign w:val="center"/>
+          </w:tcPr>
+          <w:p>
+            <w:pPr>
+              <w:spacing w:after="0" w:line="240" w:lineRule="auto"/>
+              <w:ind w:left="0" w:right="0"/>
+              <w:rPr>
+                <w:rFonts w:ascii="Times New Roman" w:eastAsia="Times New Roman" w:hAnsi="Times New Roman" w:cs="Times New Roman"/>
+              </w:rPr>
+            </w:pPr>
+            <w:proofErr w:type="spellStart"/>
+            <w:r>
+              <w:rPr>
+                <w:rFonts w:ascii="Times New Roman" w:eastAsia="Times New Roman" w:hAnsi="Times New Roman" w:cs="Times New Roman"/>
+                <w:sz w:val="21"/>
+              </w:rPr>
+              <w:t>Hoạt</w:t>
+            </w:r>
+            <w:proofErr w:type="spellEnd"/>
+            <w:r>
+              <w:rPr>
+                <w:rFonts w:ascii="Times New Roman" w:eastAsia="Times New Roman" w:hAnsi="Times New Roman" w:cs="Times New Roman"/>
+                <w:sz w:val="21"/>
+              </w:rPr>
+              <w:t xml:space="preserve"> </w:t>
+            </w:r>
+            <w:proofErr w:type="spellStart"/>
+            <w:r>
+              <w:rPr>
+                <w:rFonts w:ascii="Times New Roman" w:eastAsia="Times New Roman" w:hAnsi="Times New Roman" w:cs="Times New Roman"/>
+                <w:sz w:val="21"/>
+              </w:rPr>
+              <w:t>động</w:t>
+            </w:r>
+            <w:proofErr w:type="spellEnd"/>
+            <w:r>
+              <w:rPr>
+                <w:rFonts w:ascii="Times New Roman" w:eastAsia="Times New Roman" w:hAnsi="Times New Roman" w:cs="Times New Roman"/>
+                <w:sz w:val="21"/>
+              </w:rPr>
+              <w:t xml:space="preserve"> </w:t>
+            </w:r>
+            <w:proofErr w:type="spellStart"/>
+            <w:r>
+              <w:rPr>
+                <w:rFonts w:ascii="Times New Roman" w:eastAsia="Times New Roman" w:hAnsi="Times New Roman" w:cs="Times New Roman"/>
+                <w:sz w:val="21"/>
+              </w:rPr>
+              <w:t>dịch</w:t>
+            </w:r>
+            <w:proofErr w:type="spellEnd"/>
+            <w:r>
+              <w:rPr>
+                <w:rFonts w:ascii="Times New Roman" w:eastAsia="Times New Roman" w:hAnsi="Times New Roman" w:cs="Times New Roman"/>
+                <w:sz w:val="21"/>
+              </w:rPr>
+              <w:t xml:space="preserve"> </w:t>
+            </w:r>
+            <w:proofErr w:type="spellStart"/>
+            <w:r>
+              <w:rPr>
+                <w:rFonts w:ascii="Times New Roman" w:eastAsia="Times New Roman" w:hAnsi="Times New Roman" w:cs="Times New Roman"/>
+                <w:sz w:val="21"/>
+              </w:rPr>
+              <w:t>vụ</w:t>
+            </w:r>
+            <w:proofErr w:type="spellEnd"/>
+            <w:r>
+              <w:rPr>
+                <w:rFonts w:ascii="Times New Roman" w:eastAsia="Times New Roman" w:hAnsi="Times New Roman" w:cs="Times New Roman"/>
+                <w:sz w:val="21"/>
+              </w:rPr>
+              <w:t xml:space="preserve"> </w:t>
+            </w:r>
+            <w:proofErr w:type="spellStart"/>
+            <w:r>
+              <w:rPr>
+                <w:rFonts w:ascii="Times New Roman" w:eastAsia="Times New Roman" w:hAnsi="Times New Roman" w:cs="Times New Roman"/>
+                <w:sz w:val="21"/>
+              </w:rPr>
+              <w:t>sau</w:t>
+            </w:r>
+            <w:proofErr w:type="spellEnd"/>
+            <w:r>
+              <w:rPr>
+                <w:rFonts w:ascii="Times New Roman" w:eastAsia="Times New Roman" w:hAnsi="Times New Roman" w:cs="Times New Roman"/>
+                <w:sz w:val="21"/>
+              </w:rPr>
+              <w:t xml:space="preserve"> </w:t>
+            </w:r>
+            <w:proofErr w:type="spellStart"/>
+            <w:r>
+              <w:rPr>
+                <w:rFonts w:ascii="Times New Roman" w:eastAsia="Times New Roman" w:hAnsi="Times New Roman" w:cs="Times New Roman"/>
+                <w:sz w:val="21"/>
+              </w:rPr>
+              <w:t>thu</w:t>
+            </w:r>
+            <w:proofErr w:type="spellEnd"/>
+            <w:r>
+              <w:rPr>
+                <w:rFonts w:ascii="Times New Roman" w:eastAsia="Times New Roman" w:hAnsi="Times New Roman" w:cs="Times New Roman"/>
+                <w:sz w:val="21"/>
+              </w:rPr>
+              <w:t xml:space="preserve"> </w:t>
+            </w:r>
+            <w:proofErr w:type="spellStart"/>
+            <w:r>
+              <w:rPr>
+                <w:rFonts w:ascii="Times New Roman" w:eastAsia="Times New Roman" w:hAnsi="Times New Roman" w:cs="Times New Roman"/>
+                <w:sz w:val="21"/>
+              </w:rPr>
+              <w:t>hoạch</w:t>
+            </w:r>
+            <w:proofErr w:type="spellEnd"/>
+          </w:p>
+        </w:tc>
+        <w:tc>
+          <w:tcPr>
+            <w:tcW w:w="753" w:type="pct"/>
+          </w:tcPr>
+          <w:p>
+            <w:pPr>
+              <w:spacing w:after="0" w:line="240" w:lineRule="auto"/>
+              <w:ind w:left="0" w:right="0"/>
+              <w:rPr>
+                <w:rFonts w:ascii="Times New Roman" w:eastAsia="Times New Roman" w:hAnsi="Times New Roman" w:cs="Times New Roman"/>
+                <w:sz w:val="21"/>
+              </w:rPr>
+            </w:pPr>
+          </w:p>
+        </w:tc>
+      </w:tr>
+      <w:tr>
+        <w:trPr>
+          <w:jc w:val="center"/>
+        </w:trPr>
+        <w:tc>
+          <w:tcPr>
+            <w:tcW w:w="277" w:type="pct"/>
+            <w:tcMar>
+              <w:top w:w="80" w:type="dxa"/>
+              <w:left w:w="80" w:type="dxa"/>
+              <w:bottom w:w="80" w:type="dxa"/>
+              <w:right w:w="80" w:type="dxa"/>
+            </w:tcMar>
+            <w:vAlign w:val="center"/>
+          </w:tcPr>
+          <w:p>
+            <w:pPr>
+              <w:spacing w:after="0" w:line="240" w:lineRule="auto"/>
+              <w:ind w:left="0" w:right="0"/>
+              <w:jc w:val="center"/>
+              <w:rPr>
+                <w:rFonts w:ascii="Times New Roman" w:eastAsia="Times New Roman" w:hAnsi="Times New Roman" w:cs="Times New Roman"/>
+              </w:rPr>
+            </w:pPr>
+            <w:r>
+              <w:rPr>
+                <w:rFonts w:ascii="Times New Roman" w:eastAsia="Times New Roman" w:hAnsi="Times New Roman" w:cs="Times New Roman"/>
+                <w:sz w:val="21"/>
+              </w:rPr>
+              <w:t>17</w:t>
+            </w:r>
+          </w:p>
+        </w:tc>
+        <w:tc>
+          <w:tcPr>
+            <w:tcW w:w="412" w:type="pct"/>
+            <w:tcMar>
+              <w:top w:w="80" w:type="dxa"/>
+              <w:left w:w="80" w:type="dxa"/>
+              <w:bottom w:w="80" w:type="dxa"/>
+              <w:right w:w="80" w:type="dxa"/>
+            </w:tcMar>
+            <w:vAlign w:val="center"/>
+          </w:tcPr>
+          <w:p>
+            <w:pPr>
+              <w:spacing w:after="0" w:line="240" w:lineRule="auto"/>
+              <w:ind w:left="0" w:right="0"/>
+              <w:jc w:val="center"/>
+              <w:rPr>
+                <w:rFonts w:ascii="Times New Roman" w:eastAsia="Times New Roman" w:hAnsi="Times New Roman" w:cs="Times New Roman"/>
+              </w:rPr>
+            </w:pPr>
+            <w:r>
+              <w:rPr>
+                <w:rFonts w:ascii="Times New Roman" w:eastAsia="Times New Roman" w:hAnsi="Times New Roman" w:cs="Times New Roman"/>
+                <w:b/>
+                <w:sz w:val="21"/>
+              </w:rPr>
+              <w:t>0164</w:t>
+            </w:r>
+          </w:p>
+        </w:tc>
+        <w:tc>
+          <w:tcPr>
+            <w:tcW w:w="3558" w:type="pct"/>
+            <w:tcMar>
+              <w:top w:w="80" w:type="dxa"/>
+              <w:left w:w="80" w:type="dxa"/>
+              <w:bottom w:w="80" w:type="dxa"/>
+              <w:right w:w="80" w:type="dxa"/>
+            </w:tcMar>
+            <w:vAlign w:val="center"/>
+          </w:tcPr>
+          <w:p>
+            <w:pPr>
+              <w:spacing w:after="0" w:line="240" w:lineRule="auto"/>
+              <w:ind w:left="0" w:right="0"/>
+              <w:rPr>
+                <w:rFonts w:ascii="Times New Roman" w:eastAsia="Times New Roman" w:hAnsi="Times New Roman" w:cs="Times New Roman"/>
+              </w:rPr>
+            </w:pPr>
+            <w:proofErr w:type="spellStart"/>
+            <w:r>
+              <w:rPr>
+                <w:rFonts w:ascii="Times New Roman" w:eastAsia="Times New Roman" w:hAnsi="Times New Roman" w:cs="Times New Roman"/>
+                <w:sz w:val="21"/>
+              </w:rPr>
+              <w:t>Xử</w:t>
+            </w:r>
+            <w:proofErr w:type="spellEnd"/>
+            <w:r>
+              <w:rPr>
+                <w:rFonts w:ascii="Times New Roman" w:eastAsia="Times New Roman" w:hAnsi="Times New Roman" w:cs="Times New Roman"/>
+                <w:sz w:val="21"/>
+              </w:rPr>
+              <w:t xml:space="preserve"> </w:t>
+            </w:r>
+            <w:proofErr w:type="spellStart"/>
+            <w:r>
+              <w:rPr>
+                <w:rFonts w:ascii="Times New Roman" w:eastAsia="Times New Roman" w:hAnsi="Times New Roman" w:cs="Times New Roman"/>
+                <w:sz w:val="21"/>
+              </w:rPr>
+              <w:t>lý</w:t>
+            </w:r>
+            <w:proofErr w:type="spellEnd"/>
+            <w:r>
+              <w:rPr>
+                <w:rFonts w:ascii="Times New Roman" w:eastAsia="Times New Roman" w:hAnsi="Times New Roman" w:cs="Times New Roman"/>
+                <w:sz w:val="21"/>
+              </w:rPr>
+              <w:t xml:space="preserve"> </w:t>
+            </w:r>
+            <w:proofErr w:type="spellStart"/>
+            <w:r>
+              <w:rPr>
+                <w:rFonts w:ascii="Times New Roman" w:eastAsia="Times New Roman" w:hAnsi="Times New Roman" w:cs="Times New Roman"/>
+                <w:sz w:val="21"/>
+              </w:rPr>
+              <w:t>hạt</w:t>
+            </w:r>
+            <w:proofErr w:type="spellEnd"/>
+            <w:r>
+              <w:rPr>
+                <w:rFonts w:ascii="Times New Roman" w:eastAsia="Times New Roman" w:hAnsi="Times New Roman" w:cs="Times New Roman"/>
+                <w:sz w:val="21"/>
+              </w:rPr>
+              <w:t xml:space="preserve"> </w:t>
+            </w:r>
+            <w:proofErr w:type="spellStart"/>
+            <w:r>
+              <w:rPr>
+                <w:rFonts w:ascii="Times New Roman" w:eastAsia="Times New Roman" w:hAnsi="Times New Roman" w:cs="Times New Roman"/>
+                <w:sz w:val="21"/>
+              </w:rPr>
+              <w:t>giống</w:t>
+            </w:r>
+            <w:proofErr w:type="spellEnd"/>
+            <w:r>
+              <w:rPr>
+                <w:rFonts w:ascii="Times New Roman" w:eastAsia="Times New Roman" w:hAnsi="Times New Roman" w:cs="Times New Roman"/>
+                <w:sz w:val="21"/>
+              </w:rPr>
+              <w:t xml:space="preserve"> </w:t>
+            </w:r>
+            <w:proofErr w:type="spellStart"/>
+            <w:r>
+              <w:rPr>
+                <w:rFonts w:ascii="Times New Roman" w:eastAsia="Times New Roman" w:hAnsi="Times New Roman" w:cs="Times New Roman"/>
+                <w:sz w:val="21"/>
+              </w:rPr>
+              <w:t>để</w:t>
+            </w:r>
+            <w:proofErr w:type="spellEnd"/>
+            <w:r>
+              <w:rPr>
+                <w:rFonts w:ascii="Times New Roman" w:eastAsia="Times New Roman" w:hAnsi="Times New Roman" w:cs="Times New Roman"/>
+                <w:sz w:val="21"/>
+              </w:rPr>
+              <w:t xml:space="preserve"> </w:t>
+            </w:r>
+            <w:proofErr w:type="spellStart"/>
+            <w:r>
+              <w:rPr>
+                <w:rFonts w:ascii="Times New Roman" w:eastAsia="Times New Roman" w:hAnsi="Times New Roman" w:cs="Times New Roman"/>
+                <w:sz w:val="21"/>
+              </w:rPr>
+              <w:t>nhân</w:t>
+            </w:r>
+            <w:proofErr w:type="spellEnd"/>
+            <w:r>
+              <w:rPr>
+                <w:rFonts w:ascii="Times New Roman" w:eastAsia="Times New Roman" w:hAnsi="Times New Roman" w:cs="Times New Roman"/>
+                <w:sz w:val="21"/>
+              </w:rPr>
+              <w:t xml:space="preserve"> </w:t>
+            </w:r>
+            <w:proofErr w:type="spellStart"/>
+            <w:r>
+              <w:rPr>
+                <w:rFonts w:ascii="Times New Roman" w:eastAsia="Times New Roman" w:hAnsi="Times New Roman" w:cs="Times New Roman"/>
+                <w:sz w:val="21"/>
+              </w:rPr>
+              <w:t>giống</w:t>
+            </w:r>
+            <w:proofErr w:type="spellEnd"/>
+          </w:p>
+        </w:tc>
+        <w:tc>
+          <w:tcPr>
+            <w:tcW w:w="753" w:type="pct"/>
+          </w:tcPr>
+          <w:p>
+            <w:pPr>
+              <w:spacing w:after="0" w:line="240" w:lineRule="auto"/>
+              <w:ind w:left="0" w:right="0"/>
+              <w:rPr>
+                <w:rFonts w:ascii="Times New Roman" w:eastAsia="Times New Roman" w:hAnsi="Times New Roman" w:cs="Times New Roman"/>
+                <w:sz w:val="21"/>
+              </w:rPr>
+            </w:pPr>
+          </w:p>
+        </w:tc>
+      </w:tr>
+      <w:tr>
+        <w:trPr>
+          <w:jc w:val="center"/>
+        </w:trPr>
+        <w:tc>
+          <w:tcPr>
+            <w:tcW w:w="277" w:type="pct"/>
+            <w:tcMar>
+              <w:top w:w="80" w:type="dxa"/>
+              <w:left w:w="80" w:type="dxa"/>
+              <w:bottom w:w="80" w:type="dxa"/>
+              <w:right w:w="80" w:type="dxa"/>
+            </w:tcMar>
+            <w:vAlign w:val="center"/>
+          </w:tcPr>
+          <w:p>
+            <w:pPr>
+              <w:spacing w:after="0" w:line="240" w:lineRule="auto"/>
+              <w:ind w:left="0" w:right="0"/>
+              <w:jc w:val="center"/>
+              <w:rPr>
+                <w:rFonts w:ascii="Times New Roman" w:eastAsia="Times New Roman" w:hAnsi="Times New Roman" w:cs="Times New Roman"/>
+              </w:rPr>
+            </w:pPr>
+            <w:r>
+              <w:rPr>
+                <w:rFonts w:ascii="Times New Roman" w:eastAsia="Times New Roman" w:hAnsi="Times New Roman" w:cs="Times New Roman"/>
+                <w:sz w:val="21"/>
+              </w:rPr>
+              <w:t>18</w:t>
+            </w:r>
+          </w:p>
+        </w:tc>
+        <w:tc>
+          <w:tcPr>
+            <w:tcW w:w="412" w:type="pct"/>
+            <w:tcMar>
+              <w:top w:w="80" w:type="dxa"/>
+              <w:left w:w="80" w:type="dxa"/>
+              <w:bottom w:w="80" w:type="dxa"/>
+              <w:right w:w="80" w:type="dxa"/>
+            </w:tcMar>
+            <w:vAlign w:val="center"/>
+          </w:tcPr>
+          <w:p>
+            <w:pPr>
+              <w:spacing w:after="0" w:line="240" w:lineRule="auto"/>
+              <w:ind w:left="0" w:right="0"/>
+              <w:jc w:val="center"/>
+              <w:rPr>
+                <w:rFonts w:ascii="Times New Roman" w:eastAsia="Times New Roman" w:hAnsi="Times New Roman" w:cs="Times New Roman"/>
+              </w:rPr>
+            </w:pPr>
+            <w:r>
+              <w:rPr>
+                <w:rFonts w:ascii="Times New Roman" w:eastAsia="Times New Roman" w:hAnsi="Times New Roman" w:cs="Times New Roman"/>
+                <w:b/>
+                <w:sz w:val="21"/>
+              </w:rPr>
+              <w:t>0322</w:t>
+            </w:r>
+          </w:p>
+        </w:tc>
+        <w:tc>
+          <w:tcPr>
+            <w:tcW w:w="3558" w:type="pct"/>
+            <w:tcMar>
+              <w:top w:w="80" w:type="dxa"/>
+              <w:left w:w="80" w:type="dxa"/>
+              <w:bottom w:w="80" w:type="dxa"/>
+              <w:right w:w="80" w:type="dxa"/>
+            </w:tcMar>
+            <w:vAlign w:val="center"/>
+          </w:tcPr>
+          <w:p>
+            <w:pPr>
+              <w:spacing w:after="0" w:line="240" w:lineRule="auto"/>
+              <w:ind w:left="0" w:right="0"/>
+              <w:rPr>
+                <w:rFonts w:ascii="Times New Roman" w:eastAsia="Times New Roman" w:hAnsi="Times New Roman" w:cs="Times New Roman"/>
+              </w:rPr>
+            </w:pPr>
+            <w:proofErr w:type="spellStart"/>
+            <w:r>
+              <w:rPr>
+                <w:rFonts w:ascii="Times New Roman" w:eastAsia="Times New Roman" w:hAnsi="Times New Roman" w:cs="Times New Roman"/>
+                <w:sz w:val="21"/>
+              </w:rPr>
+              <w:t>Nuôi</w:t>
+            </w:r>
+            <w:proofErr w:type="spellEnd"/>
+            <w:r>
+              <w:rPr>
+                <w:rFonts w:ascii="Times New Roman" w:eastAsia="Times New Roman" w:hAnsi="Times New Roman" w:cs="Times New Roman"/>
+                <w:sz w:val="21"/>
+              </w:rPr>
+              <w:t xml:space="preserve"> </w:t>
+            </w:r>
+            <w:proofErr w:type="spellStart"/>
+            <w:r>
+              <w:rPr>
+                <w:rFonts w:ascii="Times New Roman" w:eastAsia="Times New Roman" w:hAnsi="Times New Roman" w:cs="Times New Roman"/>
+                <w:sz w:val="21"/>
+              </w:rPr>
+              <w:t>trồng</w:t>
+            </w:r>
+            <w:proofErr w:type="spellEnd"/>
+            <w:r>
+              <w:rPr>
+                <w:rFonts w:ascii="Times New Roman" w:eastAsia="Times New Roman" w:hAnsi="Times New Roman" w:cs="Times New Roman"/>
+                <w:sz w:val="21"/>
+              </w:rPr>
+              <w:t xml:space="preserve"> </w:t>
+            </w:r>
+            <w:proofErr w:type="spellStart"/>
+            <w:r>
+              <w:rPr>
+                <w:rFonts w:ascii="Times New Roman" w:eastAsia="Times New Roman" w:hAnsi="Times New Roman" w:cs="Times New Roman"/>
+                <w:sz w:val="21"/>
+              </w:rPr>
+              <w:t>thủy</w:t>
+            </w:r>
+            <w:proofErr w:type="spellEnd"/>
+            <w:r>
+              <w:rPr>
+                <w:rFonts w:ascii="Times New Roman" w:eastAsia="Times New Roman" w:hAnsi="Times New Roman" w:cs="Times New Roman"/>
+                <w:sz w:val="21"/>
+              </w:rPr>
+              <w:t xml:space="preserve"> </w:t>
+            </w:r>
+            <w:proofErr w:type="spellStart"/>
+            <w:r>
+              <w:rPr>
+                <w:rFonts w:ascii="Times New Roman" w:eastAsia="Times New Roman" w:hAnsi="Times New Roman" w:cs="Times New Roman"/>
+                <w:sz w:val="21"/>
+              </w:rPr>
+              <w:t>sản</w:t>
+            </w:r>
+            <w:proofErr w:type="spellEnd"/>
+            <w:r>
+              <w:rPr>
+                <w:rFonts w:ascii="Times New Roman" w:eastAsia="Times New Roman" w:hAnsi="Times New Roman" w:cs="Times New Roman"/>
+                <w:sz w:val="21"/>
+              </w:rPr>
+              <w:t xml:space="preserve"> </w:t>
+            </w:r>
+            <w:proofErr w:type="spellStart"/>
+            <w:r>
+              <w:rPr>
+                <w:rFonts w:ascii="Times New Roman" w:eastAsia="Times New Roman" w:hAnsi="Times New Roman" w:cs="Times New Roman"/>
+                <w:sz w:val="21"/>
+              </w:rPr>
+              <w:t>nội</w:t>
+            </w:r>
+            <w:proofErr w:type="spellEnd"/>
+            <w:r>
+              <w:rPr>
+                <w:rFonts w:ascii="Times New Roman" w:eastAsia="Times New Roman" w:hAnsi="Times New Roman" w:cs="Times New Roman"/>
+                <w:sz w:val="21"/>
+              </w:rPr>
+              <w:t xml:space="preserve"> </w:t>
+            </w:r>
+            <w:proofErr w:type="spellStart"/>
+            <w:r>
+              <w:rPr>
+                <w:rFonts w:ascii="Times New Roman" w:eastAsia="Times New Roman" w:hAnsi="Times New Roman" w:cs="Times New Roman"/>
+                <w:sz w:val="21"/>
+              </w:rPr>
+              <w:t>địa</w:t>
+            </w:r>
+            <w:proofErr w:type="spellEnd"/>
+          </w:p>
+        </w:tc>
+        <w:tc>
+          <w:tcPr>
+            <w:tcW w:w="753" w:type="pct"/>
+          </w:tcPr>
+          <w:p>
+            <w:pPr>
+              <w:spacing w:after="0" w:line="240" w:lineRule="auto"/>
+              <w:ind w:left="0" w:right="0"/>
+              <w:rPr>
+                <w:rFonts w:ascii="Times New Roman" w:eastAsia="Times New Roman" w:hAnsi="Times New Roman" w:cs="Times New Roman"/>
+                <w:sz w:val="21"/>
+              </w:rPr>
+            </w:pPr>
+          </w:p>
+        </w:tc>
+      </w:tr>
+      <w:tr>
+        <w:trPr>
+          <w:jc w:val="center"/>
+        </w:trPr>
+        <w:tc>
+          <w:tcPr>
+            <w:tcW w:w="277" w:type="pct"/>
+            <w:tcMar>
+              <w:top w:w="80" w:type="dxa"/>
+              <w:left w:w="80" w:type="dxa"/>
+              <w:bottom w:w="80" w:type="dxa"/>
+              <w:right w:w="80" w:type="dxa"/>
+            </w:tcMar>
+            <w:vAlign w:val="center"/>
+          </w:tcPr>
+          <w:p>
+            <w:pPr>
+              <w:spacing w:after="0" w:line="240" w:lineRule="auto"/>
+              <w:ind w:left="0" w:right="0"/>
+              <w:jc w:val="center"/>
+              <w:rPr>
+                <w:rFonts w:ascii="Times New Roman" w:eastAsia="Times New Roman" w:hAnsi="Times New Roman" w:cs="Times New Roman"/>
+              </w:rPr>
+            </w:pPr>
+            <w:r>
+              <w:rPr>
+                <w:rFonts w:ascii="Times New Roman" w:eastAsia="Times New Roman" w:hAnsi="Times New Roman" w:cs="Times New Roman"/>
+                <w:sz w:val="21"/>
+              </w:rPr>
+              <w:t>19</w:t>
+            </w:r>
+          </w:p>
+        </w:tc>
+        <w:tc>
+          <w:tcPr>
+            <w:tcW w:w="412" w:type="pct"/>
+            <w:tcMar>
+              <w:top w:w="80" w:type="dxa"/>
+              <w:left w:w="80" w:type="dxa"/>
+              <w:bottom w:w="80" w:type="dxa"/>
+              <w:right w:w="80" w:type="dxa"/>
+            </w:tcMar>
+            <w:vAlign w:val="center"/>
+          </w:tcPr>
+          <w:p>
+            <w:pPr>
+              <w:spacing w:after="0" w:line="240" w:lineRule="auto"/>
+              <w:ind w:left="0" w:right="0"/>
+              <w:jc w:val="center"/>
+              <w:rPr>
+                <w:rFonts w:ascii="Times New Roman" w:eastAsia="Times New Roman" w:hAnsi="Times New Roman" w:cs="Times New Roman"/>
+              </w:rPr>
+            </w:pPr>
+            <w:r>
+              <w:rPr>
+                <w:rFonts w:ascii="Times New Roman" w:eastAsia="Times New Roman" w:hAnsi="Times New Roman" w:cs="Times New Roman"/>
+                <w:b/>
+                <w:sz w:val="21"/>
+              </w:rPr>
+              <w:t>0332</w:t>
+            </w:r>
+          </w:p>
+        </w:tc>
+        <w:tc>
+          <w:tcPr>
+            <w:tcW w:w="3558" w:type="pct"/>
+            <w:tcMar>
+              <w:top w:w="80" w:type="dxa"/>
+              <w:left w:w="80" w:type="dxa"/>
+              <w:bottom w:w="80" w:type="dxa"/>
+              <w:right w:w="80" w:type="dxa"/>
+            </w:tcMar>
+            <w:vAlign w:val="center"/>
+          </w:tcPr>
+          <w:p>
+            <w:pPr>
+              <w:spacing w:after="0" w:line="240" w:lineRule="auto"/>
+              <w:ind w:left="0" w:right="0"/>
+              <w:rPr>
+                <w:rFonts w:ascii="Times New Roman" w:eastAsia="Times New Roman" w:hAnsi="Times New Roman" w:cs="Times New Roman"/>
+              </w:rPr>
+            </w:pPr>
+            <w:proofErr w:type="spellStart"/>
+            <w:r>
+              <w:rPr>
+                <w:rFonts w:ascii="Times New Roman" w:eastAsia="Times New Roman" w:hAnsi="Times New Roman" w:cs="Times New Roman"/>
+                <w:sz w:val="21"/>
+              </w:rPr>
+              <w:t>Hoạt</w:t>
+            </w:r>
+            <w:proofErr w:type="spellEnd"/>
+            <w:r>
+              <w:rPr>
+                <w:rFonts w:ascii="Times New Roman" w:eastAsia="Times New Roman" w:hAnsi="Times New Roman" w:cs="Times New Roman"/>
+                <w:sz w:val="21"/>
+              </w:rPr>
+              <w:t xml:space="preserve"> </w:t>
+            </w:r>
+            <w:proofErr w:type="spellStart"/>
+            <w:r>
+              <w:rPr>
+                <w:rFonts w:ascii="Times New Roman" w:eastAsia="Times New Roman" w:hAnsi="Times New Roman" w:cs="Times New Roman"/>
+                <w:sz w:val="21"/>
+              </w:rPr>
+              <w:t>động</w:t>
+            </w:r>
+            <w:proofErr w:type="spellEnd"/>
+            <w:r>
+              <w:rPr>
+                <w:rFonts w:ascii="Times New Roman" w:eastAsia="Times New Roman" w:hAnsi="Times New Roman" w:cs="Times New Roman"/>
+                <w:sz w:val="21"/>
+              </w:rPr>
+              <w:t xml:space="preserve"> </w:t>
+            </w:r>
+            <w:proofErr w:type="spellStart"/>
+            <w:r>
+              <w:rPr>
+                <w:rFonts w:ascii="Times New Roman" w:eastAsia="Times New Roman" w:hAnsi="Times New Roman" w:cs="Times New Roman"/>
+                <w:sz w:val="21"/>
+              </w:rPr>
+              <w:t>dịch</w:t>
+            </w:r>
+            <w:proofErr w:type="spellEnd"/>
+            <w:r>
+              <w:rPr>
+                <w:rFonts w:ascii="Times New Roman" w:eastAsia="Times New Roman" w:hAnsi="Times New Roman" w:cs="Times New Roman"/>
+                <w:sz w:val="21"/>
+              </w:rPr>
+              <w:t xml:space="preserve"> </w:t>
+            </w:r>
+            <w:proofErr w:type="spellStart"/>
+            <w:r>
+              <w:rPr>
+                <w:rFonts w:ascii="Times New Roman" w:eastAsia="Times New Roman" w:hAnsi="Times New Roman" w:cs="Times New Roman"/>
+                <w:sz w:val="21"/>
+              </w:rPr>
+              <w:t>vụ</w:t>
+            </w:r>
+            <w:proofErr w:type="spellEnd"/>
+            <w:r>
+              <w:rPr>
+                <w:rFonts w:ascii="Times New Roman" w:eastAsia="Times New Roman" w:hAnsi="Times New Roman" w:cs="Times New Roman"/>
+                <w:sz w:val="21"/>
+              </w:rPr>
+              <w:t xml:space="preserve"> </w:t>
+            </w:r>
+            <w:proofErr w:type="spellStart"/>
+            <w:r>
+              <w:rPr>
+                <w:rFonts w:ascii="Times New Roman" w:eastAsia="Times New Roman" w:hAnsi="Times New Roman" w:cs="Times New Roman"/>
+                <w:sz w:val="21"/>
+              </w:rPr>
+              <w:t>hỗ</w:t>
+            </w:r>
+            <w:proofErr w:type="spellEnd"/>
+            <w:r>
+              <w:rPr>
+                <w:rFonts w:ascii="Times New Roman" w:eastAsia="Times New Roman" w:hAnsi="Times New Roman" w:cs="Times New Roman"/>
+                <w:sz w:val="21"/>
+              </w:rPr>
+              <w:t xml:space="preserve"> </w:t>
+            </w:r>
+            <w:proofErr w:type="spellStart"/>
+            <w:r>
+              <w:rPr>
+                <w:rFonts w:ascii="Times New Roman" w:eastAsia="Times New Roman" w:hAnsi="Times New Roman" w:cs="Times New Roman"/>
+                <w:sz w:val="21"/>
+              </w:rPr>
+              <w:t>trợ</w:t>
+            </w:r>
+            <w:proofErr w:type="spellEnd"/>
+            <w:r>
+              <w:rPr>
+                <w:rFonts w:ascii="Times New Roman" w:eastAsia="Times New Roman" w:hAnsi="Times New Roman" w:cs="Times New Roman"/>
+                <w:sz w:val="21"/>
+              </w:rPr>
+              <w:t xml:space="preserve"> </w:t>
+            </w:r>
+            <w:proofErr w:type="spellStart"/>
+            <w:r>
+              <w:rPr>
+                <w:rFonts w:ascii="Times New Roman" w:eastAsia="Times New Roman" w:hAnsi="Times New Roman" w:cs="Times New Roman"/>
+                <w:sz w:val="21"/>
+              </w:rPr>
+              <w:t>nuôi</w:t>
+            </w:r>
+            <w:proofErr w:type="spellEnd"/>
+            <w:r>
+              <w:rPr>
+                <w:rFonts w:ascii="Times New Roman" w:eastAsia="Times New Roman" w:hAnsi="Times New Roman" w:cs="Times New Roman"/>
+                <w:sz w:val="21"/>
+              </w:rPr>
+              <w:t xml:space="preserve"> </w:t>
+            </w:r>
+            <w:proofErr w:type="spellStart"/>
+            <w:r>
+              <w:rPr>
+                <w:rFonts w:ascii="Times New Roman" w:eastAsia="Times New Roman" w:hAnsi="Times New Roman" w:cs="Times New Roman"/>
+                <w:sz w:val="21"/>
+              </w:rPr>
+              <w:t>trồng</w:t>
+            </w:r>
+            <w:proofErr w:type="spellEnd"/>
+            <w:r>
+              <w:rPr>
+                <w:rFonts w:ascii="Times New Roman" w:eastAsia="Times New Roman" w:hAnsi="Times New Roman" w:cs="Times New Roman"/>
+                <w:sz w:val="21"/>
+              </w:rPr>
+              <w:t xml:space="preserve"> </w:t>
+            </w:r>
+            <w:proofErr w:type="spellStart"/>
+            <w:r>
+              <w:rPr>
+                <w:rFonts w:ascii="Times New Roman" w:eastAsia="Times New Roman" w:hAnsi="Times New Roman" w:cs="Times New Roman"/>
+                <w:sz w:val="21"/>
+              </w:rPr>
+              <w:t>thủy</w:t>
+            </w:r>
+            <w:proofErr w:type="spellEnd"/>
+            <w:r>
+              <w:rPr>
+                <w:rFonts w:ascii="Times New Roman" w:eastAsia="Times New Roman" w:hAnsi="Times New Roman" w:cs="Times New Roman"/>
+                <w:sz w:val="21"/>
+              </w:rPr>
+              <w:t xml:space="preserve"> </w:t>
+            </w:r>
+            <w:proofErr w:type="spellStart"/>
+            <w:r>
+              <w:rPr>
+                <w:rFonts w:ascii="Times New Roman" w:eastAsia="Times New Roman" w:hAnsi="Times New Roman" w:cs="Times New Roman"/>
+                <w:sz w:val="21"/>
+              </w:rPr>
+              <w:t>sản</w:t>
+            </w:r>
+            <w:proofErr w:type="spellEnd"/>
+          </w:p>
+        </w:tc>
+        <w:tc>
+          <w:tcPr>
+            <w:tcW w:w="753" w:type="pct"/>
+          </w:tcPr>
+          <w:p>
+            <w:pPr>
+              <w:spacing w:after="0" w:line="240" w:lineRule="auto"/>
+              <w:ind w:left="0" w:right="0"/>
+              <w:rPr>
+                <w:rFonts w:ascii="Times New Roman" w:eastAsia="Times New Roman" w:hAnsi="Times New Roman" w:cs="Times New Roman"/>
+                <w:sz w:val="21"/>
+              </w:rPr>
+            </w:pPr>
+          </w:p>
+        </w:tc>
+      </w:tr>
+      <w:tr>
+        <w:trPr>
+          <w:jc w:val="center"/>
+        </w:trPr>
+        <w:tc>
+          <w:tcPr>
+            <w:tcW w:w="277" w:type="pct"/>
+            <w:tcMar>
+              <w:top w:w="80" w:type="dxa"/>
+              <w:left w:w="80" w:type="dxa"/>
+              <w:bottom w:w="80" w:type="dxa"/>
+              <w:right w:w="80" w:type="dxa"/>
+            </w:tcMar>
+            <w:vAlign w:val="center"/>
+          </w:tcPr>
+          <w:p>
+            <w:pPr>
+              <w:spacing w:after="0" w:line="240" w:lineRule="auto"/>
+              <w:ind w:left="0" w:right="0"/>
+              <w:jc w:val="center"/>
+              <w:rPr>
+                <w:rFonts w:ascii="Times New Roman" w:eastAsia="Times New Roman" w:hAnsi="Times New Roman" w:cs="Times New Roman"/>
+              </w:rPr>
+            </w:pPr>
+            <w:r>
+              <w:rPr>
+                <w:rFonts w:ascii="Times New Roman" w:eastAsia="Times New Roman" w:hAnsi="Times New Roman" w:cs="Times New Roman"/>
+                <w:sz w:val="21"/>
+              </w:rPr>
+              <w:t>20</w:t>
+            </w:r>
+          </w:p>
+        </w:tc>
+        <w:tc>
+          <w:tcPr>
+            <w:tcW w:w="412" w:type="pct"/>
+            <w:tcMar>
+              <w:top w:w="80" w:type="dxa"/>
+              <w:left w:w="80" w:type="dxa"/>
+              <w:bottom w:w="80" w:type="dxa"/>
+              <w:right w:w="80" w:type="dxa"/>
+            </w:tcMar>
+            <w:vAlign w:val="center"/>
+          </w:tcPr>
+          <w:p>
+            <w:pPr>
+              <w:spacing w:after="0" w:line="240" w:lineRule="auto"/>
+              <w:ind w:left="0" w:right="0"/>
+              <w:jc w:val="center"/>
+              <w:rPr>
+                <w:rFonts w:ascii="Times New Roman" w:eastAsia="Times New Roman" w:hAnsi="Times New Roman" w:cs="Times New Roman"/>
+              </w:rPr>
+            </w:pPr>
+            <w:r>
+              <w:rPr>
+                <w:rFonts w:ascii="Times New Roman" w:eastAsia="Times New Roman" w:hAnsi="Times New Roman" w:cs="Times New Roman"/>
+                <w:b/>
+                <w:sz w:val="21"/>
+              </w:rPr>
+              <w:t>0210</w:t>
+            </w:r>
+          </w:p>
+        </w:tc>
+        <w:tc>
+          <w:tcPr>
+            <w:tcW w:w="3558" w:type="pct"/>
+            <w:tcMar>
+              <w:top w:w="80" w:type="dxa"/>
+              <w:left w:w="80" w:type="dxa"/>
+              <w:bottom w:w="80" w:type="dxa"/>
+              <w:right w:w="80" w:type="dxa"/>
+            </w:tcMar>
+            <w:vAlign w:val="center"/>
+          </w:tcPr>
+          <w:p>
+            <w:pPr>
+              <w:spacing w:after="0" w:line="240" w:lineRule="auto"/>
+              <w:ind w:left="0" w:right="0"/>
+              <w:rPr>
+                <w:rFonts w:ascii="Times New Roman" w:eastAsia="Times New Roman" w:hAnsi="Times New Roman" w:cs="Times New Roman"/>
+              </w:rPr>
+            </w:pPr>
+            <w:proofErr w:type="spellStart"/>
+            <w:r>
+              <w:rPr>
+                <w:rFonts w:ascii="Times New Roman" w:eastAsia="Times New Roman" w:hAnsi="Times New Roman" w:cs="Times New Roman"/>
+                <w:sz w:val="21"/>
+              </w:rPr>
+              <w:t>Trồng</w:t>
+            </w:r>
+            <w:proofErr w:type="spellEnd"/>
+            <w:r>
+              <w:rPr>
+                <w:rFonts w:ascii="Times New Roman" w:eastAsia="Times New Roman" w:hAnsi="Times New Roman" w:cs="Times New Roman"/>
+                <w:sz w:val="21"/>
+              </w:rPr>
+              <w:t xml:space="preserve"> </w:t>
+            </w:r>
+            <w:proofErr w:type="spellStart"/>
+            <w:r>
+              <w:rPr>
+                <w:rFonts w:ascii="Times New Roman" w:eastAsia="Times New Roman" w:hAnsi="Times New Roman" w:cs="Times New Roman"/>
+                <w:sz w:val="21"/>
+              </w:rPr>
+              <w:t>rừng</w:t>
+            </w:r>
+            <w:proofErr w:type="spellEnd"/>
+            <w:r>
+              <w:rPr>
+                <w:rFonts w:ascii="Times New Roman" w:eastAsia="Times New Roman" w:hAnsi="Times New Roman" w:cs="Times New Roman"/>
+                <w:sz w:val="21"/>
+              </w:rPr>
+              <w:t xml:space="preserve">, </w:t>
+            </w:r>
+            <w:proofErr w:type="spellStart"/>
+            <w:r>
+              <w:rPr>
+                <w:rFonts w:ascii="Times New Roman" w:eastAsia="Times New Roman" w:hAnsi="Times New Roman" w:cs="Times New Roman"/>
+                <w:sz w:val="21"/>
+              </w:rPr>
+              <w:t>chăm</w:t>
+            </w:r>
+            <w:proofErr w:type="spellEnd"/>
+            <w:r>
+              <w:rPr>
+                <w:rFonts w:ascii="Times New Roman" w:eastAsia="Times New Roman" w:hAnsi="Times New Roman" w:cs="Times New Roman"/>
+                <w:sz w:val="21"/>
+              </w:rPr>
+              <w:t xml:space="preserve"> </w:t>
+            </w:r>
+            <w:proofErr w:type="spellStart"/>
+            <w:r>
+              <w:rPr>
+                <w:rFonts w:ascii="Times New Roman" w:eastAsia="Times New Roman" w:hAnsi="Times New Roman" w:cs="Times New Roman"/>
+                <w:sz w:val="21"/>
+              </w:rPr>
+              <w:t>sóc</w:t>
+            </w:r>
+            <w:proofErr w:type="spellEnd"/>
+            <w:r>
+              <w:rPr>
+                <w:rFonts w:ascii="Times New Roman" w:eastAsia="Times New Roman" w:hAnsi="Times New Roman" w:cs="Times New Roman"/>
+                <w:sz w:val="21"/>
+              </w:rPr>
+              <w:t xml:space="preserve"> </w:t>
+            </w:r>
+            <w:proofErr w:type="spellStart"/>
+            <w:r>
+              <w:rPr>
+                <w:rFonts w:ascii="Times New Roman" w:eastAsia="Times New Roman" w:hAnsi="Times New Roman" w:cs="Times New Roman"/>
+                <w:sz w:val="21"/>
+              </w:rPr>
+              <w:t>rừng</w:t>
+            </w:r>
+            <w:proofErr w:type="spellEnd"/>
+            <w:r>
+              <w:rPr>
+                <w:rFonts w:ascii="Times New Roman" w:eastAsia="Times New Roman" w:hAnsi="Times New Roman" w:cs="Times New Roman"/>
+                <w:sz w:val="21"/>
+              </w:rPr>
+              <w:t xml:space="preserve"> </w:t>
+            </w:r>
+            <w:proofErr w:type="spellStart"/>
+            <w:r>
+              <w:rPr>
+                <w:rFonts w:ascii="Times New Roman" w:eastAsia="Times New Roman" w:hAnsi="Times New Roman" w:cs="Times New Roman"/>
+                <w:sz w:val="21"/>
+              </w:rPr>
+              <w:t>và</w:t>
+            </w:r>
+            <w:proofErr w:type="spellEnd"/>
+            <w:r>
+              <w:rPr>
+                <w:rFonts w:ascii="Times New Roman" w:eastAsia="Times New Roman" w:hAnsi="Times New Roman" w:cs="Times New Roman"/>
+                <w:sz w:val="21"/>
+              </w:rPr>
+              <w:t xml:space="preserve"> </w:t>
+            </w:r>
+            <w:proofErr w:type="spellStart"/>
+            <w:r>
+              <w:rPr>
+                <w:rFonts w:ascii="Times New Roman" w:eastAsia="Times New Roman" w:hAnsi="Times New Roman" w:cs="Times New Roman"/>
+                <w:sz w:val="21"/>
+              </w:rPr>
+              <w:t>ươm</w:t>
+            </w:r>
+            <w:proofErr w:type="spellEnd"/>
+            <w:r>
+              <w:rPr>
+                <w:rFonts w:ascii="Times New Roman" w:eastAsia="Times New Roman" w:hAnsi="Times New Roman" w:cs="Times New Roman"/>
+                <w:sz w:val="21"/>
+              </w:rPr>
+              <w:t xml:space="preserve"> </w:t>
+            </w:r>
+            <w:proofErr w:type="spellStart"/>
+            <w:r>
+              <w:rPr>
+                <w:rFonts w:ascii="Times New Roman" w:eastAsia="Times New Roman" w:hAnsi="Times New Roman" w:cs="Times New Roman"/>
+                <w:sz w:val="21"/>
+              </w:rPr>
+              <w:t>giống</w:t>
+            </w:r>
+            <w:proofErr w:type="spellEnd"/>
+            <w:r>
+              <w:rPr>
+                <w:rFonts w:ascii="Times New Roman" w:eastAsia="Times New Roman" w:hAnsi="Times New Roman" w:cs="Times New Roman"/>
+                <w:sz w:val="21"/>
+              </w:rPr>
+              <w:t xml:space="preserve"> </w:t>
+            </w:r>
+            <w:proofErr w:type="spellStart"/>
+            <w:r>
+              <w:rPr>
+                <w:rFonts w:ascii="Times New Roman" w:eastAsia="Times New Roman" w:hAnsi="Times New Roman" w:cs="Times New Roman"/>
+                <w:sz w:val="21"/>
+              </w:rPr>
+              <w:t>cây</w:t>
+            </w:r>
+            <w:proofErr w:type="spellEnd"/>
+            <w:r>
+              <w:rPr>
+                <w:rFonts w:ascii="Times New Roman" w:eastAsia="Times New Roman" w:hAnsi="Times New Roman" w:cs="Times New Roman"/>
+                <w:sz w:val="21"/>
+              </w:rPr>
+              <w:t xml:space="preserve"> </w:t>
+            </w:r>
+            <w:proofErr w:type="spellStart"/>
+            <w:r>
+              <w:rPr>
+                <w:rFonts w:ascii="Times New Roman" w:eastAsia="Times New Roman" w:hAnsi="Times New Roman" w:cs="Times New Roman"/>
+                <w:sz w:val="21"/>
+              </w:rPr>
+              <w:t>lâm</w:t>
+            </w:r>
+            <w:proofErr w:type="spellEnd"/>
+            <w:r>
+              <w:rPr>
+                <w:rFonts w:ascii="Times New Roman" w:eastAsia="Times New Roman" w:hAnsi="Times New Roman" w:cs="Times New Roman"/>
+                <w:sz w:val="21"/>
+              </w:rPr>
+              <w:t xml:space="preserve"> </w:t>
+            </w:r>
+            <w:proofErr w:type="spellStart"/>
+            <w:r>
+              <w:rPr>
+                <w:rFonts w:ascii="Times New Roman" w:eastAsia="Times New Roman" w:hAnsi="Times New Roman" w:cs="Times New Roman"/>
+                <w:sz w:val="21"/>
+              </w:rPr>
+              <w:t>nghiệp</w:t>
+            </w:r>
+            <w:proofErr w:type="spellEnd"/>
+          </w:p>
+        </w:tc>
+        <w:tc>
+          <w:tcPr>
+            <w:tcW w:w="753" w:type="pct"/>
+          </w:tcPr>
+          <w:p>
+            <w:pPr>
+              <w:spacing w:after="0" w:line="240" w:lineRule="auto"/>
+              <w:ind w:left="0" w:right="0"/>
+              <w:rPr>
+                <w:rFonts w:ascii="Times New Roman" w:eastAsia="Times New Roman" w:hAnsi="Times New Roman" w:cs="Times New Roman"/>
+                <w:sz w:val="21"/>
+              </w:rPr>
+            </w:pPr>
+          </w:p>
+        </w:tc>
+      </w:tr>
+      <w:tr>
+        <w:trPr>
+          <w:jc w:val="center"/>
+        </w:trPr>
+        <w:tc>
+          <w:tcPr>
+            <w:tcW w:w="277" w:type="pct"/>
+            <w:tcMar>
+              <w:top w:w="80" w:type="dxa"/>
+              <w:left w:w="80" w:type="dxa"/>
+              <w:bottom w:w="80" w:type="dxa"/>
+              <w:right w:w="80" w:type="dxa"/>
+            </w:tcMar>
+            <w:vAlign w:val="center"/>
+          </w:tcPr>
+          <w:p>
+            <w:pPr>
+              <w:spacing w:after="0" w:line="240" w:lineRule="auto"/>
+              <w:ind w:left="0" w:right="0"/>
+              <w:jc w:val="center"/>
+              <w:rPr>
+                <w:rFonts w:ascii="Times New Roman" w:eastAsia="Times New Roman" w:hAnsi="Times New Roman" w:cs="Times New Roman"/>
+              </w:rPr>
+            </w:pPr>
+            <w:r>
+              <w:rPr>
+                <w:rFonts w:ascii="Times New Roman" w:eastAsia="Times New Roman" w:hAnsi="Times New Roman" w:cs="Times New Roman"/>
+                <w:sz w:val="21"/>
+              </w:rPr>
+              <w:t>21</w:t>
+            </w:r>
+          </w:p>
+        </w:tc>
+        <w:tc>
+          <w:tcPr>
+            <w:tcW w:w="412" w:type="pct"/>
+            <w:tcMar>
+              <w:top w:w="80" w:type="dxa"/>
+              <w:left w:w="80" w:type="dxa"/>
+              <w:bottom w:w="80" w:type="dxa"/>
+              <w:right w:w="80" w:type="dxa"/>
+            </w:tcMar>
+            <w:vAlign w:val="center"/>
+          </w:tcPr>
+          <w:p>
+            <w:pPr>
+              <w:spacing w:after="0" w:line="240" w:lineRule="auto"/>
+              <w:ind w:left="0" w:right="0"/>
+              <w:jc w:val="center"/>
+              <w:rPr>
+                <w:rFonts w:ascii="Times New Roman" w:eastAsia="Times New Roman" w:hAnsi="Times New Roman" w:cs="Times New Roman"/>
+              </w:rPr>
+            </w:pPr>
+            <w:r>
+              <w:rPr>
+                <w:rFonts w:ascii="Times New Roman" w:eastAsia="Times New Roman" w:hAnsi="Times New Roman" w:cs="Times New Roman"/>
+                <w:b/>
+                <w:sz w:val="21"/>
+              </w:rPr>
+              <w:t>0240</w:t>
+            </w:r>
+          </w:p>
+        </w:tc>
+        <w:tc>
+          <w:tcPr>
+            <w:tcW w:w="3558" w:type="pct"/>
+            <w:tcMar>
+              <w:top w:w="80" w:type="dxa"/>
+              <w:left w:w="80" w:type="dxa"/>
+              <w:bottom w:w="80" w:type="dxa"/>
+              <w:right w:w="80" w:type="dxa"/>
+            </w:tcMar>
+            <w:vAlign w:val="center"/>
+          </w:tcPr>
+          <w:p>
+            <w:pPr>
+              <w:spacing w:after="0" w:line="240" w:lineRule="auto"/>
+              <w:ind w:left="0" w:right="0"/>
+              <w:rPr>
+                <w:rFonts w:ascii="Times New Roman" w:eastAsia="Times New Roman" w:hAnsi="Times New Roman" w:cs="Times New Roman"/>
+              </w:rPr>
+            </w:pPr>
+            <w:proofErr w:type="spellStart"/>
+            <w:r>
+              <w:rPr>
+                <w:rFonts w:ascii="Times New Roman" w:eastAsia="Times New Roman" w:hAnsi="Times New Roman" w:cs="Times New Roman"/>
+                <w:sz w:val="21"/>
+              </w:rPr>
+              <w:t>Hoạt</w:t>
+            </w:r>
+            <w:proofErr w:type="spellEnd"/>
+            <w:r>
+              <w:rPr>
+                <w:rFonts w:ascii="Times New Roman" w:eastAsia="Times New Roman" w:hAnsi="Times New Roman" w:cs="Times New Roman"/>
+                <w:sz w:val="21"/>
+              </w:rPr>
+              <w:t xml:space="preserve"> </w:t>
+            </w:r>
+            <w:proofErr w:type="spellStart"/>
+            <w:r>
+              <w:rPr>
+                <w:rFonts w:ascii="Times New Roman" w:eastAsia="Times New Roman" w:hAnsi="Times New Roman" w:cs="Times New Roman"/>
+                <w:sz w:val="21"/>
+              </w:rPr>
+              <w:t>động</w:t>
+            </w:r>
+            <w:proofErr w:type="spellEnd"/>
+            <w:r>
+              <w:rPr>
+                <w:rFonts w:ascii="Times New Roman" w:eastAsia="Times New Roman" w:hAnsi="Times New Roman" w:cs="Times New Roman"/>
+                <w:sz w:val="21"/>
+              </w:rPr>
+              <w:t xml:space="preserve"> </w:t>
+            </w:r>
+            <w:proofErr w:type="spellStart"/>
+            <w:r>
+              <w:rPr>
+                <w:rFonts w:ascii="Times New Roman" w:eastAsia="Times New Roman" w:hAnsi="Times New Roman" w:cs="Times New Roman"/>
+                <w:sz w:val="21"/>
+              </w:rPr>
+              <w:t>dịch</w:t>
+            </w:r>
+            <w:proofErr w:type="spellEnd"/>
+            <w:r>
+              <w:rPr>
+                <w:rFonts w:ascii="Times New Roman" w:eastAsia="Times New Roman" w:hAnsi="Times New Roman" w:cs="Times New Roman"/>
+                <w:sz w:val="21"/>
+              </w:rPr>
+              <w:t xml:space="preserve"> </w:t>
+            </w:r>
+            <w:proofErr w:type="spellStart"/>
+            <w:r>
+              <w:rPr>
+                <w:rFonts w:ascii="Times New Roman" w:eastAsia="Times New Roman" w:hAnsi="Times New Roman" w:cs="Times New Roman"/>
+                <w:sz w:val="21"/>
+              </w:rPr>
+              <w:t>vụ</w:t>
+            </w:r>
+            <w:proofErr w:type="spellEnd"/>
+            <w:r>
+              <w:rPr>
+                <w:rFonts w:ascii="Times New Roman" w:eastAsia="Times New Roman" w:hAnsi="Times New Roman" w:cs="Times New Roman"/>
+                <w:sz w:val="21"/>
+              </w:rPr>
+              <w:t xml:space="preserve"> </w:t>
+            </w:r>
+            <w:proofErr w:type="spellStart"/>
+            <w:r>
+              <w:rPr>
+                <w:rFonts w:ascii="Times New Roman" w:eastAsia="Times New Roman" w:hAnsi="Times New Roman" w:cs="Times New Roman"/>
+                <w:sz w:val="21"/>
+              </w:rPr>
+              <w:t>lâm</w:t>
+            </w:r>
+            <w:proofErr w:type="spellEnd"/>
+            <w:r>
+              <w:rPr>
+                <w:rFonts w:ascii="Times New Roman" w:eastAsia="Times New Roman" w:hAnsi="Times New Roman" w:cs="Times New Roman"/>
+                <w:sz w:val="21"/>
+              </w:rPr>
+              <w:t xml:space="preserve"> </w:t>
+            </w:r>
+            <w:proofErr w:type="spellStart"/>
+            <w:r>
+              <w:rPr>
+                <w:rFonts w:ascii="Times New Roman" w:eastAsia="Times New Roman" w:hAnsi="Times New Roman" w:cs="Times New Roman"/>
+                <w:sz w:val="21"/>
+              </w:rPr>
+              <w:t>nghiệp</w:t>
+            </w:r>
+            <w:proofErr w:type="spellEnd"/>
+          </w:p>
+        </w:tc>
+        <w:tc>
+          <w:tcPr>
+            <w:tcW w:w="753" w:type="pct"/>
+          </w:tcPr>
+          <w:p>
+            <w:pPr>
+              <w:spacing w:after="0" w:line="240" w:lineRule="auto"/>
+              <w:ind w:left="0" w:right="0"/>
+              <w:rPr>
+                <w:rFonts w:ascii="Times New Roman" w:eastAsia="Times New Roman" w:hAnsi="Times New Roman" w:cs="Times New Roman"/>
+                <w:sz w:val="21"/>
               </w:rPr>
             </w:pPr>
           </w:p>
@@ -5979,6 +10187,7 @@
                 <w:sz w:val="26"/>
                 <w:szCs w:val="26"/>
               </w:rPr>
+              <w:lastRenderedPageBreak/>
               <w:br/>
               <w:t>LÊ VĂN GIANG</w:t>
             </w:r>
@@ -6020,6 +10229,7 @@
                 <w:szCs w:val="26"/>
                 <w:lang w:eastAsia="zh-CN"/>
               </w:rPr>
+              <w:lastRenderedPageBreak/>
               <w:t> </w:t>
             </w:r>
           </w:p>
@@ -7810,6 +12020,28 @@
       </w:tblBorders>
     </w:tblPr>
   </w:style>
+  <w:style w:type="table" w:customStyle="1" w:styleId="TableGrid2">
+    <w:name w:val="Table Grid2"/>
+    <w:basedOn w:val="TableNormal"/>
+    <w:next w:val="TableGrid"/>
+    <w:uiPriority w:val="59"/>
+    <w:rsid w:val="005243AD"/>
+    <w:rPr>
+      <w:rFonts w:ascii="Cambria" w:eastAsia="MS Mincho" w:hAnsi="Cambria"/>
+      <w:sz w:val="22"/>
+      <w:szCs w:val="22"/>
+    </w:rPr>
+    <w:tblPr>
+      <w:tblBorders>
+        <w:top w:val="single" w:sz="4" w:space="0" w:color="auto"/>
+        <w:left w:val="single" w:sz="4" w:space="0" w:color="auto"/>
+        <w:bottom w:val="single" w:sz="4" w:space="0" w:color="auto"/>
+        <w:right w:val="single" w:sz="4" w:space="0" w:color="auto"/>
+        <w:insideH w:val="single" w:sz="4" w:space="0" w:color="auto"/>
+        <w:insideV w:val="single" w:sz="4" w:space="0" w:color="auto"/>
+      </w:tblBorders>
+    </w:tblPr>
+  </w:style>
 </w:styles>
 </file>
 
@@ -8075,6 +12307,15 @@
 </file>
 
 <file path=customXml/item1.xml><?xml version="1.0" encoding="utf-8"?>
+<?mso-contentType ?>
+<FormTemplates xmlns="http://schemas.microsoft.com/sharepoint/v3/contenttype/forms">
+  <Display>DocumentLibraryForm</Display>
+  <Edit>DocumentLibraryForm</Edit>
+  <New>DocumentLibraryForm</New>
+</FormTemplates>
+</file>
+
+<file path=customXml/item2.xml><?xml version="1.0" encoding="utf-8"?>
 <p:properties xmlns:p="http://schemas.microsoft.com/office/2006/metadata/properties" xmlns:xsi="http://www.w3.org/2001/XMLSchema-instance" xmlns:pc="http://schemas.microsoft.com/office/infopath/2007/PartnerControls">
   <documentManagement>
     <AlternateThumbnailUrl xmlns="http://schemas.microsoft.com/sharepoint/v3">
@@ -8087,15 +12328,6 @@
     <Description xmlns="http://schemas.microsoft.com/sharepoint/v3" xsi:nil="true"/>
   </documentManagement>
 </p:properties>
-</file>
-
-<file path=customXml/item2.xml><?xml version="1.0" encoding="utf-8"?>
-<?mso-contentType ?>
-<FormTemplates xmlns="http://schemas.microsoft.com/sharepoint/v3/contenttype/forms">
-  <Display>DocumentLibraryForm</Display>
-  <Edit>DocumentLibraryForm</Edit>
-  <New>DocumentLibraryForm</New>
-</FormTemplates>
 </file>
 
 <file path=customXml/item3.xml><?xml version="1.0" encoding="utf-8"?>
@@ -8287,20 +12519,20 @@
 </file>
 
 <file path=customXml/itemProps1.xml><?xml version="1.0" encoding="utf-8"?>
+<ds:datastoreItem xmlns:ds="http://schemas.openxmlformats.org/officeDocument/2006/customXml" ds:itemID="{AFD07A8A-035B-44B3-8740-60045F8E4C9F}">
+  <ds:schemaRefs>
+    <ds:schemaRef ds:uri="http://schemas.microsoft.com/sharepoint/v3/contenttype/forms"/>
+  </ds:schemaRefs>
+</ds:datastoreItem>
+</file>
+
+<file path=customXml/itemProps2.xml><?xml version="1.0" encoding="utf-8"?>
 <ds:datastoreItem xmlns:ds="http://schemas.openxmlformats.org/officeDocument/2006/customXml" ds:itemID="{DFBF5159-804B-4563-9B15-6A0468B25410}">
   <ds:schemaRefs>
     <ds:schemaRef ds:uri="http://schemas.microsoft.com/office/2006/metadata/properties"/>
     <ds:schemaRef ds:uri="http://schemas.microsoft.com/office/infopath/2007/PartnerControls"/>
     <ds:schemaRef ds:uri="http://schemas.microsoft.com/sharepoint/v3"/>
     <ds:schemaRef ds:uri="4ae7861e-4bff-47fb-9754-a3da037d4eb5"/>
-  </ds:schemaRefs>
-</ds:datastoreItem>
-</file>
-
-<file path=customXml/itemProps2.xml><?xml version="1.0" encoding="utf-8"?>
-<ds:datastoreItem xmlns:ds="http://schemas.openxmlformats.org/officeDocument/2006/customXml" ds:itemID="{AFD07A8A-035B-44B3-8740-60045F8E4C9F}">
-  <ds:schemaRefs>
-    <ds:schemaRef ds:uri="http://schemas.microsoft.com/sharepoint/v3/contenttype/forms"/>
   </ds:schemaRefs>
 </ds:datastoreItem>
 </file>
